--- a/mcap-review/packets/expressions-equations/expressions-equations-review-packet.docx
+++ b/mcap-review/packets/expressions-equations/expressions-equations-review-packet.docx
@@ -1352,312 +1352,789 @@
         <w:t xml:space="preserve">MCAP-Style Practice</w:t>
       </w:r>
     </w:p>
-    <w:p>
-      <w:pPr>
-        <w:spacing w:after="80"/>
-      </w:pPr>
-      <w:r>
-        <w:rPr>
-          <w:rFonts w:ascii="Calibri" w:cs="Calibri" w:eastAsia="Calibri" w:hAnsi="Calibri"/>
-          <w:i/>
-          <w:iCs/>
-          <w:color w:val="5F6F80"/>
-          <w:sz w:val="19"/>
-          <w:szCs w:val="19"/>
-        </w:rPr>
-        <w:t xml:space="preserve">Bubble the best answer or fill in the blank, just like on the test.</w:t>
-      </w:r>
-    </w:p>
-    <w:p>
-      <w:pPr>
-        <w:spacing w:after="40" w:before="120"/>
-      </w:pPr>
-      <w:r>
-        <w:rPr>
-          <w:rFonts w:ascii="Calibri" w:cs="Calibri" w:eastAsia="Calibri" w:hAnsi="Calibri"/>
-          <w:b/>
-          <w:bCs/>
-          <w:color w:val="12355B"/>
-          <w:sz w:val="21"/>
-          <w:szCs w:val="21"/>
-        </w:rPr>
-        <w:t xml:space="preserve">1.  </w:t>
-      </w:r>
-      <w:r>
-        <w:rPr>
-          <w:rFonts w:ascii="Calibri" w:cs="Calibri" w:eastAsia="Calibri" w:hAnsi="Calibri"/>
-          <w:color w:val="1A2733"/>
-          <w:sz w:val="21"/>
-          <w:szCs w:val="21"/>
-        </w:rPr>
-        <w:t xml:space="preserve">Which expression is equal to 2³?</w:t>
-      </w:r>
-    </w:p>
-    <w:p>
-      <w:pPr>
-        <w:spacing w:after="20"/>
-        <w:ind w:left="360"/>
-      </w:pPr>
-      <w:r>
-        <w:rPr>
-          <w:rFonts w:ascii="Calibri" w:cs="Calibri" w:eastAsia="Calibri" w:hAnsi="Calibri"/>
-          <w:color w:val="1A2733"/>
-          <w:sz w:val="20"/>
-          <w:szCs w:val="20"/>
-        </w:rPr>
-        <w:t xml:space="preserve">  ◯  A.  </w:t>
-      </w:r>
-      <w:r>
-        <w:rPr>
-          <w:rFonts w:ascii="Calibri" w:cs="Calibri" w:eastAsia="Calibri" w:hAnsi="Calibri"/>
-          <w:color w:val="1A2733"/>
-          <w:sz w:val="20"/>
-          <w:szCs w:val="20"/>
-        </w:rPr>
-        <w:t xml:space="preserve">2 × 3</w:t>
-      </w:r>
-    </w:p>
-    <w:p>
-      <w:pPr>
-        <w:spacing w:after="20"/>
-        <w:ind w:left="360"/>
-      </w:pPr>
-      <w:r>
-        <w:rPr>
-          <w:rFonts w:ascii="Calibri" w:cs="Calibri" w:eastAsia="Calibri" w:hAnsi="Calibri"/>
-          <w:color w:val="1A2733"/>
-          <w:sz w:val="20"/>
-          <w:szCs w:val="20"/>
-        </w:rPr>
-        <w:t xml:space="preserve">  ◯  B.  </w:t>
-      </w:r>
-      <w:r>
-        <w:rPr>
-          <w:rFonts w:ascii="Calibri" w:cs="Calibri" w:eastAsia="Calibri" w:hAnsi="Calibri"/>
-          <w:color w:val="1A2733"/>
-          <w:sz w:val="20"/>
-          <w:szCs w:val="20"/>
-        </w:rPr>
-        <w:t xml:space="preserve">2 + 2 + 2</w:t>
-      </w:r>
-    </w:p>
-    <w:p>
-      <w:pPr>
-        <w:spacing w:after="20"/>
-        <w:ind w:left="360"/>
-      </w:pPr>
-      <w:r>
-        <w:rPr>
-          <w:rFonts w:ascii="Calibri" w:cs="Calibri" w:eastAsia="Calibri" w:hAnsi="Calibri"/>
-          <w:color w:val="1A2733"/>
-          <w:sz w:val="20"/>
-          <w:szCs w:val="20"/>
-        </w:rPr>
-        <w:t xml:space="preserve">  ◯  C.  </w:t>
-      </w:r>
-      <w:r>
-        <w:rPr>
-          <w:rFonts w:ascii="Calibri" w:cs="Calibri" w:eastAsia="Calibri" w:hAnsi="Calibri"/>
-          <w:color w:val="1A2733"/>
-          <w:sz w:val="20"/>
-          <w:szCs w:val="20"/>
-        </w:rPr>
-        <w:t xml:space="preserve">2 × 2 × 2</w:t>
-      </w:r>
-    </w:p>
-    <w:p>
-      <w:pPr>
-        <w:spacing w:after="20"/>
-        <w:ind w:left="360"/>
-      </w:pPr>
-      <w:r>
-        <w:rPr>
-          <w:rFonts w:ascii="Calibri" w:cs="Calibri" w:eastAsia="Calibri" w:hAnsi="Calibri"/>
-          <w:color w:val="1A2733"/>
-          <w:sz w:val="20"/>
-          <w:szCs w:val="20"/>
-        </w:rPr>
-        <w:t xml:space="preserve">  ◯  D.  </w:t>
-      </w:r>
-      <w:r>
-        <w:rPr>
-          <w:rFonts w:ascii="Calibri" w:cs="Calibri" w:eastAsia="Calibri" w:hAnsi="Calibri"/>
-          <w:color w:val="1A2733"/>
-          <w:sz w:val="20"/>
-          <w:szCs w:val="20"/>
-        </w:rPr>
-        <w:t xml:space="preserve">3 × 3</w:t>
-      </w:r>
-    </w:p>
-    <w:p>
-      <w:pPr>
-        <w:spacing w:after="40" w:before="120"/>
-      </w:pPr>
-      <w:r>
-        <w:rPr>
-          <w:rFonts w:ascii="Calibri" w:cs="Calibri" w:eastAsia="Calibri" w:hAnsi="Calibri"/>
-          <w:b/>
-          <w:bCs/>
-          <w:color w:val="12355B"/>
-          <w:sz w:val="21"/>
-          <w:szCs w:val="21"/>
-        </w:rPr>
-        <w:t xml:space="preserve">2.  </w:t>
-      </w:r>
-      <w:r>
-        <w:rPr>
-          <w:rFonts w:ascii="Calibri" w:cs="Calibri" w:eastAsia="Calibri" w:hAnsi="Calibri"/>
-          <w:color w:val="1A2733"/>
-          <w:sz w:val="21"/>
-          <w:szCs w:val="21"/>
-        </w:rPr>
-        <w:t xml:space="preserve">What is the value of 5²?</w:t>
-      </w:r>
-    </w:p>
-    <w:p>
-      <w:pPr>
-        <w:spacing w:after="20"/>
-        <w:ind w:left="360"/>
-      </w:pPr>
-      <w:r>
-        <w:rPr>
-          <w:rFonts w:ascii="Calibri" w:cs="Calibri" w:eastAsia="Calibri" w:hAnsi="Calibri"/>
-          <w:color w:val="1A2733"/>
-          <w:sz w:val="20"/>
-          <w:szCs w:val="20"/>
-        </w:rPr>
-        <w:t xml:space="preserve">  ◯  A.  </w:t>
-      </w:r>
-      <w:r>
-        <w:rPr>
-          <w:rFonts w:ascii="Calibri" w:cs="Calibri" w:eastAsia="Calibri" w:hAnsi="Calibri"/>
-          <w:color w:val="1A2733"/>
-          <w:sz w:val="20"/>
-          <w:szCs w:val="20"/>
-        </w:rPr>
-        <w:t xml:space="preserve">7</w:t>
-      </w:r>
-    </w:p>
-    <w:p>
-      <w:pPr>
-        <w:spacing w:after="20"/>
-        <w:ind w:left="360"/>
-      </w:pPr>
-      <w:r>
-        <w:rPr>
-          <w:rFonts w:ascii="Calibri" w:cs="Calibri" w:eastAsia="Calibri" w:hAnsi="Calibri"/>
-          <w:color w:val="1A2733"/>
-          <w:sz w:val="20"/>
-          <w:szCs w:val="20"/>
-        </w:rPr>
-        <w:t xml:space="preserve">  ◯  B.  </w:t>
-      </w:r>
-      <w:r>
-        <w:rPr>
-          <w:rFonts w:ascii="Calibri" w:cs="Calibri" w:eastAsia="Calibri" w:hAnsi="Calibri"/>
-          <w:color w:val="1A2733"/>
-          <w:sz w:val="20"/>
-          <w:szCs w:val="20"/>
-        </w:rPr>
-        <w:t xml:space="preserve">10</w:t>
-      </w:r>
-    </w:p>
-    <w:p>
-      <w:pPr>
-        <w:spacing w:after="20"/>
-        <w:ind w:left="360"/>
-      </w:pPr>
-      <w:r>
-        <w:rPr>
-          <w:rFonts w:ascii="Calibri" w:cs="Calibri" w:eastAsia="Calibri" w:hAnsi="Calibri"/>
-          <w:color w:val="1A2733"/>
-          <w:sz w:val="20"/>
-          <w:szCs w:val="20"/>
-        </w:rPr>
-        <w:t xml:space="preserve">  ◯  C.  </w:t>
-      </w:r>
-      <w:r>
-        <w:rPr>
-          <w:rFonts w:ascii="Calibri" w:cs="Calibri" w:eastAsia="Calibri" w:hAnsi="Calibri"/>
-          <w:color w:val="1A2733"/>
-          <w:sz w:val="20"/>
-          <w:szCs w:val="20"/>
-        </w:rPr>
-        <w:t xml:space="preserve">25</w:t>
-      </w:r>
-    </w:p>
-    <w:p>
-      <w:pPr>
-        <w:spacing w:after="20"/>
-        <w:ind w:left="360"/>
-      </w:pPr>
-      <w:r>
-        <w:rPr>
-          <w:rFonts w:ascii="Calibri" w:cs="Calibri" w:eastAsia="Calibri" w:hAnsi="Calibri"/>
-          <w:color w:val="1A2733"/>
-          <w:sz w:val="20"/>
-          <w:szCs w:val="20"/>
-        </w:rPr>
-        <w:t xml:space="preserve">  ◯  D.  </w:t>
-      </w:r>
-      <w:r>
-        <w:rPr>
-          <w:rFonts w:ascii="Calibri" w:cs="Calibri" w:eastAsia="Calibri" w:hAnsi="Calibri"/>
-          <w:color w:val="1A2733"/>
-          <w:sz w:val="20"/>
-          <w:szCs w:val="20"/>
-        </w:rPr>
-        <w:t xml:space="preserve">52</w:t>
-      </w:r>
-    </w:p>
-    <w:p>
-      <w:pPr>
-        <w:spacing w:after="40" w:before="120"/>
-      </w:pPr>
-      <w:r>
-        <w:rPr>
-          <w:rFonts w:ascii="Calibri" w:cs="Calibri" w:eastAsia="Calibri" w:hAnsi="Calibri"/>
-          <w:b/>
-          <w:bCs/>
-          <w:color w:val="12355B"/>
-          <w:sz w:val="21"/>
-          <w:szCs w:val="21"/>
-        </w:rPr>
-        <w:t xml:space="preserve">3.  </w:t>
-      </w:r>
-      <w:r>
-        <w:rPr>
-          <w:rFonts w:ascii="Calibri" w:cs="Calibri" w:eastAsia="Calibri" w:hAnsi="Calibri"/>
-          <w:color w:val="1A2733"/>
-          <w:sz w:val="21"/>
-          <w:szCs w:val="21"/>
-        </w:rPr>
-        <w:t xml:space="preserve">A square floor is 8 tiles by 8 tiles. Write this as a power and find the total number of tiles.</w:t>
-      </w:r>
-    </w:p>
-    <w:p>
-      <w:pPr>
-        <w:spacing w:after="30" w:before="30"/>
-      </w:pPr>
-      <w:r>
-        <w:rPr>
-          <w:rFonts w:ascii="Calibri" w:cs="Calibri" w:eastAsia="Calibri" w:hAnsi="Calibri"/>
-          <w:b/>
-          <w:bCs/>
-          <w:color w:val="5F6F80"/>
-          <w:sz w:val="20"/>
-          <w:szCs w:val="20"/>
-        </w:rPr>
-        <w:t xml:space="preserve">Answer: </w:t>
-      </w:r>
-      <w:r>
-        <w:rPr>
-          <w:rFonts w:ascii="Calibri" w:cs="Calibri" w:eastAsia="Calibri" w:hAnsi="Calibri"/>
-          <w:color w:val="5F6F80"/>
-          <w:sz w:val="20"/>
-          <w:szCs w:val="20"/>
-        </w:rPr>
-        <w:t xml:space="preserve">____________________________</w:t>
+    <w:tbl>
+      <w:tblPr>
+        <w:tblW w:type="pct" w:w="100%"/>
+        <w:tblBorders>
+          <w:top w:val="single" w:color="BBD0DE" w:sz="6"/>
+          <w:left w:val="single" w:color="BBD0DE" w:sz="6"/>
+          <w:bottom w:val="single" w:color="BBD0DE" w:sz="6"/>
+          <w:right w:val="single" w:color="BBD0DE" w:sz="6"/>
+          <w:insideH w:val="none"/>
+          <w:insideV w:val="none"/>
+        </w:tblBorders>
+      </w:tblPr>
+      <w:tblGrid>
+        <w:gridCol w:w="100"/>
+      </w:tblGrid>
+      <w:tr>
+        <w:tc>
+          <w:tcPr>
+            <w:shd w:fill="EEF4F8" w:color="auto" w:val="clear"/>
+            <w:tcMar>
+              <w:top w:type="dxa" w:w="120"/>
+              <w:left w:type="dxa" w:w="160"/>
+              <w:bottom w:type="dxa" w:w="120"/>
+              <w:right w:type="dxa" w:w="160"/>
+            </w:tcMar>
+          </w:tcPr>
+          <w:p>
+            <w:pPr>
+              <w:spacing w:after="30"/>
+            </w:pPr>
+            <w:r>
+              <w:rPr>
+                <w:rFonts w:ascii="Calibri" w:cs="Calibri" w:eastAsia="Calibri" w:hAnsi="Calibri"/>
+                <w:b/>
+                <w:bCs/>
+                <w:color w:val="12355B"/>
+                <w:sz w:val="19"/>
+                <w:szCs w:val="19"/>
+              </w:rPr>
+              <w:t xml:space="preserve">Directions</w:t>
+            </w:r>
+          </w:p>
+          <w:p>
+            <w:r>
+              <w:rPr>
+                <w:rFonts w:ascii="Calibri" w:cs="Calibri" w:eastAsia="Calibri" w:hAnsi="Calibri"/>
+                <w:color w:val="1A2733"/>
+                <w:sz w:val="19"/>
+                <w:szCs w:val="19"/>
+              </w:rPr>
+              <w:t xml:space="preserve">Read each item carefully and answer it the way you would on the MCAP. For selected-response items, fill in the circle (○) next to the correct answer. For constructed-response items, enter your answer and show your work. Every item below assesses standard 6.EE.A.1.</w:t>
+            </w:r>
+          </w:p>
+        </w:tc>
+      </w:tr>
+    </w:tbl>
+    <w:p>
+      <w:pPr>
+        <w:spacing w:after="120"/>
+      </w:pPr>
+      <w:r>
+        <w:rPr>
+          <w:rFonts w:ascii="Calibri" w:cs="Calibri" w:eastAsia="Calibri" w:hAnsi="Calibri"/>
+          <w:color w:val="1A2733"/>
+          <w:sz w:val="21"/>
+          <w:szCs w:val="21"/>
+        </w:rPr>
+        <w:t xml:space="preserve"/>
+      </w:r>
+    </w:p>
+    <w:tbl>
+      <w:tblPr>
+        <w:tblW w:type="pct" w:w="100%"/>
+        <w:tblBorders>
+          <w:top w:val="single" w:color="C7D2DD" w:sz="6"/>
+          <w:left w:val="single" w:color="C7D2DD" w:sz="6"/>
+          <w:bottom w:val="single" w:color="C7D2DD" w:sz="6"/>
+          <w:right w:val="single" w:color="C7D2DD" w:sz="6"/>
+          <w:insideH w:val="none"/>
+          <w:insideV w:val="none"/>
+        </w:tblBorders>
+      </w:tblPr>
+      <w:tblGrid>
+        <w:gridCol w:w="100"/>
+      </w:tblGrid>
+      <w:tr>
+        <w:tc>
+          <w:tcPr>
+            <w:tcMar>
+              <w:top w:type="dxa" w:w="0"/>
+              <w:left w:type="dxa" w:w="0"/>
+              <w:bottom w:type="dxa" w:w="120"/>
+              <w:right w:type="dxa" w:w="160"/>
+            </w:tcMar>
+          </w:tcPr>
+          <w:p>
+            <w:pPr>
+              <w:shd w:fill="12355B" w:color="auto" w:val="clear"/>
+              <w:tabs>
+                <w:tab w:val="right" w:pos="9000"/>
+              </w:tabs>
+              <w:spacing w:after="30" w:before="30"/>
+              <w:ind w:left="120" w:right="120"/>
+            </w:pPr>
+            <w:r>
+              <w:rPr>
+                <w:rFonts w:ascii="Calibri" w:cs="Calibri" w:eastAsia="Calibri" w:hAnsi="Calibri"/>
+                <w:b/>
+                <w:bCs/>
+                <w:color w:val="FFFFFF"/>
+                <w:sz w:val="18"/>
+                <w:szCs w:val="18"/>
+              </w:rPr>
+              <w:t xml:space="preserve">Item 1</w:t>
+            </w:r>
+            <w:r>
+              <w:rPr>
+                <w:rFonts w:ascii="Calibri" w:cs="Calibri" w:eastAsia="Calibri" w:hAnsi="Calibri"/>
+                <w:color w:val="FFFFFF"/>
+                <w:sz w:val="18"/>
+                <w:szCs w:val="18"/>
+              </w:rPr>
+              <w:t xml:space="preserve">   |   </w:t>
+            </w:r>
+            <w:r>
+              <w:rPr>
+                <w:rFonts w:ascii="Calibri" w:cs="Calibri" w:eastAsia="Calibri" w:hAnsi="Calibri"/>
+                <w:color w:val="FFFFFF"/>
+                <w:spacing w:val="14"/>
+                <w:sz w:val="16"/>
+                <w:szCs w:val="16"/>
+              </w:rPr>
+              <w:t xml:space="preserve">SELECTED RESPONSE</w:t>
+            </w:r>
+            <w:r>
+              <w:rPr>
+                <w:rFonts w:ascii="Calibri" w:cs="Calibri" w:eastAsia="Calibri" w:hAnsi="Calibri"/>
+              </w:rPr>
+              <w:t xml:space="preserve">	</w:t>
+            </w:r>
+            <w:r>
+              <w:rPr>
+                <w:rFonts w:ascii="Calibri" w:cs="Calibri" w:eastAsia="Calibri" w:hAnsi="Calibri"/>
+                <w:b/>
+                <w:bCs/>
+                <w:color w:val="FFFFFF"/>
+                <w:sz w:val="17"/>
+                <w:szCs w:val="17"/>
+              </w:rPr>
+              <w:t xml:space="preserve">6.EE.A.1</w:t>
+            </w:r>
+          </w:p>
+          <w:p>
+            <w:pPr>
+              <w:spacing w:after="30" w:before="90"/>
+              <w:ind w:left="140" w:right="120"/>
+            </w:pPr>
+            <w:r>
+              <w:rPr>
+                <w:rFonts w:ascii="Calibri" w:cs="Calibri" w:eastAsia="Calibri" w:hAnsi="Calibri"/>
+                <w:b/>
+                <w:bCs/>
+                <w:color w:val="1A2733"/>
+                <w:sz w:val="21"/>
+                <w:szCs w:val="21"/>
+              </w:rPr>
+              <w:t xml:space="preserve">Which expression is equal to 2³?</w:t>
+            </w:r>
+          </w:p>
+          <w:p>
+            <w:pPr>
+              <w:spacing w:after="60"/>
+              <w:ind w:left="140" w:right="120"/>
+            </w:pPr>
+            <w:r>
+              <w:rPr>
+                <w:rFonts w:ascii="Calibri" w:cs="Calibri" w:eastAsia="Calibri" w:hAnsi="Calibri"/>
+                <w:i/>
+                <w:iCs/>
+                <w:color w:val="5F6F80"/>
+                <w:sz w:val="18"/>
+                <w:szCs w:val="18"/>
+              </w:rPr>
+              <w:t xml:space="preserve">Select the correct answer.</w:t>
+            </w:r>
+          </w:p>
+          <w:p>
+            <w:pPr>
+              <w:spacing w:after="24"/>
+              <w:ind w:left="380"/>
+            </w:pPr>
+            <w:r>
+              <w:rPr>
+                <w:rFonts w:ascii="Calibri" w:cs="Calibri" w:eastAsia="Calibri" w:hAnsi="Calibri"/>
+                <w:color w:val="12355B"/>
+                <w:sz w:val="22"/>
+                <w:szCs w:val="22"/>
+              </w:rPr>
+              <w:t xml:space="preserve">○  </w:t>
+            </w:r>
+            <w:r>
+              <w:rPr>
+                <w:rFonts w:ascii="Calibri" w:cs="Calibri" w:eastAsia="Calibri" w:hAnsi="Calibri"/>
+                <w:b/>
+                <w:bCs/>
+                <w:color w:val="1A2733"/>
+                <w:sz w:val="21"/>
+                <w:szCs w:val="21"/>
+              </w:rPr>
+              <w:t xml:space="preserve">A.  </w:t>
+            </w:r>
+            <w:r>
+              <w:rPr>
+                <w:rFonts w:ascii="Calibri" w:cs="Calibri" w:eastAsia="Calibri" w:hAnsi="Calibri"/>
+                <w:color w:val="1A2733"/>
+                <w:sz w:val="21"/>
+                <w:szCs w:val="21"/>
+              </w:rPr>
+              <w:t xml:space="preserve">2 × 3</w:t>
+            </w:r>
+          </w:p>
+          <w:p>
+            <w:pPr>
+              <w:spacing w:after="24"/>
+              <w:ind w:left="380"/>
+            </w:pPr>
+            <w:r>
+              <w:rPr>
+                <w:rFonts w:ascii="Calibri" w:cs="Calibri" w:eastAsia="Calibri" w:hAnsi="Calibri"/>
+                <w:color w:val="12355B"/>
+                <w:sz w:val="22"/>
+                <w:szCs w:val="22"/>
+              </w:rPr>
+              <w:t xml:space="preserve">○  </w:t>
+            </w:r>
+            <w:r>
+              <w:rPr>
+                <w:rFonts w:ascii="Calibri" w:cs="Calibri" w:eastAsia="Calibri" w:hAnsi="Calibri"/>
+                <w:b/>
+                <w:bCs/>
+                <w:color w:val="1A2733"/>
+                <w:sz w:val="21"/>
+                <w:szCs w:val="21"/>
+              </w:rPr>
+              <w:t xml:space="preserve">B.  </w:t>
+            </w:r>
+            <w:r>
+              <w:rPr>
+                <w:rFonts w:ascii="Calibri" w:cs="Calibri" w:eastAsia="Calibri" w:hAnsi="Calibri"/>
+                <w:color w:val="1A2733"/>
+                <w:sz w:val="21"/>
+                <w:szCs w:val="21"/>
+              </w:rPr>
+              <w:t xml:space="preserve">2 + 2 + 2</w:t>
+            </w:r>
+          </w:p>
+          <w:p>
+            <w:pPr>
+              <w:spacing w:after="24"/>
+              <w:ind w:left="380"/>
+            </w:pPr>
+            <w:r>
+              <w:rPr>
+                <w:rFonts w:ascii="Calibri" w:cs="Calibri" w:eastAsia="Calibri" w:hAnsi="Calibri"/>
+                <w:color w:val="12355B"/>
+                <w:sz w:val="22"/>
+                <w:szCs w:val="22"/>
+              </w:rPr>
+              <w:t xml:space="preserve">○  </w:t>
+            </w:r>
+            <w:r>
+              <w:rPr>
+                <w:rFonts w:ascii="Calibri" w:cs="Calibri" w:eastAsia="Calibri" w:hAnsi="Calibri"/>
+                <w:b/>
+                <w:bCs/>
+                <w:color w:val="1A2733"/>
+                <w:sz w:val="21"/>
+                <w:szCs w:val="21"/>
+              </w:rPr>
+              <w:t xml:space="preserve">C.  </w:t>
+            </w:r>
+            <w:r>
+              <w:rPr>
+                <w:rFonts w:ascii="Calibri" w:cs="Calibri" w:eastAsia="Calibri" w:hAnsi="Calibri"/>
+                <w:color w:val="1A2733"/>
+                <w:sz w:val="21"/>
+                <w:szCs w:val="21"/>
+              </w:rPr>
+              <w:t xml:space="preserve">2 × 2 × 2</w:t>
+            </w:r>
+          </w:p>
+          <w:p>
+            <w:pPr>
+              <w:spacing w:after="24"/>
+              <w:ind w:left="380"/>
+            </w:pPr>
+            <w:r>
+              <w:rPr>
+                <w:rFonts w:ascii="Calibri" w:cs="Calibri" w:eastAsia="Calibri" w:hAnsi="Calibri"/>
+                <w:color w:val="12355B"/>
+                <w:sz w:val="22"/>
+                <w:szCs w:val="22"/>
+              </w:rPr>
+              <w:t xml:space="preserve">○  </w:t>
+            </w:r>
+            <w:r>
+              <w:rPr>
+                <w:rFonts w:ascii="Calibri" w:cs="Calibri" w:eastAsia="Calibri" w:hAnsi="Calibri"/>
+                <w:b/>
+                <w:bCs/>
+                <w:color w:val="1A2733"/>
+                <w:sz w:val="21"/>
+                <w:szCs w:val="21"/>
+              </w:rPr>
+              <w:t xml:space="preserve">D.  </w:t>
+            </w:r>
+            <w:r>
+              <w:rPr>
+                <w:rFonts w:ascii="Calibri" w:cs="Calibri" w:eastAsia="Calibri" w:hAnsi="Calibri"/>
+                <w:color w:val="1A2733"/>
+                <w:sz w:val="21"/>
+                <w:szCs w:val="21"/>
+              </w:rPr>
+              <w:t xml:space="preserve">3 × 3</w:t>
+            </w:r>
+          </w:p>
+        </w:tc>
+      </w:tr>
+    </w:tbl>
+    <w:p>
+      <w:pPr>
+        <w:spacing w:after="100"/>
+      </w:pPr>
+      <w:r>
+        <w:rPr>
+          <w:rFonts w:ascii="Calibri" w:cs="Calibri" w:eastAsia="Calibri" w:hAnsi="Calibri"/>
+          <w:color w:val="1A2733"/>
+          <w:sz w:val="21"/>
+          <w:szCs w:val="21"/>
+        </w:rPr>
+        <w:t xml:space="preserve"/>
+      </w:r>
+    </w:p>
+    <w:tbl>
+      <w:tblPr>
+        <w:tblW w:type="pct" w:w="100%"/>
+        <w:tblBorders>
+          <w:top w:val="single" w:color="C7D2DD" w:sz="6"/>
+          <w:left w:val="single" w:color="C7D2DD" w:sz="6"/>
+          <w:bottom w:val="single" w:color="C7D2DD" w:sz="6"/>
+          <w:right w:val="single" w:color="C7D2DD" w:sz="6"/>
+          <w:insideH w:val="none"/>
+          <w:insideV w:val="none"/>
+        </w:tblBorders>
+      </w:tblPr>
+      <w:tblGrid>
+        <w:gridCol w:w="100"/>
+      </w:tblGrid>
+      <w:tr>
+        <w:tc>
+          <w:tcPr>
+            <w:tcMar>
+              <w:top w:type="dxa" w:w="0"/>
+              <w:left w:type="dxa" w:w="0"/>
+              <w:bottom w:type="dxa" w:w="120"/>
+              <w:right w:type="dxa" w:w="160"/>
+            </w:tcMar>
+          </w:tcPr>
+          <w:p>
+            <w:pPr>
+              <w:shd w:fill="12355B" w:color="auto" w:val="clear"/>
+              <w:tabs>
+                <w:tab w:val="right" w:pos="9000"/>
+              </w:tabs>
+              <w:spacing w:after="30" w:before="30"/>
+              <w:ind w:left="120" w:right="120"/>
+            </w:pPr>
+            <w:r>
+              <w:rPr>
+                <w:rFonts w:ascii="Calibri" w:cs="Calibri" w:eastAsia="Calibri" w:hAnsi="Calibri"/>
+                <w:b/>
+                <w:bCs/>
+                <w:color w:val="FFFFFF"/>
+                <w:sz w:val="18"/>
+                <w:szCs w:val="18"/>
+              </w:rPr>
+              <w:t xml:space="preserve">Item 2</w:t>
+            </w:r>
+            <w:r>
+              <w:rPr>
+                <w:rFonts w:ascii="Calibri" w:cs="Calibri" w:eastAsia="Calibri" w:hAnsi="Calibri"/>
+                <w:color w:val="FFFFFF"/>
+                <w:sz w:val="18"/>
+                <w:szCs w:val="18"/>
+              </w:rPr>
+              <w:t xml:space="preserve">   |   </w:t>
+            </w:r>
+            <w:r>
+              <w:rPr>
+                <w:rFonts w:ascii="Calibri" w:cs="Calibri" w:eastAsia="Calibri" w:hAnsi="Calibri"/>
+                <w:color w:val="FFFFFF"/>
+                <w:spacing w:val="14"/>
+                <w:sz w:val="16"/>
+                <w:szCs w:val="16"/>
+              </w:rPr>
+              <w:t xml:space="preserve">SELECTED RESPONSE</w:t>
+            </w:r>
+            <w:r>
+              <w:rPr>
+                <w:rFonts w:ascii="Calibri" w:cs="Calibri" w:eastAsia="Calibri" w:hAnsi="Calibri"/>
+              </w:rPr>
+              <w:t xml:space="preserve">	</w:t>
+            </w:r>
+            <w:r>
+              <w:rPr>
+                <w:rFonts w:ascii="Calibri" w:cs="Calibri" w:eastAsia="Calibri" w:hAnsi="Calibri"/>
+                <w:b/>
+                <w:bCs/>
+                <w:color w:val="FFFFFF"/>
+                <w:sz w:val="17"/>
+                <w:szCs w:val="17"/>
+              </w:rPr>
+              <w:t xml:space="preserve">6.EE.A.1</w:t>
+            </w:r>
+          </w:p>
+          <w:p>
+            <w:pPr>
+              <w:spacing w:after="30" w:before="90"/>
+              <w:ind w:left="140" w:right="120"/>
+            </w:pPr>
+            <w:r>
+              <w:rPr>
+                <w:rFonts w:ascii="Calibri" w:cs="Calibri" w:eastAsia="Calibri" w:hAnsi="Calibri"/>
+                <w:b/>
+                <w:bCs/>
+                <w:color w:val="1A2733"/>
+                <w:sz w:val="21"/>
+                <w:szCs w:val="21"/>
+              </w:rPr>
+              <w:t xml:space="preserve">What is the value of 5²?</w:t>
+            </w:r>
+          </w:p>
+          <w:p>
+            <w:pPr>
+              <w:spacing w:after="60"/>
+              <w:ind w:left="140" w:right="120"/>
+            </w:pPr>
+            <w:r>
+              <w:rPr>
+                <w:rFonts w:ascii="Calibri" w:cs="Calibri" w:eastAsia="Calibri" w:hAnsi="Calibri"/>
+                <w:i/>
+                <w:iCs/>
+                <w:color w:val="5F6F80"/>
+                <w:sz w:val="18"/>
+                <w:szCs w:val="18"/>
+              </w:rPr>
+              <w:t xml:space="preserve">Select the correct answer.</w:t>
+            </w:r>
+          </w:p>
+          <w:p>
+            <w:pPr>
+              <w:spacing w:after="24"/>
+              <w:ind w:left="380"/>
+            </w:pPr>
+            <w:r>
+              <w:rPr>
+                <w:rFonts w:ascii="Calibri" w:cs="Calibri" w:eastAsia="Calibri" w:hAnsi="Calibri"/>
+                <w:color w:val="12355B"/>
+                <w:sz w:val="22"/>
+                <w:szCs w:val="22"/>
+              </w:rPr>
+              <w:t xml:space="preserve">○  </w:t>
+            </w:r>
+            <w:r>
+              <w:rPr>
+                <w:rFonts w:ascii="Calibri" w:cs="Calibri" w:eastAsia="Calibri" w:hAnsi="Calibri"/>
+                <w:b/>
+                <w:bCs/>
+                <w:color w:val="1A2733"/>
+                <w:sz w:val="21"/>
+                <w:szCs w:val="21"/>
+              </w:rPr>
+              <w:t xml:space="preserve">A.  </w:t>
+            </w:r>
+            <w:r>
+              <w:rPr>
+                <w:rFonts w:ascii="Calibri" w:cs="Calibri" w:eastAsia="Calibri" w:hAnsi="Calibri"/>
+                <w:color w:val="1A2733"/>
+                <w:sz w:val="21"/>
+                <w:szCs w:val="21"/>
+              </w:rPr>
+              <w:t xml:space="preserve">7</w:t>
+            </w:r>
+          </w:p>
+          <w:p>
+            <w:pPr>
+              <w:spacing w:after="24"/>
+              <w:ind w:left="380"/>
+            </w:pPr>
+            <w:r>
+              <w:rPr>
+                <w:rFonts w:ascii="Calibri" w:cs="Calibri" w:eastAsia="Calibri" w:hAnsi="Calibri"/>
+                <w:color w:val="12355B"/>
+                <w:sz w:val="22"/>
+                <w:szCs w:val="22"/>
+              </w:rPr>
+              <w:t xml:space="preserve">○  </w:t>
+            </w:r>
+            <w:r>
+              <w:rPr>
+                <w:rFonts w:ascii="Calibri" w:cs="Calibri" w:eastAsia="Calibri" w:hAnsi="Calibri"/>
+                <w:b/>
+                <w:bCs/>
+                <w:color w:val="1A2733"/>
+                <w:sz w:val="21"/>
+                <w:szCs w:val="21"/>
+              </w:rPr>
+              <w:t xml:space="preserve">B.  </w:t>
+            </w:r>
+            <w:r>
+              <w:rPr>
+                <w:rFonts w:ascii="Calibri" w:cs="Calibri" w:eastAsia="Calibri" w:hAnsi="Calibri"/>
+                <w:color w:val="1A2733"/>
+                <w:sz w:val="21"/>
+                <w:szCs w:val="21"/>
+              </w:rPr>
+              <w:t xml:space="preserve">10</w:t>
+            </w:r>
+          </w:p>
+          <w:p>
+            <w:pPr>
+              <w:spacing w:after="24"/>
+              <w:ind w:left="380"/>
+            </w:pPr>
+            <w:r>
+              <w:rPr>
+                <w:rFonts w:ascii="Calibri" w:cs="Calibri" w:eastAsia="Calibri" w:hAnsi="Calibri"/>
+                <w:color w:val="12355B"/>
+                <w:sz w:val="22"/>
+                <w:szCs w:val="22"/>
+              </w:rPr>
+              <w:t xml:space="preserve">○  </w:t>
+            </w:r>
+            <w:r>
+              <w:rPr>
+                <w:rFonts w:ascii="Calibri" w:cs="Calibri" w:eastAsia="Calibri" w:hAnsi="Calibri"/>
+                <w:b/>
+                <w:bCs/>
+                <w:color w:val="1A2733"/>
+                <w:sz w:val="21"/>
+                <w:szCs w:val="21"/>
+              </w:rPr>
+              <w:t xml:space="preserve">C.  </w:t>
+            </w:r>
+            <w:r>
+              <w:rPr>
+                <w:rFonts w:ascii="Calibri" w:cs="Calibri" w:eastAsia="Calibri" w:hAnsi="Calibri"/>
+                <w:color w:val="1A2733"/>
+                <w:sz w:val="21"/>
+                <w:szCs w:val="21"/>
+              </w:rPr>
+              <w:t xml:space="preserve">25</w:t>
+            </w:r>
+          </w:p>
+          <w:p>
+            <w:pPr>
+              <w:spacing w:after="24"/>
+              <w:ind w:left="380"/>
+            </w:pPr>
+            <w:r>
+              <w:rPr>
+                <w:rFonts w:ascii="Calibri" w:cs="Calibri" w:eastAsia="Calibri" w:hAnsi="Calibri"/>
+                <w:color w:val="12355B"/>
+                <w:sz w:val="22"/>
+                <w:szCs w:val="22"/>
+              </w:rPr>
+              <w:t xml:space="preserve">○  </w:t>
+            </w:r>
+            <w:r>
+              <w:rPr>
+                <w:rFonts w:ascii="Calibri" w:cs="Calibri" w:eastAsia="Calibri" w:hAnsi="Calibri"/>
+                <w:b/>
+                <w:bCs/>
+                <w:color w:val="1A2733"/>
+                <w:sz w:val="21"/>
+                <w:szCs w:val="21"/>
+              </w:rPr>
+              <w:t xml:space="preserve">D.  </w:t>
+            </w:r>
+            <w:r>
+              <w:rPr>
+                <w:rFonts w:ascii="Calibri" w:cs="Calibri" w:eastAsia="Calibri" w:hAnsi="Calibri"/>
+                <w:color w:val="1A2733"/>
+                <w:sz w:val="21"/>
+                <w:szCs w:val="21"/>
+              </w:rPr>
+              <w:t xml:space="preserve">52</w:t>
+            </w:r>
+          </w:p>
+        </w:tc>
+      </w:tr>
+    </w:tbl>
+    <w:p>
+      <w:pPr>
+        <w:spacing w:after="100"/>
+      </w:pPr>
+      <w:r>
+        <w:rPr>
+          <w:rFonts w:ascii="Calibri" w:cs="Calibri" w:eastAsia="Calibri" w:hAnsi="Calibri"/>
+          <w:color w:val="1A2733"/>
+          <w:sz w:val="21"/>
+          <w:szCs w:val="21"/>
+        </w:rPr>
+        <w:t xml:space="preserve"/>
+      </w:r>
+    </w:p>
+    <w:tbl>
+      <w:tblPr>
+        <w:tblW w:type="pct" w:w="100%"/>
+        <w:tblBorders>
+          <w:top w:val="single" w:color="C7D2DD" w:sz="6"/>
+          <w:left w:val="single" w:color="C7D2DD" w:sz="6"/>
+          <w:bottom w:val="single" w:color="C7D2DD" w:sz="6"/>
+          <w:right w:val="single" w:color="C7D2DD" w:sz="6"/>
+          <w:insideH w:val="none"/>
+          <w:insideV w:val="none"/>
+        </w:tblBorders>
+      </w:tblPr>
+      <w:tblGrid>
+        <w:gridCol w:w="100"/>
+      </w:tblGrid>
+      <w:tr>
+        <w:tc>
+          <w:tcPr>
+            <w:tcMar>
+              <w:top w:type="dxa" w:w="0"/>
+              <w:left w:type="dxa" w:w="0"/>
+              <w:bottom w:type="dxa" w:w="120"/>
+              <w:right w:type="dxa" w:w="160"/>
+            </w:tcMar>
+          </w:tcPr>
+          <w:p>
+            <w:pPr>
+              <w:shd w:fill="12355B" w:color="auto" w:val="clear"/>
+              <w:tabs>
+                <w:tab w:val="right" w:pos="9000"/>
+              </w:tabs>
+              <w:spacing w:after="30" w:before="30"/>
+              <w:ind w:left="120" w:right="120"/>
+            </w:pPr>
+            <w:r>
+              <w:rPr>
+                <w:rFonts w:ascii="Calibri" w:cs="Calibri" w:eastAsia="Calibri" w:hAnsi="Calibri"/>
+                <w:b/>
+                <w:bCs/>
+                <w:color w:val="FFFFFF"/>
+                <w:sz w:val="18"/>
+                <w:szCs w:val="18"/>
+              </w:rPr>
+              <w:t xml:space="preserve">Item 3</w:t>
+            </w:r>
+            <w:r>
+              <w:rPr>
+                <w:rFonts w:ascii="Calibri" w:cs="Calibri" w:eastAsia="Calibri" w:hAnsi="Calibri"/>
+                <w:color w:val="FFFFFF"/>
+                <w:sz w:val="18"/>
+                <w:szCs w:val="18"/>
+              </w:rPr>
+              <w:t xml:space="preserve">   |   </w:t>
+            </w:r>
+            <w:r>
+              <w:rPr>
+                <w:rFonts w:ascii="Calibri" w:cs="Calibri" w:eastAsia="Calibri" w:hAnsi="Calibri"/>
+                <w:color w:val="FFFFFF"/>
+                <w:spacing w:val="14"/>
+                <w:sz w:val="16"/>
+                <w:szCs w:val="16"/>
+              </w:rPr>
+              <w:t xml:space="preserve">CONSTRUCTED RESPONSE</w:t>
+            </w:r>
+            <w:r>
+              <w:rPr>
+                <w:rFonts w:ascii="Calibri" w:cs="Calibri" w:eastAsia="Calibri" w:hAnsi="Calibri"/>
+              </w:rPr>
+              <w:t xml:space="preserve">	</w:t>
+            </w:r>
+            <w:r>
+              <w:rPr>
+                <w:rFonts w:ascii="Calibri" w:cs="Calibri" w:eastAsia="Calibri" w:hAnsi="Calibri"/>
+                <w:b/>
+                <w:bCs/>
+                <w:color w:val="FFFFFF"/>
+                <w:sz w:val="17"/>
+                <w:szCs w:val="17"/>
+              </w:rPr>
+              <w:t xml:space="preserve">6.EE.A.1</w:t>
+            </w:r>
+          </w:p>
+          <w:p>
+            <w:pPr>
+              <w:spacing w:after="30" w:before="90"/>
+              <w:ind w:left="140" w:right="120"/>
+            </w:pPr>
+            <w:r>
+              <w:rPr>
+                <w:rFonts w:ascii="Calibri" w:cs="Calibri" w:eastAsia="Calibri" w:hAnsi="Calibri"/>
+                <w:b/>
+                <w:bCs/>
+                <w:color w:val="1A2733"/>
+                <w:sz w:val="21"/>
+                <w:szCs w:val="21"/>
+              </w:rPr>
+              <w:t xml:space="preserve">A square floor is 8 tiles by 8 tiles. Write this as a power and find the total number of tiles.</w:t>
+            </w:r>
+          </w:p>
+          <w:p>
+            <w:pPr>
+              <w:spacing w:after="60"/>
+              <w:ind w:left="140" w:right="120"/>
+            </w:pPr>
+            <w:r>
+              <w:rPr>
+                <w:rFonts w:ascii="Calibri" w:cs="Calibri" w:eastAsia="Calibri" w:hAnsi="Calibri"/>
+                <w:i/>
+                <w:iCs/>
+                <w:color w:val="5F6F80"/>
+                <w:sz w:val="18"/>
+                <w:szCs w:val="18"/>
+              </w:rPr>
+              <w:t xml:space="preserve">Enter your answer in the space provided. Show your work.</w:t>
+            </w:r>
+          </w:p>
+          <w:p>
+            <w:pPr>
+              <w:pBdr>
+                <w:bottom w:val="single" w:color="AFBECC" w:sz="4" w:space="2"/>
+              </w:pBdr>
+              <w:spacing w:after="6" w:before="30" w:line="360"/>
+              <w:ind w:left="140" w:right="120"/>
+            </w:pPr>
+            <w:r>
+              <w:rPr>
+                <w:rFonts w:ascii="Calibri" w:cs="Calibri" w:eastAsia="Calibri" w:hAnsi="Calibri"/>
+                <w:color w:val="1A2733"/>
+                <w:sz w:val="21"/>
+                <w:szCs w:val="21"/>
+              </w:rPr>
+              <w:t xml:space="preserve"/>
+            </w:r>
+          </w:p>
+          <w:p>
+            <w:pPr>
+              <w:pBdr>
+                <w:bottom w:val="single" w:color="AFBECC" w:sz="4" w:space="2"/>
+              </w:pBdr>
+              <w:spacing w:after="0" w:line="360"/>
+              <w:ind w:left="140" w:right="120"/>
+            </w:pPr>
+            <w:r>
+              <w:rPr>
+                <w:rFonts w:ascii="Calibri" w:cs="Calibri" w:eastAsia="Calibri" w:hAnsi="Calibri"/>
+                <w:color w:val="1A2733"/>
+                <w:sz w:val="21"/>
+                <w:szCs w:val="21"/>
+              </w:rPr>
+              <w:t xml:space="preserve"/>
+            </w:r>
+          </w:p>
+        </w:tc>
+      </w:tr>
+    </w:tbl>
+    <w:p>
+      <w:pPr>
+        <w:spacing w:after="100"/>
+      </w:pPr>
+      <w:r>
+        <w:rPr>
+          <w:rFonts w:ascii="Calibri" w:cs="Calibri" w:eastAsia="Calibri" w:hAnsi="Calibri"/>
+          <w:color w:val="1A2733"/>
+          <w:sz w:val="21"/>
+          <w:szCs w:val="21"/>
+        </w:rPr>
+        <w:t xml:space="preserve"/>
       </w:r>
     </w:p>
     <w:p>
@@ -2962,312 +3439,789 @@
         <w:t xml:space="preserve">MCAP-Style Practice</w:t>
       </w:r>
     </w:p>
-    <w:p>
-      <w:pPr>
-        <w:spacing w:after="80"/>
-      </w:pPr>
-      <w:r>
-        <w:rPr>
-          <w:rFonts w:ascii="Calibri" w:cs="Calibri" w:eastAsia="Calibri" w:hAnsi="Calibri"/>
-          <w:i/>
-          <w:iCs/>
-          <w:color w:val="5F6F80"/>
-          <w:sz w:val="19"/>
-          <w:szCs w:val="19"/>
-        </w:rPr>
-        <w:t xml:space="preserve">Bubble the best answer or fill in the blank, just like on the test.</w:t>
-      </w:r>
-    </w:p>
-    <w:p>
-      <w:pPr>
-        <w:spacing w:after="40" w:before="120"/>
-      </w:pPr>
-      <w:r>
-        <w:rPr>
-          <w:rFonts w:ascii="Calibri" w:cs="Calibri" w:eastAsia="Calibri" w:hAnsi="Calibri"/>
-          <w:b/>
-          <w:bCs/>
-          <w:color w:val="12355B"/>
-          <w:sz w:val="21"/>
-          <w:szCs w:val="21"/>
-        </w:rPr>
-        <w:t xml:space="preserve">1.  </w:t>
-      </w:r>
-      <w:r>
-        <w:rPr>
-          <w:rFonts w:ascii="Calibri" w:cs="Calibri" w:eastAsia="Calibri" w:hAnsi="Calibri"/>
-          <w:color w:val="1A2733"/>
-          <w:sz w:val="21"/>
-          <w:szCs w:val="21"/>
-        </w:rPr>
-        <w:t xml:space="preserve">Which expression represents '5 less than a number n'?</w:t>
-      </w:r>
-    </w:p>
-    <w:p>
-      <w:pPr>
-        <w:spacing w:after="20"/>
-        <w:ind w:left="360"/>
-      </w:pPr>
-      <w:r>
-        <w:rPr>
-          <w:rFonts w:ascii="Calibri" w:cs="Calibri" w:eastAsia="Calibri" w:hAnsi="Calibri"/>
-          <w:color w:val="1A2733"/>
-          <w:sz w:val="20"/>
-          <w:szCs w:val="20"/>
-        </w:rPr>
-        <w:t xml:space="preserve">  ◯  A.  </w:t>
-      </w:r>
-      <w:r>
-        <w:rPr>
-          <w:rFonts w:ascii="Calibri" w:cs="Calibri" w:eastAsia="Calibri" w:hAnsi="Calibri"/>
-          <w:color w:val="1A2733"/>
-          <w:sz w:val="20"/>
-          <w:szCs w:val="20"/>
-        </w:rPr>
-        <w:t xml:space="preserve">5 − n</w:t>
-      </w:r>
-    </w:p>
-    <w:p>
-      <w:pPr>
-        <w:spacing w:after="20"/>
-        <w:ind w:left="360"/>
-      </w:pPr>
-      <w:r>
-        <w:rPr>
-          <w:rFonts w:ascii="Calibri" w:cs="Calibri" w:eastAsia="Calibri" w:hAnsi="Calibri"/>
-          <w:color w:val="1A2733"/>
-          <w:sz w:val="20"/>
-          <w:szCs w:val="20"/>
-        </w:rPr>
-        <w:t xml:space="preserve">  ◯  B.  </w:t>
-      </w:r>
-      <w:r>
-        <w:rPr>
-          <w:rFonts w:ascii="Calibri" w:cs="Calibri" w:eastAsia="Calibri" w:hAnsi="Calibri"/>
-          <w:color w:val="1A2733"/>
-          <w:sz w:val="20"/>
-          <w:szCs w:val="20"/>
-        </w:rPr>
-        <w:t xml:space="preserve">n − 5</w:t>
-      </w:r>
-    </w:p>
-    <w:p>
-      <w:pPr>
-        <w:spacing w:after="20"/>
-        <w:ind w:left="360"/>
-      </w:pPr>
-      <w:r>
-        <w:rPr>
-          <w:rFonts w:ascii="Calibri" w:cs="Calibri" w:eastAsia="Calibri" w:hAnsi="Calibri"/>
-          <w:color w:val="1A2733"/>
-          <w:sz w:val="20"/>
-          <w:szCs w:val="20"/>
-        </w:rPr>
-        <w:t xml:space="preserve">  ◯  C.  </w:t>
-      </w:r>
-      <w:r>
-        <w:rPr>
-          <w:rFonts w:ascii="Calibri" w:cs="Calibri" w:eastAsia="Calibri" w:hAnsi="Calibri"/>
-          <w:color w:val="1A2733"/>
-          <w:sz w:val="20"/>
-          <w:szCs w:val="20"/>
-        </w:rPr>
-        <w:t xml:space="preserve">5n</w:t>
-      </w:r>
-    </w:p>
-    <w:p>
-      <w:pPr>
-        <w:spacing w:after="20"/>
-        <w:ind w:left="360"/>
-      </w:pPr>
-      <w:r>
-        <w:rPr>
-          <w:rFonts w:ascii="Calibri" w:cs="Calibri" w:eastAsia="Calibri" w:hAnsi="Calibri"/>
-          <w:color w:val="1A2733"/>
-          <w:sz w:val="20"/>
-          <w:szCs w:val="20"/>
-        </w:rPr>
-        <w:t xml:space="preserve">  ◯  D.  </w:t>
-      </w:r>
-      <w:r>
-        <w:rPr>
-          <w:rFonts w:ascii="Calibri" w:cs="Calibri" w:eastAsia="Calibri" w:hAnsi="Calibri"/>
-          <w:color w:val="1A2733"/>
-          <w:sz w:val="20"/>
-          <w:szCs w:val="20"/>
-        </w:rPr>
-        <w:t xml:space="preserve">n + 5</w:t>
-      </w:r>
-    </w:p>
-    <w:p>
-      <w:pPr>
-        <w:spacing w:after="40" w:before="120"/>
-      </w:pPr>
-      <w:r>
-        <w:rPr>
-          <w:rFonts w:ascii="Calibri" w:cs="Calibri" w:eastAsia="Calibri" w:hAnsi="Calibri"/>
-          <w:b/>
-          <w:bCs/>
-          <w:color w:val="12355B"/>
-          <w:sz w:val="21"/>
-          <w:szCs w:val="21"/>
-        </w:rPr>
-        <w:t xml:space="preserve">2.  </w:t>
-      </w:r>
-      <w:r>
-        <w:rPr>
-          <w:rFonts w:ascii="Calibri" w:cs="Calibri" w:eastAsia="Calibri" w:hAnsi="Calibri"/>
-          <w:color w:val="1A2733"/>
-          <w:sz w:val="21"/>
-          <w:szCs w:val="21"/>
-        </w:rPr>
-        <w:t xml:space="preserve">In the expression 7x + 12, which statement is true?</w:t>
-      </w:r>
-    </w:p>
-    <w:p>
-      <w:pPr>
-        <w:spacing w:after="20"/>
-        <w:ind w:left="360"/>
-      </w:pPr>
-      <w:r>
-        <w:rPr>
-          <w:rFonts w:ascii="Calibri" w:cs="Calibri" w:eastAsia="Calibri" w:hAnsi="Calibri"/>
-          <w:color w:val="1A2733"/>
-          <w:sz w:val="20"/>
-          <w:szCs w:val="20"/>
-        </w:rPr>
-        <w:t xml:space="preserve">  ◯  A.  </w:t>
-      </w:r>
-      <w:r>
-        <w:rPr>
-          <w:rFonts w:ascii="Calibri" w:cs="Calibri" w:eastAsia="Calibri" w:hAnsi="Calibri"/>
-          <w:color w:val="1A2733"/>
-          <w:sz w:val="20"/>
-          <w:szCs w:val="20"/>
-        </w:rPr>
-        <w:t xml:space="preserve">7 is the constant</w:t>
-      </w:r>
-    </w:p>
-    <w:p>
-      <w:pPr>
-        <w:spacing w:after="20"/>
-        <w:ind w:left="360"/>
-      </w:pPr>
-      <w:r>
-        <w:rPr>
-          <w:rFonts w:ascii="Calibri" w:cs="Calibri" w:eastAsia="Calibri" w:hAnsi="Calibri"/>
-          <w:color w:val="1A2733"/>
-          <w:sz w:val="20"/>
-          <w:szCs w:val="20"/>
-        </w:rPr>
-        <w:t xml:space="preserve">  ◯  B.  </w:t>
-      </w:r>
-      <w:r>
-        <w:rPr>
-          <w:rFonts w:ascii="Calibri" w:cs="Calibri" w:eastAsia="Calibri" w:hAnsi="Calibri"/>
-          <w:color w:val="1A2733"/>
-          <w:sz w:val="20"/>
-          <w:szCs w:val="20"/>
-        </w:rPr>
-        <w:t xml:space="preserve">12 is the coefficient</w:t>
-      </w:r>
-    </w:p>
-    <w:p>
-      <w:pPr>
-        <w:spacing w:after="20"/>
-        <w:ind w:left="360"/>
-      </w:pPr>
-      <w:r>
-        <w:rPr>
-          <w:rFonts w:ascii="Calibri" w:cs="Calibri" w:eastAsia="Calibri" w:hAnsi="Calibri"/>
-          <w:color w:val="1A2733"/>
-          <w:sz w:val="20"/>
-          <w:szCs w:val="20"/>
-        </w:rPr>
-        <w:t xml:space="preserve">  ◯  C.  </w:t>
-      </w:r>
-      <w:r>
-        <w:rPr>
-          <w:rFonts w:ascii="Calibri" w:cs="Calibri" w:eastAsia="Calibri" w:hAnsi="Calibri"/>
-          <w:color w:val="1A2733"/>
-          <w:sz w:val="20"/>
-          <w:szCs w:val="20"/>
-        </w:rPr>
-        <w:t xml:space="preserve">7 is the coefficient and 12 is the constant</w:t>
-      </w:r>
-    </w:p>
-    <w:p>
-      <w:pPr>
-        <w:spacing w:after="20"/>
-        <w:ind w:left="360"/>
-      </w:pPr>
-      <w:r>
-        <w:rPr>
-          <w:rFonts w:ascii="Calibri" w:cs="Calibri" w:eastAsia="Calibri" w:hAnsi="Calibri"/>
-          <w:color w:val="1A2733"/>
-          <w:sz w:val="20"/>
-          <w:szCs w:val="20"/>
-        </w:rPr>
-        <w:t xml:space="preserve">  ◯  D.  </w:t>
-      </w:r>
-      <w:r>
-        <w:rPr>
-          <w:rFonts w:ascii="Calibri" w:cs="Calibri" w:eastAsia="Calibri" w:hAnsi="Calibri"/>
-          <w:color w:val="1A2733"/>
-          <w:sz w:val="20"/>
-          <w:szCs w:val="20"/>
-        </w:rPr>
-        <w:t xml:space="preserve">x is the constant</w:t>
-      </w:r>
-    </w:p>
-    <w:p>
-      <w:pPr>
-        <w:spacing w:after="40" w:before="120"/>
-      </w:pPr>
-      <w:r>
-        <w:rPr>
-          <w:rFonts w:ascii="Calibri" w:cs="Calibri" w:eastAsia="Calibri" w:hAnsi="Calibri"/>
-          <w:b/>
-          <w:bCs/>
-          <w:color w:val="12355B"/>
-          <w:sz w:val="21"/>
-          <w:szCs w:val="21"/>
-        </w:rPr>
-        <w:t xml:space="preserve">3.  </w:t>
-      </w:r>
-      <w:r>
-        <w:rPr>
-          <w:rFonts w:ascii="Calibri" w:cs="Calibri" w:eastAsia="Calibri" w:hAnsi="Calibri"/>
-          <w:color w:val="1A2733"/>
-          <w:sz w:val="21"/>
-          <w:szCs w:val="21"/>
-        </w:rPr>
-        <w:t xml:space="preserve">A taxi charges a $3 base fee plus $2 for each mile m. Write an expression for the total cost.</w:t>
-      </w:r>
-    </w:p>
-    <w:p>
-      <w:pPr>
-        <w:spacing w:after="30" w:before="30"/>
-      </w:pPr>
-      <w:r>
-        <w:rPr>
-          <w:rFonts w:ascii="Calibri" w:cs="Calibri" w:eastAsia="Calibri" w:hAnsi="Calibri"/>
-          <w:b/>
-          <w:bCs/>
-          <w:color w:val="5F6F80"/>
-          <w:sz w:val="20"/>
-          <w:szCs w:val="20"/>
-        </w:rPr>
-        <w:t xml:space="preserve">Answer: </w:t>
-      </w:r>
-      <w:r>
-        <w:rPr>
-          <w:rFonts w:ascii="Calibri" w:cs="Calibri" w:eastAsia="Calibri" w:hAnsi="Calibri"/>
-          <w:color w:val="5F6F80"/>
-          <w:sz w:val="20"/>
-          <w:szCs w:val="20"/>
-        </w:rPr>
-        <w:t xml:space="preserve">____________________________</w:t>
+    <w:tbl>
+      <w:tblPr>
+        <w:tblW w:type="pct" w:w="100%"/>
+        <w:tblBorders>
+          <w:top w:val="single" w:color="BBD0DE" w:sz="6"/>
+          <w:left w:val="single" w:color="BBD0DE" w:sz="6"/>
+          <w:bottom w:val="single" w:color="BBD0DE" w:sz="6"/>
+          <w:right w:val="single" w:color="BBD0DE" w:sz="6"/>
+          <w:insideH w:val="none"/>
+          <w:insideV w:val="none"/>
+        </w:tblBorders>
+      </w:tblPr>
+      <w:tblGrid>
+        <w:gridCol w:w="100"/>
+      </w:tblGrid>
+      <w:tr>
+        <w:tc>
+          <w:tcPr>
+            <w:shd w:fill="EEF4F8" w:color="auto" w:val="clear"/>
+            <w:tcMar>
+              <w:top w:type="dxa" w:w="120"/>
+              <w:left w:type="dxa" w:w="160"/>
+              <w:bottom w:type="dxa" w:w="120"/>
+              <w:right w:type="dxa" w:w="160"/>
+            </w:tcMar>
+          </w:tcPr>
+          <w:p>
+            <w:pPr>
+              <w:spacing w:after="30"/>
+            </w:pPr>
+            <w:r>
+              <w:rPr>
+                <w:rFonts w:ascii="Calibri" w:cs="Calibri" w:eastAsia="Calibri" w:hAnsi="Calibri"/>
+                <w:b/>
+                <w:bCs/>
+                <w:color w:val="12355B"/>
+                <w:sz w:val="19"/>
+                <w:szCs w:val="19"/>
+              </w:rPr>
+              <w:t xml:space="preserve">Directions</w:t>
+            </w:r>
+          </w:p>
+          <w:p>
+            <w:r>
+              <w:rPr>
+                <w:rFonts w:ascii="Calibri" w:cs="Calibri" w:eastAsia="Calibri" w:hAnsi="Calibri"/>
+                <w:color w:val="1A2733"/>
+                <w:sz w:val="19"/>
+                <w:szCs w:val="19"/>
+              </w:rPr>
+              <w:t xml:space="preserve">Read each item carefully and answer it the way you would on the MCAP. For selected-response items, fill in the circle (○) next to the correct answer. For constructed-response items, enter your answer and show your work. Every item below assesses standard 6.EE.A.2.</w:t>
+            </w:r>
+          </w:p>
+        </w:tc>
+      </w:tr>
+    </w:tbl>
+    <w:p>
+      <w:pPr>
+        <w:spacing w:after="120"/>
+      </w:pPr>
+      <w:r>
+        <w:rPr>
+          <w:rFonts w:ascii="Calibri" w:cs="Calibri" w:eastAsia="Calibri" w:hAnsi="Calibri"/>
+          <w:color w:val="1A2733"/>
+          <w:sz w:val="21"/>
+          <w:szCs w:val="21"/>
+        </w:rPr>
+        <w:t xml:space="preserve"/>
+      </w:r>
+    </w:p>
+    <w:tbl>
+      <w:tblPr>
+        <w:tblW w:type="pct" w:w="100%"/>
+        <w:tblBorders>
+          <w:top w:val="single" w:color="C7D2DD" w:sz="6"/>
+          <w:left w:val="single" w:color="C7D2DD" w:sz="6"/>
+          <w:bottom w:val="single" w:color="C7D2DD" w:sz="6"/>
+          <w:right w:val="single" w:color="C7D2DD" w:sz="6"/>
+          <w:insideH w:val="none"/>
+          <w:insideV w:val="none"/>
+        </w:tblBorders>
+      </w:tblPr>
+      <w:tblGrid>
+        <w:gridCol w:w="100"/>
+      </w:tblGrid>
+      <w:tr>
+        <w:tc>
+          <w:tcPr>
+            <w:tcMar>
+              <w:top w:type="dxa" w:w="0"/>
+              <w:left w:type="dxa" w:w="0"/>
+              <w:bottom w:type="dxa" w:w="120"/>
+              <w:right w:type="dxa" w:w="160"/>
+            </w:tcMar>
+          </w:tcPr>
+          <w:p>
+            <w:pPr>
+              <w:shd w:fill="12355B" w:color="auto" w:val="clear"/>
+              <w:tabs>
+                <w:tab w:val="right" w:pos="9000"/>
+              </w:tabs>
+              <w:spacing w:after="30" w:before="30"/>
+              <w:ind w:left="120" w:right="120"/>
+            </w:pPr>
+            <w:r>
+              <w:rPr>
+                <w:rFonts w:ascii="Calibri" w:cs="Calibri" w:eastAsia="Calibri" w:hAnsi="Calibri"/>
+                <w:b/>
+                <w:bCs/>
+                <w:color w:val="FFFFFF"/>
+                <w:sz w:val="18"/>
+                <w:szCs w:val="18"/>
+              </w:rPr>
+              <w:t xml:space="preserve">Item 1</w:t>
+            </w:r>
+            <w:r>
+              <w:rPr>
+                <w:rFonts w:ascii="Calibri" w:cs="Calibri" w:eastAsia="Calibri" w:hAnsi="Calibri"/>
+                <w:color w:val="FFFFFF"/>
+                <w:sz w:val="18"/>
+                <w:szCs w:val="18"/>
+              </w:rPr>
+              <w:t xml:space="preserve">   |   </w:t>
+            </w:r>
+            <w:r>
+              <w:rPr>
+                <w:rFonts w:ascii="Calibri" w:cs="Calibri" w:eastAsia="Calibri" w:hAnsi="Calibri"/>
+                <w:color w:val="FFFFFF"/>
+                <w:spacing w:val="14"/>
+                <w:sz w:val="16"/>
+                <w:szCs w:val="16"/>
+              </w:rPr>
+              <w:t xml:space="preserve">SELECTED RESPONSE</w:t>
+            </w:r>
+            <w:r>
+              <w:rPr>
+                <w:rFonts w:ascii="Calibri" w:cs="Calibri" w:eastAsia="Calibri" w:hAnsi="Calibri"/>
+              </w:rPr>
+              <w:t xml:space="preserve">	</w:t>
+            </w:r>
+            <w:r>
+              <w:rPr>
+                <w:rFonts w:ascii="Calibri" w:cs="Calibri" w:eastAsia="Calibri" w:hAnsi="Calibri"/>
+                <w:b/>
+                <w:bCs/>
+                <w:color w:val="FFFFFF"/>
+                <w:sz w:val="17"/>
+                <w:szCs w:val="17"/>
+              </w:rPr>
+              <w:t xml:space="preserve">6.EE.A.2</w:t>
+            </w:r>
+          </w:p>
+          <w:p>
+            <w:pPr>
+              <w:spacing w:after="30" w:before="90"/>
+              <w:ind w:left="140" w:right="120"/>
+            </w:pPr>
+            <w:r>
+              <w:rPr>
+                <w:rFonts w:ascii="Calibri" w:cs="Calibri" w:eastAsia="Calibri" w:hAnsi="Calibri"/>
+                <w:b/>
+                <w:bCs/>
+                <w:color w:val="1A2733"/>
+                <w:sz w:val="21"/>
+                <w:szCs w:val="21"/>
+              </w:rPr>
+              <w:t xml:space="preserve">Which expression represents '5 less than a number n'?</w:t>
+            </w:r>
+          </w:p>
+          <w:p>
+            <w:pPr>
+              <w:spacing w:after="60"/>
+              <w:ind w:left="140" w:right="120"/>
+            </w:pPr>
+            <w:r>
+              <w:rPr>
+                <w:rFonts w:ascii="Calibri" w:cs="Calibri" w:eastAsia="Calibri" w:hAnsi="Calibri"/>
+                <w:i/>
+                <w:iCs/>
+                <w:color w:val="5F6F80"/>
+                <w:sz w:val="18"/>
+                <w:szCs w:val="18"/>
+              </w:rPr>
+              <w:t xml:space="preserve">Select the correct answer.</w:t>
+            </w:r>
+          </w:p>
+          <w:p>
+            <w:pPr>
+              <w:spacing w:after="24"/>
+              <w:ind w:left="380"/>
+            </w:pPr>
+            <w:r>
+              <w:rPr>
+                <w:rFonts w:ascii="Calibri" w:cs="Calibri" w:eastAsia="Calibri" w:hAnsi="Calibri"/>
+                <w:color w:val="12355B"/>
+                <w:sz w:val="22"/>
+                <w:szCs w:val="22"/>
+              </w:rPr>
+              <w:t xml:space="preserve">○  </w:t>
+            </w:r>
+            <w:r>
+              <w:rPr>
+                <w:rFonts w:ascii="Calibri" w:cs="Calibri" w:eastAsia="Calibri" w:hAnsi="Calibri"/>
+                <w:b/>
+                <w:bCs/>
+                <w:color w:val="1A2733"/>
+                <w:sz w:val="21"/>
+                <w:szCs w:val="21"/>
+              </w:rPr>
+              <w:t xml:space="preserve">A.  </w:t>
+            </w:r>
+            <w:r>
+              <w:rPr>
+                <w:rFonts w:ascii="Calibri" w:cs="Calibri" w:eastAsia="Calibri" w:hAnsi="Calibri"/>
+                <w:color w:val="1A2733"/>
+                <w:sz w:val="21"/>
+                <w:szCs w:val="21"/>
+              </w:rPr>
+              <w:t xml:space="preserve">5 − n</w:t>
+            </w:r>
+          </w:p>
+          <w:p>
+            <w:pPr>
+              <w:spacing w:after="24"/>
+              <w:ind w:left="380"/>
+            </w:pPr>
+            <w:r>
+              <w:rPr>
+                <w:rFonts w:ascii="Calibri" w:cs="Calibri" w:eastAsia="Calibri" w:hAnsi="Calibri"/>
+                <w:color w:val="12355B"/>
+                <w:sz w:val="22"/>
+                <w:szCs w:val="22"/>
+              </w:rPr>
+              <w:t xml:space="preserve">○  </w:t>
+            </w:r>
+            <w:r>
+              <w:rPr>
+                <w:rFonts w:ascii="Calibri" w:cs="Calibri" w:eastAsia="Calibri" w:hAnsi="Calibri"/>
+                <w:b/>
+                <w:bCs/>
+                <w:color w:val="1A2733"/>
+                <w:sz w:val="21"/>
+                <w:szCs w:val="21"/>
+              </w:rPr>
+              <w:t xml:space="preserve">B.  </w:t>
+            </w:r>
+            <w:r>
+              <w:rPr>
+                <w:rFonts w:ascii="Calibri" w:cs="Calibri" w:eastAsia="Calibri" w:hAnsi="Calibri"/>
+                <w:color w:val="1A2733"/>
+                <w:sz w:val="21"/>
+                <w:szCs w:val="21"/>
+              </w:rPr>
+              <w:t xml:space="preserve">n − 5</w:t>
+            </w:r>
+          </w:p>
+          <w:p>
+            <w:pPr>
+              <w:spacing w:after="24"/>
+              <w:ind w:left="380"/>
+            </w:pPr>
+            <w:r>
+              <w:rPr>
+                <w:rFonts w:ascii="Calibri" w:cs="Calibri" w:eastAsia="Calibri" w:hAnsi="Calibri"/>
+                <w:color w:val="12355B"/>
+                <w:sz w:val="22"/>
+                <w:szCs w:val="22"/>
+              </w:rPr>
+              <w:t xml:space="preserve">○  </w:t>
+            </w:r>
+            <w:r>
+              <w:rPr>
+                <w:rFonts w:ascii="Calibri" w:cs="Calibri" w:eastAsia="Calibri" w:hAnsi="Calibri"/>
+                <w:b/>
+                <w:bCs/>
+                <w:color w:val="1A2733"/>
+                <w:sz w:val="21"/>
+                <w:szCs w:val="21"/>
+              </w:rPr>
+              <w:t xml:space="preserve">C.  </w:t>
+            </w:r>
+            <w:r>
+              <w:rPr>
+                <w:rFonts w:ascii="Calibri" w:cs="Calibri" w:eastAsia="Calibri" w:hAnsi="Calibri"/>
+                <w:color w:val="1A2733"/>
+                <w:sz w:val="21"/>
+                <w:szCs w:val="21"/>
+              </w:rPr>
+              <w:t xml:space="preserve">5n</w:t>
+            </w:r>
+          </w:p>
+          <w:p>
+            <w:pPr>
+              <w:spacing w:after="24"/>
+              <w:ind w:left="380"/>
+            </w:pPr>
+            <w:r>
+              <w:rPr>
+                <w:rFonts w:ascii="Calibri" w:cs="Calibri" w:eastAsia="Calibri" w:hAnsi="Calibri"/>
+                <w:color w:val="12355B"/>
+                <w:sz w:val="22"/>
+                <w:szCs w:val="22"/>
+              </w:rPr>
+              <w:t xml:space="preserve">○  </w:t>
+            </w:r>
+            <w:r>
+              <w:rPr>
+                <w:rFonts w:ascii="Calibri" w:cs="Calibri" w:eastAsia="Calibri" w:hAnsi="Calibri"/>
+                <w:b/>
+                <w:bCs/>
+                <w:color w:val="1A2733"/>
+                <w:sz w:val="21"/>
+                <w:szCs w:val="21"/>
+              </w:rPr>
+              <w:t xml:space="preserve">D.  </w:t>
+            </w:r>
+            <w:r>
+              <w:rPr>
+                <w:rFonts w:ascii="Calibri" w:cs="Calibri" w:eastAsia="Calibri" w:hAnsi="Calibri"/>
+                <w:color w:val="1A2733"/>
+                <w:sz w:val="21"/>
+                <w:szCs w:val="21"/>
+              </w:rPr>
+              <w:t xml:space="preserve">n + 5</w:t>
+            </w:r>
+          </w:p>
+        </w:tc>
+      </w:tr>
+    </w:tbl>
+    <w:p>
+      <w:pPr>
+        <w:spacing w:after="100"/>
+      </w:pPr>
+      <w:r>
+        <w:rPr>
+          <w:rFonts w:ascii="Calibri" w:cs="Calibri" w:eastAsia="Calibri" w:hAnsi="Calibri"/>
+          <w:color w:val="1A2733"/>
+          <w:sz w:val="21"/>
+          <w:szCs w:val="21"/>
+        </w:rPr>
+        <w:t xml:space="preserve"/>
+      </w:r>
+    </w:p>
+    <w:tbl>
+      <w:tblPr>
+        <w:tblW w:type="pct" w:w="100%"/>
+        <w:tblBorders>
+          <w:top w:val="single" w:color="C7D2DD" w:sz="6"/>
+          <w:left w:val="single" w:color="C7D2DD" w:sz="6"/>
+          <w:bottom w:val="single" w:color="C7D2DD" w:sz="6"/>
+          <w:right w:val="single" w:color="C7D2DD" w:sz="6"/>
+          <w:insideH w:val="none"/>
+          <w:insideV w:val="none"/>
+        </w:tblBorders>
+      </w:tblPr>
+      <w:tblGrid>
+        <w:gridCol w:w="100"/>
+      </w:tblGrid>
+      <w:tr>
+        <w:tc>
+          <w:tcPr>
+            <w:tcMar>
+              <w:top w:type="dxa" w:w="0"/>
+              <w:left w:type="dxa" w:w="0"/>
+              <w:bottom w:type="dxa" w:w="120"/>
+              <w:right w:type="dxa" w:w="160"/>
+            </w:tcMar>
+          </w:tcPr>
+          <w:p>
+            <w:pPr>
+              <w:shd w:fill="12355B" w:color="auto" w:val="clear"/>
+              <w:tabs>
+                <w:tab w:val="right" w:pos="9000"/>
+              </w:tabs>
+              <w:spacing w:after="30" w:before="30"/>
+              <w:ind w:left="120" w:right="120"/>
+            </w:pPr>
+            <w:r>
+              <w:rPr>
+                <w:rFonts w:ascii="Calibri" w:cs="Calibri" w:eastAsia="Calibri" w:hAnsi="Calibri"/>
+                <w:b/>
+                <w:bCs/>
+                <w:color w:val="FFFFFF"/>
+                <w:sz w:val="18"/>
+                <w:szCs w:val="18"/>
+              </w:rPr>
+              <w:t xml:space="preserve">Item 2</w:t>
+            </w:r>
+            <w:r>
+              <w:rPr>
+                <w:rFonts w:ascii="Calibri" w:cs="Calibri" w:eastAsia="Calibri" w:hAnsi="Calibri"/>
+                <w:color w:val="FFFFFF"/>
+                <w:sz w:val="18"/>
+                <w:szCs w:val="18"/>
+              </w:rPr>
+              <w:t xml:space="preserve">   |   </w:t>
+            </w:r>
+            <w:r>
+              <w:rPr>
+                <w:rFonts w:ascii="Calibri" w:cs="Calibri" w:eastAsia="Calibri" w:hAnsi="Calibri"/>
+                <w:color w:val="FFFFFF"/>
+                <w:spacing w:val="14"/>
+                <w:sz w:val="16"/>
+                <w:szCs w:val="16"/>
+              </w:rPr>
+              <w:t xml:space="preserve">SELECTED RESPONSE</w:t>
+            </w:r>
+            <w:r>
+              <w:rPr>
+                <w:rFonts w:ascii="Calibri" w:cs="Calibri" w:eastAsia="Calibri" w:hAnsi="Calibri"/>
+              </w:rPr>
+              <w:t xml:space="preserve">	</w:t>
+            </w:r>
+            <w:r>
+              <w:rPr>
+                <w:rFonts w:ascii="Calibri" w:cs="Calibri" w:eastAsia="Calibri" w:hAnsi="Calibri"/>
+                <w:b/>
+                <w:bCs/>
+                <w:color w:val="FFFFFF"/>
+                <w:sz w:val="17"/>
+                <w:szCs w:val="17"/>
+              </w:rPr>
+              <w:t xml:space="preserve">6.EE.A.2</w:t>
+            </w:r>
+          </w:p>
+          <w:p>
+            <w:pPr>
+              <w:spacing w:after="30" w:before="90"/>
+              <w:ind w:left="140" w:right="120"/>
+            </w:pPr>
+            <w:r>
+              <w:rPr>
+                <w:rFonts w:ascii="Calibri" w:cs="Calibri" w:eastAsia="Calibri" w:hAnsi="Calibri"/>
+                <w:b/>
+                <w:bCs/>
+                <w:color w:val="1A2733"/>
+                <w:sz w:val="21"/>
+                <w:szCs w:val="21"/>
+              </w:rPr>
+              <w:t xml:space="preserve">In the expression 7x + 12, which statement is true?</w:t>
+            </w:r>
+          </w:p>
+          <w:p>
+            <w:pPr>
+              <w:spacing w:after="60"/>
+              <w:ind w:left="140" w:right="120"/>
+            </w:pPr>
+            <w:r>
+              <w:rPr>
+                <w:rFonts w:ascii="Calibri" w:cs="Calibri" w:eastAsia="Calibri" w:hAnsi="Calibri"/>
+                <w:i/>
+                <w:iCs/>
+                <w:color w:val="5F6F80"/>
+                <w:sz w:val="18"/>
+                <w:szCs w:val="18"/>
+              </w:rPr>
+              <w:t xml:space="preserve">Select the correct answer.</w:t>
+            </w:r>
+          </w:p>
+          <w:p>
+            <w:pPr>
+              <w:spacing w:after="24"/>
+              <w:ind w:left="380"/>
+            </w:pPr>
+            <w:r>
+              <w:rPr>
+                <w:rFonts w:ascii="Calibri" w:cs="Calibri" w:eastAsia="Calibri" w:hAnsi="Calibri"/>
+                <w:color w:val="12355B"/>
+                <w:sz w:val="22"/>
+                <w:szCs w:val="22"/>
+              </w:rPr>
+              <w:t xml:space="preserve">○  </w:t>
+            </w:r>
+            <w:r>
+              <w:rPr>
+                <w:rFonts w:ascii="Calibri" w:cs="Calibri" w:eastAsia="Calibri" w:hAnsi="Calibri"/>
+                <w:b/>
+                <w:bCs/>
+                <w:color w:val="1A2733"/>
+                <w:sz w:val="21"/>
+                <w:szCs w:val="21"/>
+              </w:rPr>
+              <w:t xml:space="preserve">A.  </w:t>
+            </w:r>
+            <w:r>
+              <w:rPr>
+                <w:rFonts w:ascii="Calibri" w:cs="Calibri" w:eastAsia="Calibri" w:hAnsi="Calibri"/>
+                <w:color w:val="1A2733"/>
+                <w:sz w:val="21"/>
+                <w:szCs w:val="21"/>
+              </w:rPr>
+              <w:t xml:space="preserve">7 is the constant</w:t>
+            </w:r>
+          </w:p>
+          <w:p>
+            <w:pPr>
+              <w:spacing w:after="24"/>
+              <w:ind w:left="380"/>
+            </w:pPr>
+            <w:r>
+              <w:rPr>
+                <w:rFonts w:ascii="Calibri" w:cs="Calibri" w:eastAsia="Calibri" w:hAnsi="Calibri"/>
+                <w:color w:val="12355B"/>
+                <w:sz w:val="22"/>
+                <w:szCs w:val="22"/>
+              </w:rPr>
+              <w:t xml:space="preserve">○  </w:t>
+            </w:r>
+            <w:r>
+              <w:rPr>
+                <w:rFonts w:ascii="Calibri" w:cs="Calibri" w:eastAsia="Calibri" w:hAnsi="Calibri"/>
+                <w:b/>
+                <w:bCs/>
+                <w:color w:val="1A2733"/>
+                <w:sz w:val="21"/>
+                <w:szCs w:val="21"/>
+              </w:rPr>
+              <w:t xml:space="preserve">B.  </w:t>
+            </w:r>
+            <w:r>
+              <w:rPr>
+                <w:rFonts w:ascii="Calibri" w:cs="Calibri" w:eastAsia="Calibri" w:hAnsi="Calibri"/>
+                <w:color w:val="1A2733"/>
+                <w:sz w:val="21"/>
+                <w:szCs w:val="21"/>
+              </w:rPr>
+              <w:t xml:space="preserve">12 is the coefficient</w:t>
+            </w:r>
+          </w:p>
+          <w:p>
+            <w:pPr>
+              <w:spacing w:after="24"/>
+              <w:ind w:left="380"/>
+            </w:pPr>
+            <w:r>
+              <w:rPr>
+                <w:rFonts w:ascii="Calibri" w:cs="Calibri" w:eastAsia="Calibri" w:hAnsi="Calibri"/>
+                <w:color w:val="12355B"/>
+                <w:sz w:val="22"/>
+                <w:szCs w:val="22"/>
+              </w:rPr>
+              <w:t xml:space="preserve">○  </w:t>
+            </w:r>
+            <w:r>
+              <w:rPr>
+                <w:rFonts w:ascii="Calibri" w:cs="Calibri" w:eastAsia="Calibri" w:hAnsi="Calibri"/>
+                <w:b/>
+                <w:bCs/>
+                <w:color w:val="1A2733"/>
+                <w:sz w:val="21"/>
+                <w:szCs w:val="21"/>
+              </w:rPr>
+              <w:t xml:space="preserve">C.  </w:t>
+            </w:r>
+            <w:r>
+              <w:rPr>
+                <w:rFonts w:ascii="Calibri" w:cs="Calibri" w:eastAsia="Calibri" w:hAnsi="Calibri"/>
+                <w:color w:val="1A2733"/>
+                <w:sz w:val="21"/>
+                <w:szCs w:val="21"/>
+              </w:rPr>
+              <w:t xml:space="preserve">7 is the coefficient and 12 is the constant</w:t>
+            </w:r>
+          </w:p>
+          <w:p>
+            <w:pPr>
+              <w:spacing w:after="24"/>
+              <w:ind w:left="380"/>
+            </w:pPr>
+            <w:r>
+              <w:rPr>
+                <w:rFonts w:ascii="Calibri" w:cs="Calibri" w:eastAsia="Calibri" w:hAnsi="Calibri"/>
+                <w:color w:val="12355B"/>
+                <w:sz w:val="22"/>
+                <w:szCs w:val="22"/>
+              </w:rPr>
+              <w:t xml:space="preserve">○  </w:t>
+            </w:r>
+            <w:r>
+              <w:rPr>
+                <w:rFonts w:ascii="Calibri" w:cs="Calibri" w:eastAsia="Calibri" w:hAnsi="Calibri"/>
+                <w:b/>
+                <w:bCs/>
+                <w:color w:val="1A2733"/>
+                <w:sz w:val="21"/>
+                <w:szCs w:val="21"/>
+              </w:rPr>
+              <w:t xml:space="preserve">D.  </w:t>
+            </w:r>
+            <w:r>
+              <w:rPr>
+                <w:rFonts w:ascii="Calibri" w:cs="Calibri" w:eastAsia="Calibri" w:hAnsi="Calibri"/>
+                <w:color w:val="1A2733"/>
+                <w:sz w:val="21"/>
+                <w:szCs w:val="21"/>
+              </w:rPr>
+              <w:t xml:space="preserve">x is the constant</w:t>
+            </w:r>
+          </w:p>
+        </w:tc>
+      </w:tr>
+    </w:tbl>
+    <w:p>
+      <w:pPr>
+        <w:spacing w:after="100"/>
+      </w:pPr>
+      <w:r>
+        <w:rPr>
+          <w:rFonts w:ascii="Calibri" w:cs="Calibri" w:eastAsia="Calibri" w:hAnsi="Calibri"/>
+          <w:color w:val="1A2733"/>
+          <w:sz w:val="21"/>
+          <w:szCs w:val="21"/>
+        </w:rPr>
+        <w:t xml:space="preserve"/>
+      </w:r>
+    </w:p>
+    <w:tbl>
+      <w:tblPr>
+        <w:tblW w:type="pct" w:w="100%"/>
+        <w:tblBorders>
+          <w:top w:val="single" w:color="C7D2DD" w:sz="6"/>
+          <w:left w:val="single" w:color="C7D2DD" w:sz="6"/>
+          <w:bottom w:val="single" w:color="C7D2DD" w:sz="6"/>
+          <w:right w:val="single" w:color="C7D2DD" w:sz="6"/>
+          <w:insideH w:val="none"/>
+          <w:insideV w:val="none"/>
+        </w:tblBorders>
+      </w:tblPr>
+      <w:tblGrid>
+        <w:gridCol w:w="100"/>
+      </w:tblGrid>
+      <w:tr>
+        <w:tc>
+          <w:tcPr>
+            <w:tcMar>
+              <w:top w:type="dxa" w:w="0"/>
+              <w:left w:type="dxa" w:w="0"/>
+              <w:bottom w:type="dxa" w:w="120"/>
+              <w:right w:type="dxa" w:w="160"/>
+            </w:tcMar>
+          </w:tcPr>
+          <w:p>
+            <w:pPr>
+              <w:shd w:fill="12355B" w:color="auto" w:val="clear"/>
+              <w:tabs>
+                <w:tab w:val="right" w:pos="9000"/>
+              </w:tabs>
+              <w:spacing w:after="30" w:before="30"/>
+              <w:ind w:left="120" w:right="120"/>
+            </w:pPr>
+            <w:r>
+              <w:rPr>
+                <w:rFonts w:ascii="Calibri" w:cs="Calibri" w:eastAsia="Calibri" w:hAnsi="Calibri"/>
+                <w:b/>
+                <w:bCs/>
+                <w:color w:val="FFFFFF"/>
+                <w:sz w:val="18"/>
+                <w:szCs w:val="18"/>
+              </w:rPr>
+              <w:t xml:space="preserve">Item 3</w:t>
+            </w:r>
+            <w:r>
+              <w:rPr>
+                <w:rFonts w:ascii="Calibri" w:cs="Calibri" w:eastAsia="Calibri" w:hAnsi="Calibri"/>
+                <w:color w:val="FFFFFF"/>
+                <w:sz w:val="18"/>
+                <w:szCs w:val="18"/>
+              </w:rPr>
+              <w:t xml:space="preserve">   |   </w:t>
+            </w:r>
+            <w:r>
+              <w:rPr>
+                <w:rFonts w:ascii="Calibri" w:cs="Calibri" w:eastAsia="Calibri" w:hAnsi="Calibri"/>
+                <w:color w:val="FFFFFF"/>
+                <w:spacing w:val="14"/>
+                <w:sz w:val="16"/>
+                <w:szCs w:val="16"/>
+              </w:rPr>
+              <w:t xml:space="preserve">CONSTRUCTED RESPONSE</w:t>
+            </w:r>
+            <w:r>
+              <w:rPr>
+                <w:rFonts w:ascii="Calibri" w:cs="Calibri" w:eastAsia="Calibri" w:hAnsi="Calibri"/>
+              </w:rPr>
+              <w:t xml:space="preserve">	</w:t>
+            </w:r>
+            <w:r>
+              <w:rPr>
+                <w:rFonts w:ascii="Calibri" w:cs="Calibri" w:eastAsia="Calibri" w:hAnsi="Calibri"/>
+                <w:b/>
+                <w:bCs/>
+                <w:color w:val="FFFFFF"/>
+                <w:sz w:val="17"/>
+                <w:szCs w:val="17"/>
+              </w:rPr>
+              <w:t xml:space="preserve">6.EE.A.2</w:t>
+            </w:r>
+          </w:p>
+          <w:p>
+            <w:pPr>
+              <w:spacing w:after="30" w:before="90"/>
+              <w:ind w:left="140" w:right="120"/>
+            </w:pPr>
+            <w:r>
+              <w:rPr>
+                <w:rFonts w:ascii="Calibri" w:cs="Calibri" w:eastAsia="Calibri" w:hAnsi="Calibri"/>
+                <w:b/>
+                <w:bCs/>
+                <w:color w:val="1A2733"/>
+                <w:sz w:val="21"/>
+                <w:szCs w:val="21"/>
+              </w:rPr>
+              <w:t xml:space="preserve">A taxi charges a $3 base fee plus $2 for each mile m. Write an expression for the total cost.</w:t>
+            </w:r>
+          </w:p>
+          <w:p>
+            <w:pPr>
+              <w:spacing w:after="60"/>
+              <w:ind w:left="140" w:right="120"/>
+            </w:pPr>
+            <w:r>
+              <w:rPr>
+                <w:rFonts w:ascii="Calibri" w:cs="Calibri" w:eastAsia="Calibri" w:hAnsi="Calibri"/>
+                <w:i/>
+                <w:iCs/>
+                <w:color w:val="5F6F80"/>
+                <w:sz w:val="18"/>
+                <w:szCs w:val="18"/>
+              </w:rPr>
+              <w:t xml:space="preserve">Enter your answer in the space provided. Show your work.</w:t>
+            </w:r>
+          </w:p>
+          <w:p>
+            <w:pPr>
+              <w:pBdr>
+                <w:bottom w:val="single" w:color="AFBECC" w:sz="4" w:space="2"/>
+              </w:pBdr>
+              <w:spacing w:after="6" w:before="30" w:line="360"/>
+              <w:ind w:left="140" w:right="120"/>
+            </w:pPr>
+            <w:r>
+              <w:rPr>
+                <w:rFonts w:ascii="Calibri" w:cs="Calibri" w:eastAsia="Calibri" w:hAnsi="Calibri"/>
+                <w:color w:val="1A2733"/>
+                <w:sz w:val="21"/>
+                <w:szCs w:val="21"/>
+              </w:rPr>
+              <w:t xml:space="preserve"/>
+            </w:r>
+          </w:p>
+          <w:p>
+            <w:pPr>
+              <w:pBdr>
+                <w:bottom w:val="single" w:color="AFBECC" w:sz="4" w:space="2"/>
+              </w:pBdr>
+              <w:spacing w:after="0" w:line="360"/>
+              <w:ind w:left="140" w:right="120"/>
+            </w:pPr>
+            <w:r>
+              <w:rPr>
+                <w:rFonts w:ascii="Calibri" w:cs="Calibri" w:eastAsia="Calibri" w:hAnsi="Calibri"/>
+                <w:color w:val="1A2733"/>
+                <w:sz w:val="21"/>
+                <w:szCs w:val="21"/>
+              </w:rPr>
+              <w:t xml:space="preserve"/>
+            </w:r>
+          </w:p>
+        </w:tc>
+      </w:tr>
+    </w:tbl>
+    <w:p>
+      <w:pPr>
+        <w:spacing w:after="100"/>
+      </w:pPr>
+      <w:r>
+        <w:rPr>
+          <w:rFonts w:ascii="Calibri" w:cs="Calibri" w:eastAsia="Calibri" w:hAnsi="Calibri"/>
+          <w:color w:val="1A2733"/>
+          <w:sz w:val="21"/>
+          <w:szCs w:val="21"/>
+        </w:rPr>
+        <w:t xml:space="preserve"/>
       </w:r>
     </w:p>
     <w:p>
@@ -4509,312 +5463,789 @@
         <w:t xml:space="preserve">MCAP-Style Practice</w:t>
       </w:r>
     </w:p>
-    <w:p>
-      <w:pPr>
-        <w:spacing w:after="80"/>
-      </w:pPr>
-      <w:r>
-        <w:rPr>
-          <w:rFonts w:ascii="Calibri" w:cs="Calibri" w:eastAsia="Calibri" w:hAnsi="Calibri"/>
-          <w:i/>
-          <w:iCs/>
-          <w:color w:val="5F6F80"/>
-          <w:sz w:val="19"/>
-          <w:szCs w:val="19"/>
-        </w:rPr>
-        <w:t xml:space="preserve">Bubble the best answer or fill in the blank, just like on the test.</w:t>
-      </w:r>
-    </w:p>
-    <w:p>
-      <w:pPr>
-        <w:spacing w:after="40" w:before="120"/>
-      </w:pPr>
-      <w:r>
-        <w:rPr>
-          <w:rFonts w:ascii="Calibri" w:cs="Calibri" w:eastAsia="Calibri" w:hAnsi="Calibri"/>
-          <w:b/>
-          <w:bCs/>
-          <w:color w:val="12355B"/>
-          <w:sz w:val="21"/>
-          <w:szCs w:val="21"/>
-        </w:rPr>
-        <w:t xml:space="preserve">1.  </w:t>
-      </w:r>
-      <w:r>
-        <w:rPr>
-          <w:rFonts w:ascii="Calibri" w:cs="Calibri" w:eastAsia="Calibri" w:hAnsi="Calibri"/>
-          <w:color w:val="1A2733"/>
-          <w:sz w:val="21"/>
-          <w:szCs w:val="21"/>
-        </w:rPr>
-        <w:t xml:space="preserve">Which expression is equivalent to 3(x + 5)?</w:t>
-      </w:r>
-    </w:p>
-    <w:p>
-      <w:pPr>
-        <w:spacing w:after="20"/>
-        <w:ind w:left="360"/>
-      </w:pPr>
-      <w:r>
-        <w:rPr>
-          <w:rFonts w:ascii="Calibri" w:cs="Calibri" w:eastAsia="Calibri" w:hAnsi="Calibri"/>
-          <w:color w:val="1A2733"/>
-          <w:sz w:val="20"/>
-          <w:szCs w:val="20"/>
-        </w:rPr>
-        <w:t xml:space="preserve">  ◯  A.  </w:t>
-      </w:r>
-      <w:r>
-        <w:rPr>
-          <w:rFonts w:ascii="Calibri" w:cs="Calibri" w:eastAsia="Calibri" w:hAnsi="Calibri"/>
-          <w:color w:val="1A2733"/>
-          <w:sz w:val="20"/>
-          <w:szCs w:val="20"/>
-        </w:rPr>
-        <w:t xml:space="preserve">3x + 5</w:t>
-      </w:r>
-    </w:p>
-    <w:p>
-      <w:pPr>
-        <w:spacing w:after="20"/>
-        <w:ind w:left="360"/>
-      </w:pPr>
-      <w:r>
-        <w:rPr>
-          <w:rFonts w:ascii="Calibri" w:cs="Calibri" w:eastAsia="Calibri" w:hAnsi="Calibri"/>
-          <w:color w:val="1A2733"/>
-          <w:sz w:val="20"/>
-          <w:szCs w:val="20"/>
-        </w:rPr>
-        <w:t xml:space="preserve">  ◯  B.  </w:t>
-      </w:r>
-      <w:r>
-        <w:rPr>
-          <w:rFonts w:ascii="Calibri" w:cs="Calibri" w:eastAsia="Calibri" w:hAnsi="Calibri"/>
-          <w:color w:val="1A2733"/>
-          <w:sz w:val="20"/>
-          <w:szCs w:val="20"/>
-        </w:rPr>
-        <w:t xml:space="preserve">x + 15</w:t>
-      </w:r>
-    </w:p>
-    <w:p>
-      <w:pPr>
-        <w:spacing w:after="20"/>
-        <w:ind w:left="360"/>
-      </w:pPr>
-      <w:r>
-        <w:rPr>
-          <w:rFonts w:ascii="Calibri" w:cs="Calibri" w:eastAsia="Calibri" w:hAnsi="Calibri"/>
-          <w:color w:val="1A2733"/>
-          <w:sz w:val="20"/>
-          <w:szCs w:val="20"/>
-        </w:rPr>
-        <w:t xml:space="preserve">  ◯  C.  </w:t>
-      </w:r>
-      <w:r>
-        <w:rPr>
-          <w:rFonts w:ascii="Calibri" w:cs="Calibri" w:eastAsia="Calibri" w:hAnsi="Calibri"/>
-          <w:color w:val="1A2733"/>
-          <w:sz w:val="20"/>
-          <w:szCs w:val="20"/>
-        </w:rPr>
-        <w:t xml:space="preserve">3x + 15</w:t>
-      </w:r>
-    </w:p>
-    <w:p>
-      <w:pPr>
-        <w:spacing w:after="20"/>
-        <w:ind w:left="360"/>
-      </w:pPr>
-      <w:r>
-        <w:rPr>
-          <w:rFonts w:ascii="Calibri" w:cs="Calibri" w:eastAsia="Calibri" w:hAnsi="Calibri"/>
-          <w:color w:val="1A2733"/>
-          <w:sz w:val="20"/>
-          <w:szCs w:val="20"/>
-        </w:rPr>
-        <w:t xml:space="preserve">  ◯  D.  </w:t>
-      </w:r>
-      <w:r>
-        <w:rPr>
-          <w:rFonts w:ascii="Calibri" w:cs="Calibri" w:eastAsia="Calibri" w:hAnsi="Calibri"/>
-          <w:color w:val="1A2733"/>
-          <w:sz w:val="20"/>
-          <w:szCs w:val="20"/>
-        </w:rPr>
-        <w:t xml:space="preserve">3x + 8</w:t>
-      </w:r>
-    </w:p>
-    <w:p>
-      <w:pPr>
-        <w:spacing w:after="40" w:before="120"/>
-      </w:pPr>
-      <w:r>
-        <w:rPr>
-          <w:rFonts w:ascii="Calibri" w:cs="Calibri" w:eastAsia="Calibri" w:hAnsi="Calibri"/>
-          <w:b/>
-          <w:bCs/>
-          <w:color w:val="12355B"/>
-          <w:sz w:val="21"/>
-          <w:szCs w:val="21"/>
-        </w:rPr>
-        <w:t xml:space="preserve">2.  </w:t>
-      </w:r>
-      <w:r>
-        <w:rPr>
-          <w:rFonts w:ascii="Calibri" w:cs="Calibri" w:eastAsia="Calibri" w:hAnsi="Calibri"/>
-          <w:color w:val="1A2733"/>
-          <w:sz w:val="21"/>
-          <w:szCs w:val="21"/>
-        </w:rPr>
-        <w:t xml:space="preserve">Simplify 7a + 4 + 2a.</w:t>
-      </w:r>
-    </w:p>
-    <w:p>
-      <w:pPr>
-        <w:spacing w:after="20"/>
-        <w:ind w:left="360"/>
-      </w:pPr>
-      <w:r>
-        <w:rPr>
-          <w:rFonts w:ascii="Calibri" w:cs="Calibri" w:eastAsia="Calibri" w:hAnsi="Calibri"/>
-          <w:color w:val="1A2733"/>
-          <w:sz w:val="20"/>
-          <w:szCs w:val="20"/>
-        </w:rPr>
-        <w:t xml:space="preserve">  ◯  A.  </w:t>
-      </w:r>
-      <w:r>
-        <w:rPr>
-          <w:rFonts w:ascii="Calibri" w:cs="Calibri" w:eastAsia="Calibri" w:hAnsi="Calibri"/>
-          <w:color w:val="1A2733"/>
-          <w:sz w:val="20"/>
-          <w:szCs w:val="20"/>
-        </w:rPr>
-        <w:t xml:space="preserve">9a + 4</w:t>
-      </w:r>
-    </w:p>
-    <w:p>
-      <w:pPr>
-        <w:spacing w:after="20"/>
-        <w:ind w:left="360"/>
-      </w:pPr>
-      <w:r>
-        <w:rPr>
-          <w:rFonts w:ascii="Calibri" w:cs="Calibri" w:eastAsia="Calibri" w:hAnsi="Calibri"/>
-          <w:color w:val="1A2733"/>
-          <w:sz w:val="20"/>
-          <w:szCs w:val="20"/>
-        </w:rPr>
-        <w:t xml:space="preserve">  ◯  B.  </w:t>
-      </w:r>
-      <w:r>
-        <w:rPr>
-          <w:rFonts w:ascii="Calibri" w:cs="Calibri" w:eastAsia="Calibri" w:hAnsi="Calibri"/>
-          <w:color w:val="1A2733"/>
-          <w:sz w:val="20"/>
-          <w:szCs w:val="20"/>
-        </w:rPr>
-        <w:t xml:space="preserve">13a</w:t>
-      </w:r>
-    </w:p>
-    <w:p>
-      <w:pPr>
-        <w:spacing w:after="20"/>
-        <w:ind w:left="360"/>
-      </w:pPr>
-      <w:r>
-        <w:rPr>
-          <w:rFonts w:ascii="Calibri" w:cs="Calibri" w:eastAsia="Calibri" w:hAnsi="Calibri"/>
-          <w:color w:val="1A2733"/>
-          <w:sz w:val="20"/>
-          <w:szCs w:val="20"/>
-        </w:rPr>
-        <w:t xml:space="preserve">  ◯  C.  </w:t>
-      </w:r>
-      <w:r>
-        <w:rPr>
-          <w:rFonts w:ascii="Calibri" w:cs="Calibri" w:eastAsia="Calibri" w:hAnsi="Calibri"/>
-          <w:color w:val="1A2733"/>
-          <w:sz w:val="20"/>
-          <w:szCs w:val="20"/>
-        </w:rPr>
-        <w:t xml:space="preserve">7a + 6a</w:t>
-      </w:r>
-    </w:p>
-    <w:p>
-      <w:pPr>
-        <w:spacing w:after="20"/>
-        <w:ind w:left="360"/>
-      </w:pPr>
-      <w:r>
-        <w:rPr>
-          <w:rFonts w:ascii="Calibri" w:cs="Calibri" w:eastAsia="Calibri" w:hAnsi="Calibri"/>
-          <w:color w:val="1A2733"/>
-          <w:sz w:val="20"/>
-          <w:szCs w:val="20"/>
-        </w:rPr>
-        <w:t xml:space="preserve">  ◯  D.  </w:t>
-      </w:r>
-      <w:r>
-        <w:rPr>
-          <w:rFonts w:ascii="Calibri" w:cs="Calibri" w:eastAsia="Calibri" w:hAnsi="Calibri"/>
-          <w:color w:val="1A2733"/>
-          <w:sz w:val="20"/>
-          <w:szCs w:val="20"/>
-        </w:rPr>
-        <w:t xml:space="preserve">9a + 6</w:t>
-      </w:r>
-    </w:p>
-    <w:p>
-      <w:pPr>
-        <w:spacing w:after="40" w:before="120"/>
-      </w:pPr>
-      <w:r>
-        <w:rPr>
-          <w:rFonts w:ascii="Calibri" w:cs="Calibri" w:eastAsia="Calibri" w:hAnsi="Calibri"/>
-          <w:b/>
-          <w:bCs/>
-          <w:color w:val="12355B"/>
-          <w:sz w:val="21"/>
-          <w:szCs w:val="21"/>
-        </w:rPr>
-        <w:t xml:space="preserve">3.  </w:t>
-      </w:r>
-      <w:r>
-        <w:rPr>
-          <w:rFonts w:ascii="Calibri" w:cs="Calibri" w:eastAsia="Calibri" w:hAnsi="Calibri"/>
-          <w:color w:val="1A2733"/>
-          <w:sz w:val="21"/>
-          <w:szCs w:val="21"/>
-        </w:rPr>
-        <w:t xml:space="preserve">A garden has 2 rows of (p + 3) plants and 4 more plants added. Write the total as a simplified expression.</w:t>
-      </w:r>
-    </w:p>
-    <w:p>
-      <w:pPr>
-        <w:spacing w:after="30" w:before="30"/>
-      </w:pPr>
-      <w:r>
-        <w:rPr>
-          <w:rFonts w:ascii="Calibri" w:cs="Calibri" w:eastAsia="Calibri" w:hAnsi="Calibri"/>
-          <w:b/>
-          <w:bCs/>
-          <w:color w:val="5F6F80"/>
-          <w:sz w:val="20"/>
-          <w:szCs w:val="20"/>
-        </w:rPr>
-        <w:t xml:space="preserve">Answer: </w:t>
-      </w:r>
-      <w:r>
-        <w:rPr>
-          <w:rFonts w:ascii="Calibri" w:cs="Calibri" w:eastAsia="Calibri" w:hAnsi="Calibri"/>
-          <w:color w:val="5F6F80"/>
-          <w:sz w:val="20"/>
-          <w:szCs w:val="20"/>
-        </w:rPr>
-        <w:t xml:space="preserve">____________________________</w:t>
+    <w:tbl>
+      <w:tblPr>
+        <w:tblW w:type="pct" w:w="100%"/>
+        <w:tblBorders>
+          <w:top w:val="single" w:color="BBD0DE" w:sz="6"/>
+          <w:left w:val="single" w:color="BBD0DE" w:sz="6"/>
+          <w:bottom w:val="single" w:color="BBD0DE" w:sz="6"/>
+          <w:right w:val="single" w:color="BBD0DE" w:sz="6"/>
+          <w:insideH w:val="none"/>
+          <w:insideV w:val="none"/>
+        </w:tblBorders>
+      </w:tblPr>
+      <w:tblGrid>
+        <w:gridCol w:w="100"/>
+      </w:tblGrid>
+      <w:tr>
+        <w:tc>
+          <w:tcPr>
+            <w:shd w:fill="EEF4F8" w:color="auto" w:val="clear"/>
+            <w:tcMar>
+              <w:top w:type="dxa" w:w="120"/>
+              <w:left w:type="dxa" w:w="160"/>
+              <w:bottom w:type="dxa" w:w="120"/>
+              <w:right w:type="dxa" w:w="160"/>
+            </w:tcMar>
+          </w:tcPr>
+          <w:p>
+            <w:pPr>
+              <w:spacing w:after="30"/>
+            </w:pPr>
+            <w:r>
+              <w:rPr>
+                <w:rFonts w:ascii="Calibri" w:cs="Calibri" w:eastAsia="Calibri" w:hAnsi="Calibri"/>
+                <w:b/>
+                <w:bCs/>
+                <w:color w:val="12355B"/>
+                <w:sz w:val="19"/>
+                <w:szCs w:val="19"/>
+              </w:rPr>
+              <w:t xml:space="preserve">Directions</w:t>
+            </w:r>
+          </w:p>
+          <w:p>
+            <w:r>
+              <w:rPr>
+                <w:rFonts w:ascii="Calibri" w:cs="Calibri" w:eastAsia="Calibri" w:hAnsi="Calibri"/>
+                <w:color w:val="1A2733"/>
+                <w:sz w:val="19"/>
+                <w:szCs w:val="19"/>
+              </w:rPr>
+              <w:t xml:space="preserve">Read each item carefully and answer it the way you would on the MCAP. For selected-response items, fill in the circle (○) next to the correct answer. For constructed-response items, enter your answer and show your work. Every item below assesses standard 6.EE.A.3.</w:t>
+            </w:r>
+          </w:p>
+        </w:tc>
+      </w:tr>
+    </w:tbl>
+    <w:p>
+      <w:pPr>
+        <w:spacing w:after="120"/>
+      </w:pPr>
+      <w:r>
+        <w:rPr>
+          <w:rFonts w:ascii="Calibri" w:cs="Calibri" w:eastAsia="Calibri" w:hAnsi="Calibri"/>
+          <w:color w:val="1A2733"/>
+          <w:sz w:val="21"/>
+          <w:szCs w:val="21"/>
+        </w:rPr>
+        <w:t xml:space="preserve"/>
+      </w:r>
+    </w:p>
+    <w:tbl>
+      <w:tblPr>
+        <w:tblW w:type="pct" w:w="100%"/>
+        <w:tblBorders>
+          <w:top w:val="single" w:color="C7D2DD" w:sz="6"/>
+          <w:left w:val="single" w:color="C7D2DD" w:sz="6"/>
+          <w:bottom w:val="single" w:color="C7D2DD" w:sz="6"/>
+          <w:right w:val="single" w:color="C7D2DD" w:sz="6"/>
+          <w:insideH w:val="none"/>
+          <w:insideV w:val="none"/>
+        </w:tblBorders>
+      </w:tblPr>
+      <w:tblGrid>
+        <w:gridCol w:w="100"/>
+      </w:tblGrid>
+      <w:tr>
+        <w:tc>
+          <w:tcPr>
+            <w:tcMar>
+              <w:top w:type="dxa" w:w="0"/>
+              <w:left w:type="dxa" w:w="0"/>
+              <w:bottom w:type="dxa" w:w="120"/>
+              <w:right w:type="dxa" w:w="160"/>
+            </w:tcMar>
+          </w:tcPr>
+          <w:p>
+            <w:pPr>
+              <w:shd w:fill="12355B" w:color="auto" w:val="clear"/>
+              <w:tabs>
+                <w:tab w:val="right" w:pos="9000"/>
+              </w:tabs>
+              <w:spacing w:after="30" w:before="30"/>
+              <w:ind w:left="120" w:right="120"/>
+            </w:pPr>
+            <w:r>
+              <w:rPr>
+                <w:rFonts w:ascii="Calibri" w:cs="Calibri" w:eastAsia="Calibri" w:hAnsi="Calibri"/>
+                <w:b/>
+                <w:bCs/>
+                <w:color w:val="FFFFFF"/>
+                <w:sz w:val="18"/>
+                <w:szCs w:val="18"/>
+              </w:rPr>
+              <w:t xml:space="preserve">Item 1</w:t>
+            </w:r>
+            <w:r>
+              <w:rPr>
+                <w:rFonts w:ascii="Calibri" w:cs="Calibri" w:eastAsia="Calibri" w:hAnsi="Calibri"/>
+                <w:color w:val="FFFFFF"/>
+                <w:sz w:val="18"/>
+                <w:szCs w:val="18"/>
+              </w:rPr>
+              <w:t xml:space="preserve">   |   </w:t>
+            </w:r>
+            <w:r>
+              <w:rPr>
+                <w:rFonts w:ascii="Calibri" w:cs="Calibri" w:eastAsia="Calibri" w:hAnsi="Calibri"/>
+                <w:color w:val="FFFFFF"/>
+                <w:spacing w:val="14"/>
+                <w:sz w:val="16"/>
+                <w:szCs w:val="16"/>
+              </w:rPr>
+              <w:t xml:space="preserve">SELECTED RESPONSE</w:t>
+            </w:r>
+            <w:r>
+              <w:rPr>
+                <w:rFonts w:ascii="Calibri" w:cs="Calibri" w:eastAsia="Calibri" w:hAnsi="Calibri"/>
+              </w:rPr>
+              <w:t xml:space="preserve">	</w:t>
+            </w:r>
+            <w:r>
+              <w:rPr>
+                <w:rFonts w:ascii="Calibri" w:cs="Calibri" w:eastAsia="Calibri" w:hAnsi="Calibri"/>
+                <w:b/>
+                <w:bCs/>
+                <w:color w:val="FFFFFF"/>
+                <w:sz w:val="17"/>
+                <w:szCs w:val="17"/>
+              </w:rPr>
+              <w:t xml:space="preserve">6.EE.A.3</w:t>
+            </w:r>
+          </w:p>
+          <w:p>
+            <w:pPr>
+              <w:spacing w:after="30" w:before="90"/>
+              <w:ind w:left="140" w:right="120"/>
+            </w:pPr>
+            <w:r>
+              <w:rPr>
+                <w:rFonts w:ascii="Calibri" w:cs="Calibri" w:eastAsia="Calibri" w:hAnsi="Calibri"/>
+                <w:b/>
+                <w:bCs/>
+                <w:color w:val="1A2733"/>
+                <w:sz w:val="21"/>
+                <w:szCs w:val="21"/>
+              </w:rPr>
+              <w:t xml:space="preserve">Which expression is equivalent to 3(x + 5)?</w:t>
+            </w:r>
+          </w:p>
+          <w:p>
+            <w:pPr>
+              <w:spacing w:after="60"/>
+              <w:ind w:left="140" w:right="120"/>
+            </w:pPr>
+            <w:r>
+              <w:rPr>
+                <w:rFonts w:ascii="Calibri" w:cs="Calibri" w:eastAsia="Calibri" w:hAnsi="Calibri"/>
+                <w:i/>
+                <w:iCs/>
+                <w:color w:val="5F6F80"/>
+                <w:sz w:val="18"/>
+                <w:szCs w:val="18"/>
+              </w:rPr>
+              <w:t xml:space="preserve">Select the correct answer.</w:t>
+            </w:r>
+          </w:p>
+          <w:p>
+            <w:pPr>
+              <w:spacing w:after="24"/>
+              <w:ind w:left="380"/>
+            </w:pPr>
+            <w:r>
+              <w:rPr>
+                <w:rFonts w:ascii="Calibri" w:cs="Calibri" w:eastAsia="Calibri" w:hAnsi="Calibri"/>
+                <w:color w:val="12355B"/>
+                <w:sz w:val="22"/>
+                <w:szCs w:val="22"/>
+              </w:rPr>
+              <w:t xml:space="preserve">○  </w:t>
+            </w:r>
+            <w:r>
+              <w:rPr>
+                <w:rFonts w:ascii="Calibri" w:cs="Calibri" w:eastAsia="Calibri" w:hAnsi="Calibri"/>
+                <w:b/>
+                <w:bCs/>
+                <w:color w:val="1A2733"/>
+                <w:sz w:val="21"/>
+                <w:szCs w:val="21"/>
+              </w:rPr>
+              <w:t xml:space="preserve">A.  </w:t>
+            </w:r>
+            <w:r>
+              <w:rPr>
+                <w:rFonts w:ascii="Calibri" w:cs="Calibri" w:eastAsia="Calibri" w:hAnsi="Calibri"/>
+                <w:color w:val="1A2733"/>
+                <w:sz w:val="21"/>
+                <w:szCs w:val="21"/>
+              </w:rPr>
+              <w:t xml:space="preserve">3x + 5</w:t>
+            </w:r>
+          </w:p>
+          <w:p>
+            <w:pPr>
+              <w:spacing w:after="24"/>
+              <w:ind w:left="380"/>
+            </w:pPr>
+            <w:r>
+              <w:rPr>
+                <w:rFonts w:ascii="Calibri" w:cs="Calibri" w:eastAsia="Calibri" w:hAnsi="Calibri"/>
+                <w:color w:val="12355B"/>
+                <w:sz w:val="22"/>
+                <w:szCs w:val="22"/>
+              </w:rPr>
+              <w:t xml:space="preserve">○  </w:t>
+            </w:r>
+            <w:r>
+              <w:rPr>
+                <w:rFonts w:ascii="Calibri" w:cs="Calibri" w:eastAsia="Calibri" w:hAnsi="Calibri"/>
+                <w:b/>
+                <w:bCs/>
+                <w:color w:val="1A2733"/>
+                <w:sz w:val="21"/>
+                <w:szCs w:val="21"/>
+              </w:rPr>
+              <w:t xml:space="preserve">B.  </w:t>
+            </w:r>
+            <w:r>
+              <w:rPr>
+                <w:rFonts w:ascii="Calibri" w:cs="Calibri" w:eastAsia="Calibri" w:hAnsi="Calibri"/>
+                <w:color w:val="1A2733"/>
+                <w:sz w:val="21"/>
+                <w:szCs w:val="21"/>
+              </w:rPr>
+              <w:t xml:space="preserve">x + 15</w:t>
+            </w:r>
+          </w:p>
+          <w:p>
+            <w:pPr>
+              <w:spacing w:after="24"/>
+              <w:ind w:left="380"/>
+            </w:pPr>
+            <w:r>
+              <w:rPr>
+                <w:rFonts w:ascii="Calibri" w:cs="Calibri" w:eastAsia="Calibri" w:hAnsi="Calibri"/>
+                <w:color w:val="12355B"/>
+                <w:sz w:val="22"/>
+                <w:szCs w:val="22"/>
+              </w:rPr>
+              <w:t xml:space="preserve">○  </w:t>
+            </w:r>
+            <w:r>
+              <w:rPr>
+                <w:rFonts w:ascii="Calibri" w:cs="Calibri" w:eastAsia="Calibri" w:hAnsi="Calibri"/>
+                <w:b/>
+                <w:bCs/>
+                <w:color w:val="1A2733"/>
+                <w:sz w:val="21"/>
+                <w:szCs w:val="21"/>
+              </w:rPr>
+              <w:t xml:space="preserve">C.  </w:t>
+            </w:r>
+            <w:r>
+              <w:rPr>
+                <w:rFonts w:ascii="Calibri" w:cs="Calibri" w:eastAsia="Calibri" w:hAnsi="Calibri"/>
+                <w:color w:val="1A2733"/>
+                <w:sz w:val="21"/>
+                <w:szCs w:val="21"/>
+              </w:rPr>
+              <w:t xml:space="preserve">3x + 15</w:t>
+            </w:r>
+          </w:p>
+          <w:p>
+            <w:pPr>
+              <w:spacing w:after="24"/>
+              <w:ind w:left="380"/>
+            </w:pPr>
+            <w:r>
+              <w:rPr>
+                <w:rFonts w:ascii="Calibri" w:cs="Calibri" w:eastAsia="Calibri" w:hAnsi="Calibri"/>
+                <w:color w:val="12355B"/>
+                <w:sz w:val="22"/>
+                <w:szCs w:val="22"/>
+              </w:rPr>
+              <w:t xml:space="preserve">○  </w:t>
+            </w:r>
+            <w:r>
+              <w:rPr>
+                <w:rFonts w:ascii="Calibri" w:cs="Calibri" w:eastAsia="Calibri" w:hAnsi="Calibri"/>
+                <w:b/>
+                <w:bCs/>
+                <w:color w:val="1A2733"/>
+                <w:sz w:val="21"/>
+                <w:szCs w:val="21"/>
+              </w:rPr>
+              <w:t xml:space="preserve">D.  </w:t>
+            </w:r>
+            <w:r>
+              <w:rPr>
+                <w:rFonts w:ascii="Calibri" w:cs="Calibri" w:eastAsia="Calibri" w:hAnsi="Calibri"/>
+                <w:color w:val="1A2733"/>
+                <w:sz w:val="21"/>
+                <w:szCs w:val="21"/>
+              </w:rPr>
+              <w:t xml:space="preserve">3x + 8</w:t>
+            </w:r>
+          </w:p>
+        </w:tc>
+      </w:tr>
+    </w:tbl>
+    <w:p>
+      <w:pPr>
+        <w:spacing w:after="100"/>
+      </w:pPr>
+      <w:r>
+        <w:rPr>
+          <w:rFonts w:ascii="Calibri" w:cs="Calibri" w:eastAsia="Calibri" w:hAnsi="Calibri"/>
+          <w:color w:val="1A2733"/>
+          <w:sz w:val="21"/>
+          <w:szCs w:val="21"/>
+        </w:rPr>
+        <w:t xml:space="preserve"/>
+      </w:r>
+    </w:p>
+    <w:tbl>
+      <w:tblPr>
+        <w:tblW w:type="pct" w:w="100%"/>
+        <w:tblBorders>
+          <w:top w:val="single" w:color="C7D2DD" w:sz="6"/>
+          <w:left w:val="single" w:color="C7D2DD" w:sz="6"/>
+          <w:bottom w:val="single" w:color="C7D2DD" w:sz="6"/>
+          <w:right w:val="single" w:color="C7D2DD" w:sz="6"/>
+          <w:insideH w:val="none"/>
+          <w:insideV w:val="none"/>
+        </w:tblBorders>
+      </w:tblPr>
+      <w:tblGrid>
+        <w:gridCol w:w="100"/>
+      </w:tblGrid>
+      <w:tr>
+        <w:tc>
+          <w:tcPr>
+            <w:tcMar>
+              <w:top w:type="dxa" w:w="0"/>
+              <w:left w:type="dxa" w:w="0"/>
+              <w:bottom w:type="dxa" w:w="120"/>
+              <w:right w:type="dxa" w:w="160"/>
+            </w:tcMar>
+          </w:tcPr>
+          <w:p>
+            <w:pPr>
+              <w:shd w:fill="12355B" w:color="auto" w:val="clear"/>
+              <w:tabs>
+                <w:tab w:val="right" w:pos="9000"/>
+              </w:tabs>
+              <w:spacing w:after="30" w:before="30"/>
+              <w:ind w:left="120" w:right="120"/>
+            </w:pPr>
+            <w:r>
+              <w:rPr>
+                <w:rFonts w:ascii="Calibri" w:cs="Calibri" w:eastAsia="Calibri" w:hAnsi="Calibri"/>
+                <w:b/>
+                <w:bCs/>
+                <w:color w:val="FFFFFF"/>
+                <w:sz w:val="18"/>
+                <w:szCs w:val="18"/>
+              </w:rPr>
+              <w:t xml:space="preserve">Item 2</w:t>
+            </w:r>
+            <w:r>
+              <w:rPr>
+                <w:rFonts w:ascii="Calibri" w:cs="Calibri" w:eastAsia="Calibri" w:hAnsi="Calibri"/>
+                <w:color w:val="FFFFFF"/>
+                <w:sz w:val="18"/>
+                <w:szCs w:val="18"/>
+              </w:rPr>
+              <w:t xml:space="preserve">   |   </w:t>
+            </w:r>
+            <w:r>
+              <w:rPr>
+                <w:rFonts w:ascii="Calibri" w:cs="Calibri" w:eastAsia="Calibri" w:hAnsi="Calibri"/>
+                <w:color w:val="FFFFFF"/>
+                <w:spacing w:val="14"/>
+                <w:sz w:val="16"/>
+                <w:szCs w:val="16"/>
+              </w:rPr>
+              <w:t xml:space="preserve">SELECTED RESPONSE</w:t>
+            </w:r>
+            <w:r>
+              <w:rPr>
+                <w:rFonts w:ascii="Calibri" w:cs="Calibri" w:eastAsia="Calibri" w:hAnsi="Calibri"/>
+              </w:rPr>
+              <w:t xml:space="preserve">	</w:t>
+            </w:r>
+            <w:r>
+              <w:rPr>
+                <w:rFonts w:ascii="Calibri" w:cs="Calibri" w:eastAsia="Calibri" w:hAnsi="Calibri"/>
+                <w:b/>
+                <w:bCs/>
+                <w:color w:val="FFFFFF"/>
+                <w:sz w:val="17"/>
+                <w:szCs w:val="17"/>
+              </w:rPr>
+              <w:t xml:space="preserve">6.EE.A.3</w:t>
+            </w:r>
+          </w:p>
+          <w:p>
+            <w:pPr>
+              <w:spacing w:after="30" w:before="90"/>
+              <w:ind w:left="140" w:right="120"/>
+            </w:pPr>
+            <w:r>
+              <w:rPr>
+                <w:rFonts w:ascii="Calibri" w:cs="Calibri" w:eastAsia="Calibri" w:hAnsi="Calibri"/>
+                <w:b/>
+                <w:bCs/>
+                <w:color w:val="1A2733"/>
+                <w:sz w:val="21"/>
+                <w:szCs w:val="21"/>
+              </w:rPr>
+              <w:t xml:space="preserve">Simplify 7a + 4 + 2a.</w:t>
+            </w:r>
+          </w:p>
+          <w:p>
+            <w:pPr>
+              <w:spacing w:after="60"/>
+              <w:ind w:left="140" w:right="120"/>
+            </w:pPr>
+            <w:r>
+              <w:rPr>
+                <w:rFonts w:ascii="Calibri" w:cs="Calibri" w:eastAsia="Calibri" w:hAnsi="Calibri"/>
+                <w:i/>
+                <w:iCs/>
+                <w:color w:val="5F6F80"/>
+                <w:sz w:val="18"/>
+                <w:szCs w:val="18"/>
+              </w:rPr>
+              <w:t xml:space="preserve">Select the correct answer.</w:t>
+            </w:r>
+          </w:p>
+          <w:p>
+            <w:pPr>
+              <w:spacing w:after="24"/>
+              <w:ind w:left="380"/>
+            </w:pPr>
+            <w:r>
+              <w:rPr>
+                <w:rFonts w:ascii="Calibri" w:cs="Calibri" w:eastAsia="Calibri" w:hAnsi="Calibri"/>
+                <w:color w:val="12355B"/>
+                <w:sz w:val="22"/>
+                <w:szCs w:val="22"/>
+              </w:rPr>
+              <w:t xml:space="preserve">○  </w:t>
+            </w:r>
+            <w:r>
+              <w:rPr>
+                <w:rFonts w:ascii="Calibri" w:cs="Calibri" w:eastAsia="Calibri" w:hAnsi="Calibri"/>
+                <w:b/>
+                <w:bCs/>
+                <w:color w:val="1A2733"/>
+                <w:sz w:val="21"/>
+                <w:szCs w:val="21"/>
+              </w:rPr>
+              <w:t xml:space="preserve">A.  </w:t>
+            </w:r>
+            <w:r>
+              <w:rPr>
+                <w:rFonts w:ascii="Calibri" w:cs="Calibri" w:eastAsia="Calibri" w:hAnsi="Calibri"/>
+                <w:color w:val="1A2733"/>
+                <w:sz w:val="21"/>
+                <w:szCs w:val="21"/>
+              </w:rPr>
+              <w:t xml:space="preserve">9a + 4</w:t>
+            </w:r>
+          </w:p>
+          <w:p>
+            <w:pPr>
+              <w:spacing w:after="24"/>
+              <w:ind w:left="380"/>
+            </w:pPr>
+            <w:r>
+              <w:rPr>
+                <w:rFonts w:ascii="Calibri" w:cs="Calibri" w:eastAsia="Calibri" w:hAnsi="Calibri"/>
+                <w:color w:val="12355B"/>
+                <w:sz w:val="22"/>
+                <w:szCs w:val="22"/>
+              </w:rPr>
+              <w:t xml:space="preserve">○  </w:t>
+            </w:r>
+            <w:r>
+              <w:rPr>
+                <w:rFonts w:ascii="Calibri" w:cs="Calibri" w:eastAsia="Calibri" w:hAnsi="Calibri"/>
+                <w:b/>
+                <w:bCs/>
+                <w:color w:val="1A2733"/>
+                <w:sz w:val="21"/>
+                <w:szCs w:val="21"/>
+              </w:rPr>
+              <w:t xml:space="preserve">B.  </w:t>
+            </w:r>
+            <w:r>
+              <w:rPr>
+                <w:rFonts w:ascii="Calibri" w:cs="Calibri" w:eastAsia="Calibri" w:hAnsi="Calibri"/>
+                <w:color w:val="1A2733"/>
+                <w:sz w:val="21"/>
+                <w:szCs w:val="21"/>
+              </w:rPr>
+              <w:t xml:space="preserve">13a</w:t>
+            </w:r>
+          </w:p>
+          <w:p>
+            <w:pPr>
+              <w:spacing w:after="24"/>
+              <w:ind w:left="380"/>
+            </w:pPr>
+            <w:r>
+              <w:rPr>
+                <w:rFonts w:ascii="Calibri" w:cs="Calibri" w:eastAsia="Calibri" w:hAnsi="Calibri"/>
+                <w:color w:val="12355B"/>
+                <w:sz w:val="22"/>
+                <w:szCs w:val="22"/>
+              </w:rPr>
+              <w:t xml:space="preserve">○  </w:t>
+            </w:r>
+            <w:r>
+              <w:rPr>
+                <w:rFonts w:ascii="Calibri" w:cs="Calibri" w:eastAsia="Calibri" w:hAnsi="Calibri"/>
+                <w:b/>
+                <w:bCs/>
+                <w:color w:val="1A2733"/>
+                <w:sz w:val="21"/>
+                <w:szCs w:val="21"/>
+              </w:rPr>
+              <w:t xml:space="preserve">C.  </w:t>
+            </w:r>
+            <w:r>
+              <w:rPr>
+                <w:rFonts w:ascii="Calibri" w:cs="Calibri" w:eastAsia="Calibri" w:hAnsi="Calibri"/>
+                <w:color w:val="1A2733"/>
+                <w:sz w:val="21"/>
+                <w:szCs w:val="21"/>
+              </w:rPr>
+              <w:t xml:space="preserve">7a + 6a</w:t>
+            </w:r>
+          </w:p>
+          <w:p>
+            <w:pPr>
+              <w:spacing w:after="24"/>
+              <w:ind w:left="380"/>
+            </w:pPr>
+            <w:r>
+              <w:rPr>
+                <w:rFonts w:ascii="Calibri" w:cs="Calibri" w:eastAsia="Calibri" w:hAnsi="Calibri"/>
+                <w:color w:val="12355B"/>
+                <w:sz w:val="22"/>
+                <w:szCs w:val="22"/>
+              </w:rPr>
+              <w:t xml:space="preserve">○  </w:t>
+            </w:r>
+            <w:r>
+              <w:rPr>
+                <w:rFonts w:ascii="Calibri" w:cs="Calibri" w:eastAsia="Calibri" w:hAnsi="Calibri"/>
+                <w:b/>
+                <w:bCs/>
+                <w:color w:val="1A2733"/>
+                <w:sz w:val="21"/>
+                <w:szCs w:val="21"/>
+              </w:rPr>
+              <w:t xml:space="preserve">D.  </w:t>
+            </w:r>
+            <w:r>
+              <w:rPr>
+                <w:rFonts w:ascii="Calibri" w:cs="Calibri" w:eastAsia="Calibri" w:hAnsi="Calibri"/>
+                <w:color w:val="1A2733"/>
+                <w:sz w:val="21"/>
+                <w:szCs w:val="21"/>
+              </w:rPr>
+              <w:t xml:space="preserve">9a + 6</w:t>
+            </w:r>
+          </w:p>
+        </w:tc>
+      </w:tr>
+    </w:tbl>
+    <w:p>
+      <w:pPr>
+        <w:spacing w:after="100"/>
+      </w:pPr>
+      <w:r>
+        <w:rPr>
+          <w:rFonts w:ascii="Calibri" w:cs="Calibri" w:eastAsia="Calibri" w:hAnsi="Calibri"/>
+          <w:color w:val="1A2733"/>
+          <w:sz w:val="21"/>
+          <w:szCs w:val="21"/>
+        </w:rPr>
+        <w:t xml:space="preserve"/>
+      </w:r>
+    </w:p>
+    <w:tbl>
+      <w:tblPr>
+        <w:tblW w:type="pct" w:w="100%"/>
+        <w:tblBorders>
+          <w:top w:val="single" w:color="C7D2DD" w:sz="6"/>
+          <w:left w:val="single" w:color="C7D2DD" w:sz="6"/>
+          <w:bottom w:val="single" w:color="C7D2DD" w:sz="6"/>
+          <w:right w:val="single" w:color="C7D2DD" w:sz="6"/>
+          <w:insideH w:val="none"/>
+          <w:insideV w:val="none"/>
+        </w:tblBorders>
+      </w:tblPr>
+      <w:tblGrid>
+        <w:gridCol w:w="100"/>
+      </w:tblGrid>
+      <w:tr>
+        <w:tc>
+          <w:tcPr>
+            <w:tcMar>
+              <w:top w:type="dxa" w:w="0"/>
+              <w:left w:type="dxa" w:w="0"/>
+              <w:bottom w:type="dxa" w:w="120"/>
+              <w:right w:type="dxa" w:w="160"/>
+            </w:tcMar>
+          </w:tcPr>
+          <w:p>
+            <w:pPr>
+              <w:shd w:fill="12355B" w:color="auto" w:val="clear"/>
+              <w:tabs>
+                <w:tab w:val="right" w:pos="9000"/>
+              </w:tabs>
+              <w:spacing w:after="30" w:before="30"/>
+              <w:ind w:left="120" w:right="120"/>
+            </w:pPr>
+            <w:r>
+              <w:rPr>
+                <w:rFonts w:ascii="Calibri" w:cs="Calibri" w:eastAsia="Calibri" w:hAnsi="Calibri"/>
+                <w:b/>
+                <w:bCs/>
+                <w:color w:val="FFFFFF"/>
+                <w:sz w:val="18"/>
+                <w:szCs w:val="18"/>
+              </w:rPr>
+              <w:t xml:space="preserve">Item 3</w:t>
+            </w:r>
+            <w:r>
+              <w:rPr>
+                <w:rFonts w:ascii="Calibri" w:cs="Calibri" w:eastAsia="Calibri" w:hAnsi="Calibri"/>
+                <w:color w:val="FFFFFF"/>
+                <w:sz w:val="18"/>
+                <w:szCs w:val="18"/>
+              </w:rPr>
+              <w:t xml:space="preserve">   |   </w:t>
+            </w:r>
+            <w:r>
+              <w:rPr>
+                <w:rFonts w:ascii="Calibri" w:cs="Calibri" w:eastAsia="Calibri" w:hAnsi="Calibri"/>
+                <w:color w:val="FFFFFF"/>
+                <w:spacing w:val="14"/>
+                <w:sz w:val="16"/>
+                <w:szCs w:val="16"/>
+              </w:rPr>
+              <w:t xml:space="preserve">CONSTRUCTED RESPONSE</w:t>
+            </w:r>
+            <w:r>
+              <w:rPr>
+                <w:rFonts w:ascii="Calibri" w:cs="Calibri" w:eastAsia="Calibri" w:hAnsi="Calibri"/>
+              </w:rPr>
+              <w:t xml:space="preserve">	</w:t>
+            </w:r>
+            <w:r>
+              <w:rPr>
+                <w:rFonts w:ascii="Calibri" w:cs="Calibri" w:eastAsia="Calibri" w:hAnsi="Calibri"/>
+                <w:b/>
+                <w:bCs/>
+                <w:color w:val="FFFFFF"/>
+                <w:sz w:val="17"/>
+                <w:szCs w:val="17"/>
+              </w:rPr>
+              <w:t xml:space="preserve">6.EE.A.3</w:t>
+            </w:r>
+          </w:p>
+          <w:p>
+            <w:pPr>
+              <w:spacing w:after="30" w:before="90"/>
+              <w:ind w:left="140" w:right="120"/>
+            </w:pPr>
+            <w:r>
+              <w:rPr>
+                <w:rFonts w:ascii="Calibri" w:cs="Calibri" w:eastAsia="Calibri" w:hAnsi="Calibri"/>
+                <w:b/>
+                <w:bCs/>
+                <w:color w:val="1A2733"/>
+                <w:sz w:val="21"/>
+                <w:szCs w:val="21"/>
+              </w:rPr>
+              <w:t xml:space="preserve">A garden has 2 rows of (p + 3) plants and 4 more plants added. Write the total as a simplified expression.</w:t>
+            </w:r>
+          </w:p>
+          <w:p>
+            <w:pPr>
+              <w:spacing w:after="60"/>
+              <w:ind w:left="140" w:right="120"/>
+            </w:pPr>
+            <w:r>
+              <w:rPr>
+                <w:rFonts w:ascii="Calibri" w:cs="Calibri" w:eastAsia="Calibri" w:hAnsi="Calibri"/>
+                <w:i/>
+                <w:iCs/>
+                <w:color w:val="5F6F80"/>
+                <w:sz w:val="18"/>
+                <w:szCs w:val="18"/>
+              </w:rPr>
+              <w:t xml:space="preserve">Enter your answer in the space provided. Show your work.</w:t>
+            </w:r>
+          </w:p>
+          <w:p>
+            <w:pPr>
+              <w:pBdr>
+                <w:bottom w:val="single" w:color="AFBECC" w:sz="4" w:space="2"/>
+              </w:pBdr>
+              <w:spacing w:after="6" w:before="30" w:line="360"/>
+              <w:ind w:left="140" w:right="120"/>
+            </w:pPr>
+            <w:r>
+              <w:rPr>
+                <w:rFonts w:ascii="Calibri" w:cs="Calibri" w:eastAsia="Calibri" w:hAnsi="Calibri"/>
+                <w:color w:val="1A2733"/>
+                <w:sz w:val="21"/>
+                <w:szCs w:val="21"/>
+              </w:rPr>
+              <w:t xml:space="preserve"/>
+            </w:r>
+          </w:p>
+          <w:p>
+            <w:pPr>
+              <w:pBdr>
+                <w:bottom w:val="single" w:color="AFBECC" w:sz="4" w:space="2"/>
+              </w:pBdr>
+              <w:spacing w:after="0" w:line="360"/>
+              <w:ind w:left="140" w:right="120"/>
+            </w:pPr>
+            <w:r>
+              <w:rPr>
+                <w:rFonts w:ascii="Calibri" w:cs="Calibri" w:eastAsia="Calibri" w:hAnsi="Calibri"/>
+                <w:color w:val="1A2733"/>
+                <w:sz w:val="21"/>
+                <w:szCs w:val="21"/>
+              </w:rPr>
+              <w:t xml:space="preserve"/>
+            </w:r>
+          </w:p>
+        </w:tc>
+      </w:tr>
+    </w:tbl>
+    <w:p>
+      <w:pPr>
+        <w:spacing w:after="100"/>
+      </w:pPr>
+      <w:r>
+        <w:rPr>
+          <w:rFonts w:ascii="Calibri" w:cs="Calibri" w:eastAsia="Calibri" w:hAnsi="Calibri"/>
+          <w:color w:val="1A2733"/>
+          <w:sz w:val="21"/>
+          <w:szCs w:val="21"/>
+        </w:rPr>
+        <w:t xml:space="preserve"/>
       </w:r>
     </w:p>
     <w:p>
@@ -6056,312 +7487,789 @@
         <w:t xml:space="preserve">MCAP-Style Practice</w:t>
       </w:r>
     </w:p>
-    <w:p>
-      <w:pPr>
-        <w:spacing w:after="80"/>
-      </w:pPr>
-      <w:r>
-        <w:rPr>
-          <w:rFonts w:ascii="Calibri" w:cs="Calibri" w:eastAsia="Calibri" w:hAnsi="Calibri"/>
-          <w:i/>
-          <w:iCs/>
-          <w:color w:val="5F6F80"/>
-          <w:sz w:val="19"/>
-          <w:szCs w:val="19"/>
-        </w:rPr>
-        <w:t xml:space="preserve">Bubble the best answer or fill in the blank, just like on the test.</w:t>
-      </w:r>
-    </w:p>
-    <w:p>
-      <w:pPr>
-        <w:spacing w:after="40" w:before="120"/>
-      </w:pPr>
-      <w:r>
-        <w:rPr>
-          <w:rFonts w:ascii="Calibri" w:cs="Calibri" w:eastAsia="Calibri" w:hAnsi="Calibri"/>
-          <w:b/>
-          <w:bCs/>
-          <w:color w:val="12355B"/>
-          <w:sz w:val="21"/>
-          <w:szCs w:val="21"/>
-        </w:rPr>
-        <w:t xml:space="preserve">1.  </w:t>
-      </w:r>
-      <w:r>
-        <w:rPr>
-          <w:rFonts w:ascii="Calibri" w:cs="Calibri" w:eastAsia="Calibri" w:hAnsi="Calibri"/>
-          <w:color w:val="1A2733"/>
-          <w:sz w:val="21"/>
-          <w:szCs w:val="21"/>
-        </w:rPr>
-        <w:t xml:space="preserve">Which expression is equivalent to 6x + 3?</w:t>
-      </w:r>
-    </w:p>
-    <w:p>
-      <w:pPr>
-        <w:spacing w:after="20"/>
-        <w:ind w:left="360"/>
-      </w:pPr>
-      <w:r>
-        <w:rPr>
-          <w:rFonts w:ascii="Calibri" w:cs="Calibri" w:eastAsia="Calibri" w:hAnsi="Calibri"/>
-          <w:color w:val="1A2733"/>
-          <w:sz w:val="20"/>
-          <w:szCs w:val="20"/>
-        </w:rPr>
-        <w:t xml:space="preserve">  ◯  A.  </w:t>
-      </w:r>
-      <w:r>
-        <w:rPr>
-          <w:rFonts w:ascii="Calibri" w:cs="Calibri" w:eastAsia="Calibri" w:hAnsi="Calibri"/>
-          <w:color w:val="1A2733"/>
-          <w:sz w:val="20"/>
-          <w:szCs w:val="20"/>
-        </w:rPr>
-        <w:t xml:space="preserve">3(2x + 1)</w:t>
-      </w:r>
-    </w:p>
-    <w:p>
-      <w:pPr>
-        <w:spacing w:after="20"/>
-        <w:ind w:left="360"/>
-      </w:pPr>
-      <w:r>
-        <w:rPr>
-          <w:rFonts w:ascii="Calibri" w:cs="Calibri" w:eastAsia="Calibri" w:hAnsi="Calibri"/>
-          <w:color w:val="1A2733"/>
-          <w:sz w:val="20"/>
-          <w:szCs w:val="20"/>
-        </w:rPr>
-        <w:t xml:space="preserve">  ◯  B.  </w:t>
-      </w:r>
-      <w:r>
-        <w:rPr>
-          <w:rFonts w:ascii="Calibri" w:cs="Calibri" w:eastAsia="Calibri" w:hAnsi="Calibri"/>
-          <w:color w:val="1A2733"/>
-          <w:sz w:val="20"/>
-          <w:szCs w:val="20"/>
-        </w:rPr>
-        <w:t xml:space="preserve">3(2x + 3)</w:t>
-      </w:r>
-    </w:p>
-    <w:p>
-      <w:pPr>
-        <w:spacing w:after="20"/>
-        <w:ind w:left="360"/>
-      </w:pPr>
-      <w:r>
-        <w:rPr>
-          <w:rFonts w:ascii="Calibri" w:cs="Calibri" w:eastAsia="Calibri" w:hAnsi="Calibri"/>
-          <w:color w:val="1A2733"/>
-          <w:sz w:val="20"/>
-          <w:szCs w:val="20"/>
-        </w:rPr>
-        <w:t xml:space="preserve">  ◯  C.  </w:t>
-      </w:r>
-      <w:r>
-        <w:rPr>
-          <w:rFonts w:ascii="Calibri" w:cs="Calibri" w:eastAsia="Calibri" w:hAnsi="Calibri"/>
-          <w:color w:val="1A2733"/>
-          <w:sz w:val="20"/>
-          <w:szCs w:val="20"/>
-        </w:rPr>
-        <w:t xml:space="preserve">6(x + 3)</w:t>
-      </w:r>
-    </w:p>
-    <w:p>
-      <w:pPr>
-        <w:spacing w:after="20"/>
-        <w:ind w:left="360"/>
-      </w:pPr>
-      <w:r>
-        <w:rPr>
-          <w:rFonts w:ascii="Calibri" w:cs="Calibri" w:eastAsia="Calibri" w:hAnsi="Calibri"/>
-          <w:color w:val="1A2733"/>
-          <w:sz w:val="20"/>
-          <w:szCs w:val="20"/>
-        </w:rPr>
-        <w:t xml:space="preserve">  ◯  D.  </w:t>
-      </w:r>
-      <w:r>
-        <w:rPr>
-          <w:rFonts w:ascii="Calibri" w:cs="Calibri" w:eastAsia="Calibri" w:hAnsi="Calibri"/>
-          <w:color w:val="1A2733"/>
-          <w:sz w:val="20"/>
-          <w:szCs w:val="20"/>
-        </w:rPr>
-        <w:t xml:space="preserve">3(x + 1)</w:t>
-      </w:r>
-    </w:p>
-    <w:p>
-      <w:pPr>
-        <w:spacing w:after="40" w:before="120"/>
-      </w:pPr>
-      <w:r>
-        <w:rPr>
-          <w:rFonts w:ascii="Calibri" w:cs="Calibri" w:eastAsia="Calibri" w:hAnsi="Calibri"/>
-          <w:b/>
-          <w:bCs/>
-          <w:color w:val="12355B"/>
-          <w:sz w:val="21"/>
-          <w:szCs w:val="21"/>
-        </w:rPr>
-        <w:t xml:space="preserve">2.  </w:t>
-      </w:r>
-      <w:r>
-        <w:rPr>
-          <w:rFonts w:ascii="Calibri" w:cs="Calibri" w:eastAsia="Calibri" w:hAnsi="Calibri"/>
-          <w:color w:val="1A2733"/>
-          <w:sz w:val="21"/>
-          <w:szCs w:val="21"/>
-        </w:rPr>
-        <w:t xml:space="preserve">Which pair of expressions is NOT equivalent?</w:t>
-      </w:r>
-    </w:p>
-    <w:p>
-      <w:pPr>
-        <w:spacing w:after="20"/>
-        <w:ind w:left="360"/>
-      </w:pPr>
-      <w:r>
-        <w:rPr>
-          <w:rFonts w:ascii="Calibri" w:cs="Calibri" w:eastAsia="Calibri" w:hAnsi="Calibri"/>
-          <w:color w:val="1A2733"/>
-          <w:sz w:val="20"/>
-          <w:szCs w:val="20"/>
-        </w:rPr>
-        <w:t xml:space="preserve">  ◯  A.  </w:t>
-      </w:r>
-      <w:r>
-        <w:rPr>
-          <w:rFonts w:ascii="Calibri" w:cs="Calibri" w:eastAsia="Calibri" w:hAnsi="Calibri"/>
-          <w:color w:val="1A2733"/>
-          <w:sz w:val="20"/>
-          <w:szCs w:val="20"/>
-        </w:rPr>
-        <w:t xml:space="preserve">2x + 2x and 4x</w:t>
-      </w:r>
-    </w:p>
-    <w:p>
-      <w:pPr>
-        <w:spacing w:after="20"/>
-        <w:ind w:left="360"/>
-      </w:pPr>
-      <w:r>
-        <w:rPr>
-          <w:rFonts w:ascii="Calibri" w:cs="Calibri" w:eastAsia="Calibri" w:hAnsi="Calibri"/>
-          <w:color w:val="1A2733"/>
-          <w:sz w:val="20"/>
-          <w:szCs w:val="20"/>
-        </w:rPr>
-        <w:t xml:space="preserve">  ◯  B.  </w:t>
-      </w:r>
-      <w:r>
-        <w:rPr>
-          <w:rFonts w:ascii="Calibri" w:cs="Calibri" w:eastAsia="Calibri" w:hAnsi="Calibri"/>
-          <w:color w:val="1A2733"/>
-          <w:sz w:val="20"/>
-          <w:szCs w:val="20"/>
-        </w:rPr>
-        <w:t xml:space="preserve">3(x + 2) and 3x + 6</w:t>
-      </w:r>
-    </w:p>
-    <w:p>
-      <w:pPr>
-        <w:spacing w:after="20"/>
-        <w:ind w:left="360"/>
-      </w:pPr>
-      <w:r>
-        <w:rPr>
-          <w:rFonts w:ascii="Calibri" w:cs="Calibri" w:eastAsia="Calibri" w:hAnsi="Calibri"/>
-          <w:color w:val="1A2733"/>
-          <w:sz w:val="20"/>
-          <w:szCs w:val="20"/>
-        </w:rPr>
-        <w:t xml:space="preserve">  ◯  C.  </w:t>
-      </w:r>
-      <w:r>
-        <w:rPr>
-          <w:rFonts w:ascii="Calibri" w:cs="Calibri" w:eastAsia="Calibri" w:hAnsi="Calibri"/>
-          <w:color w:val="1A2733"/>
-          <w:sz w:val="20"/>
-          <w:szCs w:val="20"/>
-        </w:rPr>
-        <w:t xml:space="preserve">x + 5 and 5x</w:t>
-      </w:r>
-    </w:p>
-    <w:p>
-      <w:pPr>
-        <w:spacing w:after="20"/>
-        <w:ind w:left="360"/>
-      </w:pPr>
-      <w:r>
-        <w:rPr>
-          <w:rFonts w:ascii="Calibri" w:cs="Calibri" w:eastAsia="Calibri" w:hAnsi="Calibri"/>
-          <w:color w:val="1A2733"/>
-          <w:sz w:val="20"/>
-          <w:szCs w:val="20"/>
-        </w:rPr>
-        <w:t xml:space="preserve">  ◯  D.  </w:t>
-      </w:r>
-      <w:r>
-        <w:rPr>
-          <w:rFonts w:ascii="Calibri" w:cs="Calibri" w:eastAsia="Calibri" w:hAnsi="Calibri"/>
-          <w:color w:val="1A2733"/>
-          <w:sz w:val="20"/>
-          <w:szCs w:val="20"/>
-        </w:rPr>
-        <w:t xml:space="preserve">5x − x and 4x</w:t>
-      </w:r>
-    </w:p>
-    <w:p>
-      <w:pPr>
-        <w:spacing w:after="40" w:before="120"/>
-      </w:pPr>
-      <w:r>
-        <w:rPr>
-          <w:rFonts w:ascii="Calibri" w:cs="Calibri" w:eastAsia="Calibri" w:hAnsi="Calibri"/>
-          <w:b/>
-          <w:bCs/>
-          <w:color w:val="12355B"/>
-          <w:sz w:val="21"/>
-          <w:szCs w:val="21"/>
-        </w:rPr>
-        <w:t xml:space="preserve">3.  </w:t>
-      </w:r>
-      <w:r>
-        <w:rPr>
-          <w:rFonts w:ascii="Calibri" w:cs="Calibri" w:eastAsia="Calibri" w:hAnsi="Calibri"/>
-          <w:color w:val="1A2733"/>
-          <w:sz w:val="21"/>
-          <w:szCs w:val="21"/>
-        </w:rPr>
-        <w:t xml:space="preserve">Maya says 4(x + 1) equals 4x + 1. Is she correct? Explain.</w:t>
-      </w:r>
-    </w:p>
-    <w:p>
-      <w:pPr>
-        <w:spacing w:after="30" w:before="30"/>
-      </w:pPr>
-      <w:r>
-        <w:rPr>
-          <w:rFonts w:ascii="Calibri" w:cs="Calibri" w:eastAsia="Calibri" w:hAnsi="Calibri"/>
-          <w:b/>
-          <w:bCs/>
-          <w:color w:val="5F6F80"/>
-          <w:sz w:val="20"/>
-          <w:szCs w:val="20"/>
-        </w:rPr>
-        <w:t xml:space="preserve">Answer: </w:t>
-      </w:r>
-      <w:r>
-        <w:rPr>
-          <w:rFonts w:ascii="Calibri" w:cs="Calibri" w:eastAsia="Calibri" w:hAnsi="Calibri"/>
-          <w:color w:val="5F6F80"/>
-          <w:sz w:val="20"/>
-          <w:szCs w:val="20"/>
-        </w:rPr>
-        <w:t xml:space="preserve">____________________________</w:t>
+    <w:tbl>
+      <w:tblPr>
+        <w:tblW w:type="pct" w:w="100%"/>
+        <w:tblBorders>
+          <w:top w:val="single" w:color="BBD0DE" w:sz="6"/>
+          <w:left w:val="single" w:color="BBD0DE" w:sz="6"/>
+          <w:bottom w:val="single" w:color="BBD0DE" w:sz="6"/>
+          <w:right w:val="single" w:color="BBD0DE" w:sz="6"/>
+          <w:insideH w:val="none"/>
+          <w:insideV w:val="none"/>
+        </w:tblBorders>
+      </w:tblPr>
+      <w:tblGrid>
+        <w:gridCol w:w="100"/>
+      </w:tblGrid>
+      <w:tr>
+        <w:tc>
+          <w:tcPr>
+            <w:shd w:fill="EEF4F8" w:color="auto" w:val="clear"/>
+            <w:tcMar>
+              <w:top w:type="dxa" w:w="120"/>
+              <w:left w:type="dxa" w:w="160"/>
+              <w:bottom w:type="dxa" w:w="120"/>
+              <w:right w:type="dxa" w:w="160"/>
+            </w:tcMar>
+          </w:tcPr>
+          <w:p>
+            <w:pPr>
+              <w:spacing w:after="30"/>
+            </w:pPr>
+            <w:r>
+              <w:rPr>
+                <w:rFonts w:ascii="Calibri" w:cs="Calibri" w:eastAsia="Calibri" w:hAnsi="Calibri"/>
+                <w:b/>
+                <w:bCs/>
+                <w:color w:val="12355B"/>
+                <w:sz w:val="19"/>
+                <w:szCs w:val="19"/>
+              </w:rPr>
+              <w:t xml:space="preserve">Directions</w:t>
+            </w:r>
+          </w:p>
+          <w:p>
+            <w:r>
+              <w:rPr>
+                <w:rFonts w:ascii="Calibri" w:cs="Calibri" w:eastAsia="Calibri" w:hAnsi="Calibri"/>
+                <w:color w:val="1A2733"/>
+                <w:sz w:val="19"/>
+                <w:szCs w:val="19"/>
+              </w:rPr>
+              <w:t xml:space="preserve">Read each item carefully and answer it the way you would on the MCAP. For selected-response items, fill in the circle (○) next to the correct answer. For constructed-response items, enter your answer and show your work. Every item below assesses standard 6.EE.A.4.</w:t>
+            </w:r>
+          </w:p>
+        </w:tc>
+      </w:tr>
+    </w:tbl>
+    <w:p>
+      <w:pPr>
+        <w:spacing w:after="120"/>
+      </w:pPr>
+      <w:r>
+        <w:rPr>
+          <w:rFonts w:ascii="Calibri" w:cs="Calibri" w:eastAsia="Calibri" w:hAnsi="Calibri"/>
+          <w:color w:val="1A2733"/>
+          <w:sz w:val="21"/>
+          <w:szCs w:val="21"/>
+        </w:rPr>
+        <w:t xml:space="preserve"/>
+      </w:r>
+    </w:p>
+    <w:tbl>
+      <w:tblPr>
+        <w:tblW w:type="pct" w:w="100%"/>
+        <w:tblBorders>
+          <w:top w:val="single" w:color="C7D2DD" w:sz="6"/>
+          <w:left w:val="single" w:color="C7D2DD" w:sz="6"/>
+          <w:bottom w:val="single" w:color="C7D2DD" w:sz="6"/>
+          <w:right w:val="single" w:color="C7D2DD" w:sz="6"/>
+          <w:insideH w:val="none"/>
+          <w:insideV w:val="none"/>
+        </w:tblBorders>
+      </w:tblPr>
+      <w:tblGrid>
+        <w:gridCol w:w="100"/>
+      </w:tblGrid>
+      <w:tr>
+        <w:tc>
+          <w:tcPr>
+            <w:tcMar>
+              <w:top w:type="dxa" w:w="0"/>
+              <w:left w:type="dxa" w:w="0"/>
+              <w:bottom w:type="dxa" w:w="120"/>
+              <w:right w:type="dxa" w:w="160"/>
+            </w:tcMar>
+          </w:tcPr>
+          <w:p>
+            <w:pPr>
+              <w:shd w:fill="12355B" w:color="auto" w:val="clear"/>
+              <w:tabs>
+                <w:tab w:val="right" w:pos="9000"/>
+              </w:tabs>
+              <w:spacing w:after="30" w:before="30"/>
+              <w:ind w:left="120" w:right="120"/>
+            </w:pPr>
+            <w:r>
+              <w:rPr>
+                <w:rFonts w:ascii="Calibri" w:cs="Calibri" w:eastAsia="Calibri" w:hAnsi="Calibri"/>
+                <w:b/>
+                <w:bCs/>
+                <w:color w:val="FFFFFF"/>
+                <w:sz w:val="18"/>
+                <w:szCs w:val="18"/>
+              </w:rPr>
+              <w:t xml:space="preserve">Item 1</w:t>
+            </w:r>
+            <w:r>
+              <w:rPr>
+                <w:rFonts w:ascii="Calibri" w:cs="Calibri" w:eastAsia="Calibri" w:hAnsi="Calibri"/>
+                <w:color w:val="FFFFFF"/>
+                <w:sz w:val="18"/>
+                <w:szCs w:val="18"/>
+              </w:rPr>
+              <w:t xml:space="preserve">   |   </w:t>
+            </w:r>
+            <w:r>
+              <w:rPr>
+                <w:rFonts w:ascii="Calibri" w:cs="Calibri" w:eastAsia="Calibri" w:hAnsi="Calibri"/>
+                <w:color w:val="FFFFFF"/>
+                <w:spacing w:val="14"/>
+                <w:sz w:val="16"/>
+                <w:szCs w:val="16"/>
+              </w:rPr>
+              <w:t xml:space="preserve">SELECTED RESPONSE</w:t>
+            </w:r>
+            <w:r>
+              <w:rPr>
+                <w:rFonts w:ascii="Calibri" w:cs="Calibri" w:eastAsia="Calibri" w:hAnsi="Calibri"/>
+              </w:rPr>
+              <w:t xml:space="preserve">	</w:t>
+            </w:r>
+            <w:r>
+              <w:rPr>
+                <w:rFonts w:ascii="Calibri" w:cs="Calibri" w:eastAsia="Calibri" w:hAnsi="Calibri"/>
+                <w:b/>
+                <w:bCs/>
+                <w:color w:val="FFFFFF"/>
+                <w:sz w:val="17"/>
+                <w:szCs w:val="17"/>
+              </w:rPr>
+              <w:t xml:space="preserve">6.EE.A.4</w:t>
+            </w:r>
+          </w:p>
+          <w:p>
+            <w:pPr>
+              <w:spacing w:after="30" w:before="90"/>
+              <w:ind w:left="140" w:right="120"/>
+            </w:pPr>
+            <w:r>
+              <w:rPr>
+                <w:rFonts w:ascii="Calibri" w:cs="Calibri" w:eastAsia="Calibri" w:hAnsi="Calibri"/>
+                <w:b/>
+                <w:bCs/>
+                <w:color w:val="1A2733"/>
+                <w:sz w:val="21"/>
+                <w:szCs w:val="21"/>
+              </w:rPr>
+              <w:t xml:space="preserve">Which expression is equivalent to 6x + 3?</w:t>
+            </w:r>
+          </w:p>
+          <w:p>
+            <w:pPr>
+              <w:spacing w:after="60"/>
+              <w:ind w:left="140" w:right="120"/>
+            </w:pPr>
+            <w:r>
+              <w:rPr>
+                <w:rFonts w:ascii="Calibri" w:cs="Calibri" w:eastAsia="Calibri" w:hAnsi="Calibri"/>
+                <w:i/>
+                <w:iCs/>
+                <w:color w:val="5F6F80"/>
+                <w:sz w:val="18"/>
+                <w:szCs w:val="18"/>
+              </w:rPr>
+              <w:t xml:space="preserve">Select the correct answer.</w:t>
+            </w:r>
+          </w:p>
+          <w:p>
+            <w:pPr>
+              <w:spacing w:after="24"/>
+              <w:ind w:left="380"/>
+            </w:pPr>
+            <w:r>
+              <w:rPr>
+                <w:rFonts w:ascii="Calibri" w:cs="Calibri" w:eastAsia="Calibri" w:hAnsi="Calibri"/>
+                <w:color w:val="12355B"/>
+                <w:sz w:val="22"/>
+                <w:szCs w:val="22"/>
+              </w:rPr>
+              <w:t xml:space="preserve">○  </w:t>
+            </w:r>
+            <w:r>
+              <w:rPr>
+                <w:rFonts w:ascii="Calibri" w:cs="Calibri" w:eastAsia="Calibri" w:hAnsi="Calibri"/>
+                <w:b/>
+                <w:bCs/>
+                <w:color w:val="1A2733"/>
+                <w:sz w:val="21"/>
+                <w:szCs w:val="21"/>
+              </w:rPr>
+              <w:t xml:space="preserve">A.  </w:t>
+            </w:r>
+            <w:r>
+              <w:rPr>
+                <w:rFonts w:ascii="Calibri" w:cs="Calibri" w:eastAsia="Calibri" w:hAnsi="Calibri"/>
+                <w:color w:val="1A2733"/>
+                <w:sz w:val="21"/>
+                <w:szCs w:val="21"/>
+              </w:rPr>
+              <w:t xml:space="preserve">3(2x + 1)</w:t>
+            </w:r>
+          </w:p>
+          <w:p>
+            <w:pPr>
+              <w:spacing w:after="24"/>
+              <w:ind w:left="380"/>
+            </w:pPr>
+            <w:r>
+              <w:rPr>
+                <w:rFonts w:ascii="Calibri" w:cs="Calibri" w:eastAsia="Calibri" w:hAnsi="Calibri"/>
+                <w:color w:val="12355B"/>
+                <w:sz w:val="22"/>
+                <w:szCs w:val="22"/>
+              </w:rPr>
+              <w:t xml:space="preserve">○  </w:t>
+            </w:r>
+            <w:r>
+              <w:rPr>
+                <w:rFonts w:ascii="Calibri" w:cs="Calibri" w:eastAsia="Calibri" w:hAnsi="Calibri"/>
+                <w:b/>
+                <w:bCs/>
+                <w:color w:val="1A2733"/>
+                <w:sz w:val="21"/>
+                <w:szCs w:val="21"/>
+              </w:rPr>
+              <w:t xml:space="preserve">B.  </w:t>
+            </w:r>
+            <w:r>
+              <w:rPr>
+                <w:rFonts w:ascii="Calibri" w:cs="Calibri" w:eastAsia="Calibri" w:hAnsi="Calibri"/>
+                <w:color w:val="1A2733"/>
+                <w:sz w:val="21"/>
+                <w:szCs w:val="21"/>
+              </w:rPr>
+              <w:t xml:space="preserve">3(2x + 3)</w:t>
+            </w:r>
+          </w:p>
+          <w:p>
+            <w:pPr>
+              <w:spacing w:after="24"/>
+              <w:ind w:left="380"/>
+            </w:pPr>
+            <w:r>
+              <w:rPr>
+                <w:rFonts w:ascii="Calibri" w:cs="Calibri" w:eastAsia="Calibri" w:hAnsi="Calibri"/>
+                <w:color w:val="12355B"/>
+                <w:sz w:val="22"/>
+                <w:szCs w:val="22"/>
+              </w:rPr>
+              <w:t xml:space="preserve">○  </w:t>
+            </w:r>
+            <w:r>
+              <w:rPr>
+                <w:rFonts w:ascii="Calibri" w:cs="Calibri" w:eastAsia="Calibri" w:hAnsi="Calibri"/>
+                <w:b/>
+                <w:bCs/>
+                <w:color w:val="1A2733"/>
+                <w:sz w:val="21"/>
+                <w:szCs w:val="21"/>
+              </w:rPr>
+              <w:t xml:space="preserve">C.  </w:t>
+            </w:r>
+            <w:r>
+              <w:rPr>
+                <w:rFonts w:ascii="Calibri" w:cs="Calibri" w:eastAsia="Calibri" w:hAnsi="Calibri"/>
+                <w:color w:val="1A2733"/>
+                <w:sz w:val="21"/>
+                <w:szCs w:val="21"/>
+              </w:rPr>
+              <w:t xml:space="preserve">6(x + 3)</w:t>
+            </w:r>
+          </w:p>
+          <w:p>
+            <w:pPr>
+              <w:spacing w:after="24"/>
+              <w:ind w:left="380"/>
+            </w:pPr>
+            <w:r>
+              <w:rPr>
+                <w:rFonts w:ascii="Calibri" w:cs="Calibri" w:eastAsia="Calibri" w:hAnsi="Calibri"/>
+                <w:color w:val="12355B"/>
+                <w:sz w:val="22"/>
+                <w:szCs w:val="22"/>
+              </w:rPr>
+              <w:t xml:space="preserve">○  </w:t>
+            </w:r>
+            <w:r>
+              <w:rPr>
+                <w:rFonts w:ascii="Calibri" w:cs="Calibri" w:eastAsia="Calibri" w:hAnsi="Calibri"/>
+                <w:b/>
+                <w:bCs/>
+                <w:color w:val="1A2733"/>
+                <w:sz w:val="21"/>
+                <w:szCs w:val="21"/>
+              </w:rPr>
+              <w:t xml:space="preserve">D.  </w:t>
+            </w:r>
+            <w:r>
+              <w:rPr>
+                <w:rFonts w:ascii="Calibri" w:cs="Calibri" w:eastAsia="Calibri" w:hAnsi="Calibri"/>
+                <w:color w:val="1A2733"/>
+                <w:sz w:val="21"/>
+                <w:szCs w:val="21"/>
+              </w:rPr>
+              <w:t xml:space="preserve">3(x + 1)</w:t>
+            </w:r>
+          </w:p>
+        </w:tc>
+      </w:tr>
+    </w:tbl>
+    <w:p>
+      <w:pPr>
+        <w:spacing w:after="100"/>
+      </w:pPr>
+      <w:r>
+        <w:rPr>
+          <w:rFonts w:ascii="Calibri" w:cs="Calibri" w:eastAsia="Calibri" w:hAnsi="Calibri"/>
+          <w:color w:val="1A2733"/>
+          <w:sz w:val="21"/>
+          <w:szCs w:val="21"/>
+        </w:rPr>
+        <w:t xml:space="preserve"/>
+      </w:r>
+    </w:p>
+    <w:tbl>
+      <w:tblPr>
+        <w:tblW w:type="pct" w:w="100%"/>
+        <w:tblBorders>
+          <w:top w:val="single" w:color="C7D2DD" w:sz="6"/>
+          <w:left w:val="single" w:color="C7D2DD" w:sz="6"/>
+          <w:bottom w:val="single" w:color="C7D2DD" w:sz="6"/>
+          <w:right w:val="single" w:color="C7D2DD" w:sz="6"/>
+          <w:insideH w:val="none"/>
+          <w:insideV w:val="none"/>
+        </w:tblBorders>
+      </w:tblPr>
+      <w:tblGrid>
+        <w:gridCol w:w="100"/>
+      </w:tblGrid>
+      <w:tr>
+        <w:tc>
+          <w:tcPr>
+            <w:tcMar>
+              <w:top w:type="dxa" w:w="0"/>
+              <w:left w:type="dxa" w:w="0"/>
+              <w:bottom w:type="dxa" w:w="120"/>
+              <w:right w:type="dxa" w:w="160"/>
+            </w:tcMar>
+          </w:tcPr>
+          <w:p>
+            <w:pPr>
+              <w:shd w:fill="12355B" w:color="auto" w:val="clear"/>
+              <w:tabs>
+                <w:tab w:val="right" w:pos="9000"/>
+              </w:tabs>
+              <w:spacing w:after="30" w:before="30"/>
+              <w:ind w:left="120" w:right="120"/>
+            </w:pPr>
+            <w:r>
+              <w:rPr>
+                <w:rFonts w:ascii="Calibri" w:cs="Calibri" w:eastAsia="Calibri" w:hAnsi="Calibri"/>
+                <w:b/>
+                <w:bCs/>
+                <w:color w:val="FFFFFF"/>
+                <w:sz w:val="18"/>
+                <w:szCs w:val="18"/>
+              </w:rPr>
+              <w:t xml:space="preserve">Item 2</w:t>
+            </w:r>
+            <w:r>
+              <w:rPr>
+                <w:rFonts w:ascii="Calibri" w:cs="Calibri" w:eastAsia="Calibri" w:hAnsi="Calibri"/>
+                <w:color w:val="FFFFFF"/>
+                <w:sz w:val="18"/>
+                <w:szCs w:val="18"/>
+              </w:rPr>
+              <w:t xml:space="preserve">   |   </w:t>
+            </w:r>
+            <w:r>
+              <w:rPr>
+                <w:rFonts w:ascii="Calibri" w:cs="Calibri" w:eastAsia="Calibri" w:hAnsi="Calibri"/>
+                <w:color w:val="FFFFFF"/>
+                <w:spacing w:val="14"/>
+                <w:sz w:val="16"/>
+                <w:szCs w:val="16"/>
+              </w:rPr>
+              <w:t xml:space="preserve">SELECTED RESPONSE</w:t>
+            </w:r>
+            <w:r>
+              <w:rPr>
+                <w:rFonts w:ascii="Calibri" w:cs="Calibri" w:eastAsia="Calibri" w:hAnsi="Calibri"/>
+              </w:rPr>
+              <w:t xml:space="preserve">	</w:t>
+            </w:r>
+            <w:r>
+              <w:rPr>
+                <w:rFonts w:ascii="Calibri" w:cs="Calibri" w:eastAsia="Calibri" w:hAnsi="Calibri"/>
+                <w:b/>
+                <w:bCs/>
+                <w:color w:val="FFFFFF"/>
+                <w:sz w:val="17"/>
+                <w:szCs w:val="17"/>
+              </w:rPr>
+              <w:t xml:space="preserve">6.EE.A.4</w:t>
+            </w:r>
+          </w:p>
+          <w:p>
+            <w:pPr>
+              <w:spacing w:after="30" w:before="90"/>
+              <w:ind w:left="140" w:right="120"/>
+            </w:pPr>
+            <w:r>
+              <w:rPr>
+                <w:rFonts w:ascii="Calibri" w:cs="Calibri" w:eastAsia="Calibri" w:hAnsi="Calibri"/>
+                <w:b/>
+                <w:bCs/>
+                <w:color w:val="1A2733"/>
+                <w:sz w:val="21"/>
+                <w:szCs w:val="21"/>
+              </w:rPr>
+              <w:t xml:space="preserve">Which pair of expressions is NOT equivalent?</w:t>
+            </w:r>
+          </w:p>
+          <w:p>
+            <w:pPr>
+              <w:spacing w:after="60"/>
+              <w:ind w:left="140" w:right="120"/>
+            </w:pPr>
+            <w:r>
+              <w:rPr>
+                <w:rFonts w:ascii="Calibri" w:cs="Calibri" w:eastAsia="Calibri" w:hAnsi="Calibri"/>
+                <w:i/>
+                <w:iCs/>
+                <w:color w:val="5F6F80"/>
+                <w:sz w:val="18"/>
+                <w:szCs w:val="18"/>
+              </w:rPr>
+              <w:t xml:space="preserve">Select the correct answer.</w:t>
+            </w:r>
+          </w:p>
+          <w:p>
+            <w:pPr>
+              <w:spacing w:after="24"/>
+              <w:ind w:left="380"/>
+            </w:pPr>
+            <w:r>
+              <w:rPr>
+                <w:rFonts w:ascii="Calibri" w:cs="Calibri" w:eastAsia="Calibri" w:hAnsi="Calibri"/>
+                <w:color w:val="12355B"/>
+                <w:sz w:val="22"/>
+                <w:szCs w:val="22"/>
+              </w:rPr>
+              <w:t xml:space="preserve">○  </w:t>
+            </w:r>
+            <w:r>
+              <w:rPr>
+                <w:rFonts w:ascii="Calibri" w:cs="Calibri" w:eastAsia="Calibri" w:hAnsi="Calibri"/>
+                <w:b/>
+                <w:bCs/>
+                <w:color w:val="1A2733"/>
+                <w:sz w:val="21"/>
+                <w:szCs w:val="21"/>
+              </w:rPr>
+              <w:t xml:space="preserve">A.  </w:t>
+            </w:r>
+            <w:r>
+              <w:rPr>
+                <w:rFonts w:ascii="Calibri" w:cs="Calibri" w:eastAsia="Calibri" w:hAnsi="Calibri"/>
+                <w:color w:val="1A2733"/>
+                <w:sz w:val="21"/>
+                <w:szCs w:val="21"/>
+              </w:rPr>
+              <w:t xml:space="preserve">2x + 2x and 4x</w:t>
+            </w:r>
+          </w:p>
+          <w:p>
+            <w:pPr>
+              <w:spacing w:after="24"/>
+              <w:ind w:left="380"/>
+            </w:pPr>
+            <w:r>
+              <w:rPr>
+                <w:rFonts w:ascii="Calibri" w:cs="Calibri" w:eastAsia="Calibri" w:hAnsi="Calibri"/>
+                <w:color w:val="12355B"/>
+                <w:sz w:val="22"/>
+                <w:szCs w:val="22"/>
+              </w:rPr>
+              <w:t xml:space="preserve">○  </w:t>
+            </w:r>
+            <w:r>
+              <w:rPr>
+                <w:rFonts w:ascii="Calibri" w:cs="Calibri" w:eastAsia="Calibri" w:hAnsi="Calibri"/>
+                <w:b/>
+                <w:bCs/>
+                <w:color w:val="1A2733"/>
+                <w:sz w:val="21"/>
+                <w:szCs w:val="21"/>
+              </w:rPr>
+              <w:t xml:space="preserve">B.  </w:t>
+            </w:r>
+            <w:r>
+              <w:rPr>
+                <w:rFonts w:ascii="Calibri" w:cs="Calibri" w:eastAsia="Calibri" w:hAnsi="Calibri"/>
+                <w:color w:val="1A2733"/>
+                <w:sz w:val="21"/>
+                <w:szCs w:val="21"/>
+              </w:rPr>
+              <w:t xml:space="preserve">3(x + 2) and 3x + 6</w:t>
+            </w:r>
+          </w:p>
+          <w:p>
+            <w:pPr>
+              <w:spacing w:after="24"/>
+              <w:ind w:left="380"/>
+            </w:pPr>
+            <w:r>
+              <w:rPr>
+                <w:rFonts w:ascii="Calibri" w:cs="Calibri" w:eastAsia="Calibri" w:hAnsi="Calibri"/>
+                <w:color w:val="12355B"/>
+                <w:sz w:val="22"/>
+                <w:szCs w:val="22"/>
+              </w:rPr>
+              <w:t xml:space="preserve">○  </w:t>
+            </w:r>
+            <w:r>
+              <w:rPr>
+                <w:rFonts w:ascii="Calibri" w:cs="Calibri" w:eastAsia="Calibri" w:hAnsi="Calibri"/>
+                <w:b/>
+                <w:bCs/>
+                <w:color w:val="1A2733"/>
+                <w:sz w:val="21"/>
+                <w:szCs w:val="21"/>
+              </w:rPr>
+              <w:t xml:space="preserve">C.  </w:t>
+            </w:r>
+            <w:r>
+              <w:rPr>
+                <w:rFonts w:ascii="Calibri" w:cs="Calibri" w:eastAsia="Calibri" w:hAnsi="Calibri"/>
+                <w:color w:val="1A2733"/>
+                <w:sz w:val="21"/>
+                <w:szCs w:val="21"/>
+              </w:rPr>
+              <w:t xml:space="preserve">x + 5 and 5x</w:t>
+            </w:r>
+          </w:p>
+          <w:p>
+            <w:pPr>
+              <w:spacing w:after="24"/>
+              <w:ind w:left="380"/>
+            </w:pPr>
+            <w:r>
+              <w:rPr>
+                <w:rFonts w:ascii="Calibri" w:cs="Calibri" w:eastAsia="Calibri" w:hAnsi="Calibri"/>
+                <w:color w:val="12355B"/>
+                <w:sz w:val="22"/>
+                <w:szCs w:val="22"/>
+              </w:rPr>
+              <w:t xml:space="preserve">○  </w:t>
+            </w:r>
+            <w:r>
+              <w:rPr>
+                <w:rFonts w:ascii="Calibri" w:cs="Calibri" w:eastAsia="Calibri" w:hAnsi="Calibri"/>
+                <w:b/>
+                <w:bCs/>
+                <w:color w:val="1A2733"/>
+                <w:sz w:val="21"/>
+                <w:szCs w:val="21"/>
+              </w:rPr>
+              <w:t xml:space="preserve">D.  </w:t>
+            </w:r>
+            <w:r>
+              <w:rPr>
+                <w:rFonts w:ascii="Calibri" w:cs="Calibri" w:eastAsia="Calibri" w:hAnsi="Calibri"/>
+                <w:color w:val="1A2733"/>
+                <w:sz w:val="21"/>
+                <w:szCs w:val="21"/>
+              </w:rPr>
+              <w:t xml:space="preserve">5x − x and 4x</w:t>
+            </w:r>
+          </w:p>
+        </w:tc>
+      </w:tr>
+    </w:tbl>
+    <w:p>
+      <w:pPr>
+        <w:spacing w:after="100"/>
+      </w:pPr>
+      <w:r>
+        <w:rPr>
+          <w:rFonts w:ascii="Calibri" w:cs="Calibri" w:eastAsia="Calibri" w:hAnsi="Calibri"/>
+          <w:color w:val="1A2733"/>
+          <w:sz w:val="21"/>
+          <w:szCs w:val="21"/>
+        </w:rPr>
+        <w:t xml:space="preserve"/>
+      </w:r>
+    </w:p>
+    <w:tbl>
+      <w:tblPr>
+        <w:tblW w:type="pct" w:w="100%"/>
+        <w:tblBorders>
+          <w:top w:val="single" w:color="C7D2DD" w:sz="6"/>
+          <w:left w:val="single" w:color="C7D2DD" w:sz="6"/>
+          <w:bottom w:val="single" w:color="C7D2DD" w:sz="6"/>
+          <w:right w:val="single" w:color="C7D2DD" w:sz="6"/>
+          <w:insideH w:val="none"/>
+          <w:insideV w:val="none"/>
+        </w:tblBorders>
+      </w:tblPr>
+      <w:tblGrid>
+        <w:gridCol w:w="100"/>
+      </w:tblGrid>
+      <w:tr>
+        <w:tc>
+          <w:tcPr>
+            <w:tcMar>
+              <w:top w:type="dxa" w:w="0"/>
+              <w:left w:type="dxa" w:w="0"/>
+              <w:bottom w:type="dxa" w:w="120"/>
+              <w:right w:type="dxa" w:w="160"/>
+            </w:tcMar>
+          </w:tcPr>
+          <w:p>
+            <w:pPr>
+              <w:shd w:fill="12355B" w:color="auto" w:val="clear"/>
+              <w:tabs>
+                <w:tab w:val="right" w:pos="9000"/>
+              </w:tabs>
+              <w:spacing w:after="30" w:before="30"/>
+              <w:ind w:left="120" w:right="120"/>
+            </w:pPr>
+            <w:r>
+              <w:rPr>
+                <w:rFonts w:ascii="Calibri" w:cs="Calibri" w:eastAsia="Calibri" w:hAnsi="Calibri"/>
+                <w:b/>
+                <w:bCs/>
+                <w:color w:val="FFFFFF"/>
+                <w:sz w:val="18"/>
+                <w:szCs w:val="18"/>
+              </w:rPr>
+              <w:t xml:space="preserve">Item 3</w:t>
+            </w:r>
+            <w:r>
+              <w:rPr>
+                <w:rFonts w:ascii="Calibri" w:cs="Calibri" w:eastAsia="Calibri" w:hAnsi="Calibri"/>
+                <w:color w:val="FFFFFF"/>
+                <w:sz w:val="18"/>
+                <w:szCs w:val="18"/>
+              </w:rPr>
+              <w:t xml:space="preserve">   |   </w:t>
+            </w:r>
+            <w:r>
+              <w:rPr>
+                <w:rFonts w:ascii="Calibri" w:cs="Calibri" w:eastAsia="Calibri" w:hAnsi="Calibri"/>
+                <w:color w:val="FFFFFF"/>
+                <w:spacing w:val="14"/>
+                <w:sz w:val="16"/>
+                <w:szCs w:val="16"/>
+              </w:rPr>
+              <w:t xml:space="preserve">CONSTRUCTED RESPONSE</w:t>
+            </w:r>
+            <w:r>
+              <w:rPr>
+                <w:rFonts w:ascii="Calibri" w:cs="Calibri" w:eastAsia="Calibri" w:hAnsi="Calibri"/>
+              </w:rPr>
+              <w:t xml:space="preserve">	</w:t>
+            </w:r>
+            <w:r>
+              <w:rPr>
+                <w:rFonts w:ascii="Calibri" w:cs="Calibri" w:eastAsia="Calibri" w:hAnsi="Calibri"/>
+                <w:b/>
+                <w:bCs/>
+                <w:color w:val="FFFFFF"/>
+                <w:sz w:val="17"/>
+                <w:szCs w:val="17"/>
+              </w:rPr>
+              <w:t xml:space="preserve">6.EE.A.4</w:t>
+            </w:r>
+          </w:p>
+          <w:p>
+            <w:pPr>
+              <w:spacing w:after="30" w:before="90"/>
+              <w:ind w:left="140" w:right="120"/>
+            </w:pPr>
+            <w:r>
+              <w:rPr>
+                <w:rFonts w:ascii="Calibri" w:cs="Calibri" w:eastAsia="Calibri" w:hAnsi="Calibri"/>
+                <w:b/>
+                <w:bCs/>
+                <w:color w:val="1A2733"/>
+                <w:sz w:val="21"/>
+                <w:szCs w:val="21"/>
+              </w:rPr>
+              <w:t xml:space="preserve">Maya says 4(x + 1) equals 4x + 1. Is she correct? Explain.</w:t>
+            </w:r>
+          </w:p>
+          <w:p>
+            <w:pPr>
+              <w:spacing w:after="60"/>
+              <w:ind w:left="140" w:right="120"/>
+            </w:pPr>
+            <w:r>
+              <w:rPr>
+                <w:rFonts w:ascii="Calibri" w:cs="Calibri" w:eastAsia="Calibri" w:hAnsi="Calibri"/>
+                <w:i/>
+                <w:iCs/>
+                <w:color w:val="5F6F80"/>
+                <w:sz w:val="18"/>
+                <w:szCs w:val="18"/>
+              </w:rPr>
+              <w:t xml:space="preserve">Enter your answer in the space provided. Show your work.</w:t>
+            </w:r>
+          </w:p>
+          <w:p>
+            <w:pPr>
+              <w:pBdr>
+                <w:bottom w:val="single" w:color="AFBECC" w:sz="4" w:space="2"/>
+              </w:pBdr>
+              <w:spacing w:after="6" w:before="30" w:line="360"/>
+              <w:ind w:left="140" w:right="120"/>
+            </w:pPr>
+            <w:r>
+              <w:rPr>
+                <w:rFonts w:ascii="Calibri" w:cs="Calibri" w:eastAsia="Calibri" w:hAnsi="Calibri"/>
+                <w:color w:val="1A2733"/>
+                <w:sz w:val="21"/>
+                <w:szCs w:val="21"/>
+              </w:rPr>
+              <w:t xml:space="preserve"/>
+            </w:r>
+          </w:p>
+          <w:p>
+            <w:pPr>
+              <w:pBdr>
+                <w:bottom w:val="single" w:color="AFBECC" w:sz="4" w:space="2"/>
+              </w:pBdr>
+              <w:spacing w:after="0" w:line="360"/>
+              <w:ind w:left="140" w:right="120"/>
+            </w:pPr>
+            <w:r>
+              <w:rPr>
+                <w:rFonts w:ascii="Calibri" w:cs="Calibri" w:eastAsia="Calibri" w:hAnsi="Calibri"/>
+                <w:color w:val="1A2733"/>
+                <w:sz w:val="21"/>
+                <w:szCs w:val="21"/>
+              </w:rPr>
+              <w:t xml:space="preserve"/>
+            </w:r>
+          </w:p>
+        </w:tc>
+      </w:tr>
+    </w:tbl>
+    <w:p>
+      <w:pPr>
+        <w:spacing w:after="100"/>
+      </w:pPr>
+      <w:r>
+        <w:rPr>
+          <w:rFonts w:ascii="Calibri" w:cs="Calibri" w:eastAsia="Calibri" w:hAnsi="Calibri"/>
+          <w:color w:val="1A2733"/>
+          <w:sz w:val="21"/>
+          <w:szCs w:val="21"/>
+        </w:rPr>
+        <w:t xml:space="preserve"/>
       </w:r>
     </w:p>
     <w:p>
@@ -7603,312 +9511,789 @@
         <w:t xml:space="preserve">MCAP-Style Practice</w:t>
       </w:r>
     </w:p>
-    <w:p>
-      <w:pPr>
-        <w:spacing w:after="80"/>
-      </w:pPr>
-      <w:r>
-        <w:rPr>
-          <w:rFonts w:ascii="Calibri" w:cs="Calibri" w:eastAsia="Calibri" w:hAnsi="Calibri"/>
-          <w:i/>
-          <w:iCs/>
-          <w:color w:val="5F6F80"/>
-          <w:sz w:val="19"/>
-          <w:szCs w:val="19"/>
-        </w:rPr>
-        <w:t xml:space="preserve">Bubble the best answer or fill in the blank, just like on the test.</w:t>
-      </w:r>
-    </w:p>
-    <w:p>
-      <w:pPr>
-        <w:spacing w:after="40" w:before="120"/>
-      </w:pPr>
-      <w:r>
-        <w:rPr>
-          <w:rFonts w:ascii="Calibri" w:cs="Calibri" w:eastAsia="Calibri" w:hAnsi="Calibri"/>
-          <w:b/>
-          <w:bCs/>
-          <w:color w:val="12355B"/>
-          <w:sz w:val="21"/>
-          <w:szCs w:val="21"/>
-        </w:rPr>
-        <w:t xml:space="preserve">1.  </w:t>
-      </w:r>
-      <w:r>
-        <w:rPr>
-          <w:rFonts w:ascii="Calibri" w:cs="Calibri" w:eastAsia="Calibri" w:hAnsi="Calibri"/>
-          <w:color w:val="1A2733"/>
-          <w:sz w:val="21"/>
-          <w:szCs w:val="21"/>
-        </w:rPr>
-        <w:t xml:space="preserve">Which value of x makes x + 6 = 14 true?</w:t>
-      </w:r>
-    </w:p>
-    <w:p>
-      <w:pPr>
-        <w:spacing w:after="20"/>
-        <w:ind w:left="360"/>
-      </w:pPr>
-      <w:r>
-        <w:rPr>
-          <w:rFonts w:ascii="Calibri" w:cs="Calibri" w:eastAsia="Calibri" w:hAnsi="Calibri"/>
-          <w:color w:val="1A2733"/>
-          <w:sz w:val="20"/>
-          <w:szCs w:val="20"/>
-        </w:rPr>
-        <w:t xml:space="preserve">  ◯  A.  </w:t>
-      </w:r>
-      <w:r>
-        <w:rPr>
-          <w:rFonts w:ascii="Calibri" w:cs="Calibri" w:eastAsia="Calibri" w:hAnsi="Calibri"/>
-          <w:color w:val="1A2733"/>
-          <w:sz w:val="20"/>
-          <w:szCs w:val="20"/>
-        </w:rPr>
-        <w:t xml:space="preserve">6</w:t>
-      </w:r>
-    </w:p>
-    <w:p>
-      <w:pPr>
-        <w:spacing w:after="20"/>
-        <w:ind w:left="360"/>
-      </w:pPr>
-      <w:r>
-        <w:rPr>
-          <w:rFonts w:ascii="Calibri" w:cs="Calibri" w:eastAsia="Calibri" w:hAnsi="Calibri"/>
-          <w:color w:val="1A2733"/>
-          <w:sz w:val="20"/>
-          <w:szCs w:val="20"/>
-        </w:rPr>
-        <w:t xml:space="preserve">  ◯  B.  </w:t>
-      </w:r>
-      <w:r>
-        <w:rPr>
-          <w:rFonts w:ascii="Calibri" w:cs="Calibri" w:eastAsia="Calibri" w:hAnsi="Calibri"/>
-          <w:color w:val="1A2733"/>
-          <w:sz w:val="20"/>
-          <w:szCs w:val="20"/>
-        </w:rPr>
-        <w:t xml:space="preserve">8</w:t>
-      </w:r>
-    </w:p>
-    <w:p>
-      <w:pPr>
-        <w:spacing w:after="20"/>
-        <w:ind w:left="360"/>
-      </w:pPr>
-      <w:r>
-        <w:rPr>
-          <w:rFonts w:ascii="Calibri" w:cs="Calibri" w:eastAsia="Calibri" w:hAnsi="Calibri"/>
-          <w:color w:val="1A2733"/>
-          <w:sz w:val="20"/>
-          <w:szCs w:val="20"/>
-        </w:rPr>
-        <w:t xml:space="preserve">  ◯  C.  </w:t>
-      </w:r>
-      <w:r>
-        <w:rPr>
-          <w:rFonts w:ascii="Calibri" w:cs="Calibri" w:eastAsia="Calibri" w:hAnsi="Calibri"/>
-          <w:color w:val="1A2733"/>
-          <w:sz w:val="20"/>
-          <w:szCs w:val="20"/>
-        </w:rPr>
-        <w:t xml:space="preserve">14</w:t>
-      </w:r>
-    </w:p>
-    <w:p>
-      <w:pPr>
-        <w:spacing w:after="20"/>
-        <w:ind w:left="360"/>
-      </w:pPr>
-      <w:r>
-        <w:rPr>
-          <w:rFonts w:ascii="Calibri" w:cs="Calibri" w:eastAsia="Calibri" w:hAnsi="Calibri"/>
-          <w:color w:val="1A2733"/>
-          <w:sz w:val="20"/>
-          <w:szCs w:val="20"/>
-        </w:rPr>
-        <w:t xml:space="preserve">  ◯  D.  </w:t>
-      </w:r>
-      <w:r>
-        <w:rPr>
-          <w:rFonts w:ascii="Calibri" w:cs="Calibri" w:eastAsia="Calibri" w:hAnsi="Calibri"/>
-          <w:color w:val="1A2733"/>
-          <w:sz w:val="20"/>
-          <w:szCs w:val="20"/>
-        </w:rPr>
-        <w:t xml:space="preserve">20</w:t>
-      </w:r>
-    </w:p>
-    <w:p>
-      <w:pPr>
-        <w:spacing w:after="40" w:before="120"/>
-      </w:pPr>
-      <w:r>
-        <w:rPr>
-          <w:rFonts w:ascii="Calibri" w:cs="Calibri" w:eastAsia="Calibri" w:hAnsi="Calibri"/>
-          <w:b/>
-          <w:bCs/>
-          <w:color w:val="12355B"/>
-          <w:sz w:val="21"/>
-          <w:szCs w:val="21"/>
-        </w:rPr>
-        <w:t xml:space="preserve">2.  </w:t>
-      </w:r>
-      <w:r>
-        <w:rPr>
-          <w:rFonts w:ascii="Calibri" w:cs="Calibri" w:eastAsia="Calibri" w:hAnsi="Calibri"/>
-          <w:color w:val="1A2733"/>
-          <w:sz w:val="21"/>
-          <w:szCs w:val="21"/>
-        </w:rPr>
-        <w:t xml:space="preserve">Which value is a solution to the inequality x &gt; 7?</w:t>
-      </w:r>
-    </w:p>
-    <w:p>
-      <w:pPr>
-        <w:spacing w:after="20"/>
-        <w:ind w:left="360"/>
-      </w:pPr>
-      <w:r>
-        <w:rPr>
-          <w:rFonts w:ascii="Calibri" w:cs="Calibri" w:eastAsia="Calibri" w:hAnsi="Calibri"/>
-          <w:color w:val="1A2733"/>
-          <w:sz w:val="20"/>
-          <w:szCs w:val="20"/>
-        </w:rPr>
-        <w:t xml:space="preserve">  ◯  A.  </w:t>
-      </w:r>
-      <w:r>
-        <w:rPr>
-          <w:rFonts w:ascii="Calibri" w:cs="Calibri" w:eastAsia="Calibri" w:hAnsi="Calibri"/>
-          <w:color w:val="1A2733"/>
-          <w:sz w:val="20"/>
-          <w:szCs w:val="20"/>
-        </w:rPr>
-        <w:t xml:space="preserve">5</w:t>
-      </w:r>
-    </w:p>
-    <w:p>
-      <w:pPr>
-        <w:spacing w:after="20"/>
-        <w:ind w:left="360"/>
-      </w:pPr>
-      <w:r>
-        <w:rPr>
-          <w:rFonts w:ascii="Calibri" w:cs="Calibri" w:eastAsia="Calibri" w:hAnsi="Calibri"/>
-          <w:color w:val="1A2733"/>
-          <w:sz w:val="20"/>
-          <w:szCs w:val="20"/>
-        </w:rPr>
-        <w:t xml:space="preserve">  ◯  B.  </w:t>
-      </w:r>
-      <w:r>
-        <w:rPr>
-          <w:rFonts w:ascii="Calibri" w:cs="Calibri" w:eastAsia="Calibri" w:hAnsi="Calibri"/>
-          <w:color w:val="1A2733"/>
-          <w:sz w:val="20"/>
-          <w:szCs w:val="20"/>
-        </w:rPr>
-        <w:t xml:space="preserve">6</w:t>
-      </w:r>
-    </w:p>
-    <w:p>
-      <w:pPr>
-        <w:spacing w:after="20"/>
-        <w:ind w:left="360"/>
-      </w:pPr>
-      <w:r>
-        <w:rPr>
-          <w:rFonts w:ascii="Calibri" w:cs="Calibri" w:eastAsia="Calibri" w:hAnsi="Calibri"/>
-          <w:color w:val="1A2733"/>
-          <w:sz w:val="20"/>
-          <w:szCs w:val="20"/>
-        </w:rPr>
-        <w:t xml:space="preserve">  ◯  C.  </w:t>
-      </w:r>
-      <w:r>
-        <w:rPr>
-          <w:rFonts w:ascii="Calibri" w:cs="Calibri" w:eastAsia="Calibri" w:hAnsi="Calibri"/>
-          <w:color w:val="1A2733"/>
-          <w:sz w:val="20"/>
-          <w:szCs w:val="20"/>
-        </w:rPr>
-        <w:t xml:space="preserve">7</w:t>
-      </w:r>
-    </w:p>
-    <w:p>
-      <w:pPr>
-        <w:spacing w:after="20"/>
-        <w:ind w:left="360"/>
-      </w:pPr>
-      <w:r>
-        <w:rPr>
-          <w:rFonts w:ascii="Calibri" w:cs="Calibri" w:eastAsia="Calibri" w:hAnsi="Calibri"/>
-          <w:color w:val="1A2733"/>
-          <w:sz w:val="20"/>
-          <w:szCs w:val="20"/>
-        </w:rPr>
-        <w:t xml:space="preserve">  ◯  D.  </w:t>
-      </w:r>
-      <w:r>
-        <w:rPr>
-          <w:rFonts w:ascii="Calibri" w:cs="Calibri" w:eastAsia="Calibri" w:hAnsi="Calibri"/>
-          <w:color w:val="1A2733"/>
-          <w:sz w:val="20"/>
-          <w:szCs w:val="20"/>
-        </w:rPr>
-        <w:t xml:space="preserve">9</w:t>
-      </w:r>
-    </w:p>
-    <w:p>
-      <w:pPr>
-        <w:spacing w:after="40" w:before="120"/>
-      </w:pPr>
-      <w:r>
-        <w:rPr>
-          <w:rFonts w:ascii="Calibri" w:cs="Calibri" w:eastAsia="Calibri" w:hAnsi="Calibri"/>
-          <w:b/>
-          <w:bCs/>
-          <w:color w:val="12355B"/>
-          <w:sz w:val="21"/>
-          <w:szCs w:val="21"/>
-        </w:rPr>
-        <w:t xml:space="preserve">3.  </w:t>
-      </w:r>
-      <w:r>
-        <w:rPr>
-          <w:rFonts w:ascii="Calibri" w:cs="Calibri" w:eastAsia="Calibri" w:hAnsi="Calibri"/>
-          <w:color w:val="1A2733"/>
-          <w:sz w:val="21"/>
-          <w:szCs w:val="21"/>
-        </w:rPr>
-        <w:t xml:space="preserve">A bus holds 30 students. The expression 30 − s shows empty seats. Is s = 25 a solution to 30 − s = 5?</w:t>
-      </w:r>
-    </w:p>
-    <w:p>
-      <w:pPr>
-        <w:spacing w:after="30" w:before="30"/>
-      </w:pPr>
-      <w:r>
-        <w:rPr>
-          <w:rFonts w:ascii="Calibri" w:cs="Calibri" w:eastAsia="Calibri" w:hAnsi="Calibri"/>
-          <w:b/>
-          <w:bCs/>
-          <w:color w:val="5F6F80"/>
-          <w:sz w:val="20"/>
-          <w:szCs w:val="20"/>
-        </w:rPr>
-        <w:t xml:space="preserve">Answer: </w:t>
-      </w:r>
-      <w:r>
-        <w:rPr>
-          <w:rFonts w:ascii="Calibri" w:cs="Calibri" w:eastAsia="Calibri" w:hAnsi="Calibri"/>
-          <w:color w:val="5F6F80"/>
-          <w:sz w:val="20"/>
-          <w:szCs w:val="20"/>
-        </w:rPr>
-        <w:t xml:space="preserve">____________________________</w:t>
+    <w:tbl>
+      <w:tblPr>
+        <w:tblW w:type="pct" w:w="100%"/>
+        <w:tblBorders>
+          <w:top w:val="single" w:color="BBD0DE" w:sz="6"/>
+          <w:left w:val="single" w:color="BBD0DE" w:sz="6"/>
+          <w:bottom w:val="single" w:color="BBD0DE" w:sz="6"/>
+          <w:right w:val="single" w:color="BBD0DE" w:sz="6"/>
+          <w:insideH w:val="none"/>
+          <w:insideV w:val="none"/>
+        </w:tblBorders>
+      </w:tblPr>
+      <w:tblGrid>
+        <w:gridCol w:w="100"/>
+      </w:tblGrid>
+      <w:tr>
+        <w:tc>
+          <w:tcPr>
+            <w:shd w:fill="EEF4F8" w:color="auto" w:val="clear"/>
+            <w:tcMar>
+              <w:top w:type="dxa" w:w="120"/>
+              <w:left w:type="dxa" w:w="160"/>
+              <w:bottom w:type="dxa" w:w="120"/>
+              <w:right w:type="dxa" w:w="160"/>
+            </w:tcMar>
+          </w:tcPr>
+          <w:p>
+            <w:pPr>
+              <w:spacing w:after="30"/>
+            </w:pPr>
+            <w:r>
+              <w:rPr>
+                <w:rFonts w:ascii="Calibri" w:cs="Calibri" w:eastAsia="Calibri" w:hAnsi="Calibri"/>
+                <w:b/>
+                <w:bCs/>
+                <w:color w:val="12355B"/>
+                <w:sz w:val="19"/>
+                <w:szCs w:val="19"/>
+              </w:rPr>
+              <w:t xml:space="preserve">Directions</w:t>
+            </w:r>
+          </w:p>
+          <w:p>
+            <w:r>
+              <w:rPr>
+                <w:rFonts w:ascii="Calibri" w:cs="Calibri" w:eastAsia="Calibri" w:hAnsi="Calibri"/>
+                <w:color w:val="1A2733"/>
+                <w:sz w:val="19"/>
+                <w:szCs w:val="19"/>
+              </w:rPr>
+              <w:t xml:space="preserve">Read each item carefully and answer it the way you would on the MCAP. For selected-response items, fill in the circle (○) next to the correct answer. For constructed-response items, enter your answer and show your work. Every item below assesses standard 6.EE.B.5.</w:t>
+            </w:r>
+          </w:p>
+        </w:tc>
+      </w:tr>
+    </w:tbl>
+    <w:p>
+      <w:pPr>
+        <w:spacing w:after="120"/>
+      </w:pPr>
+      <w:r>
+        <w:rPr>
+          <w:rFonts w:ascii="Calibri" w:cs="Calibri" w:eastAsia="Calibri" w:hAnsi="Calibri"/>
+          <w:color w:val="1A2733"/>
+          <w:sz w:val="21"/>
+          <w:szCs w:val="21"/>
+        </w:rPr>
+        <w:t xml:space="preserve"/>
+      </w:r>
+    </w:p>
+    <w:tbl>
+      <w:tblPr>
+        <w:tblW w:type="pct" w:w="100%"/>
+        <w:tblBorders>
+          <w:top w:val="single" w:color="C7D2DD" w:sz="6"/>
+          <w:left w:val="single" w:color="C7D2DD" w:sz="6"/>
+          <w:bottom w:val="single" w:color="C7D2DD" w:sz="6"/>
+          <w:right w:val="single" w:color="C7D2DD" w:sz="6"/>
+          <w:insideH w:val="none"/>
+          <w:insideV w:val="none"/>
+        </w:tblBorders>
+      </w:tblPr>
+      <w:tblGrid>
+        <w:gridCol w:w="100"/>
+      </w:tblGrid>
+      <w:tr>
+        <w:tc>
+          <w:tcPr>
+            <w:tcMar>
+              <w:top w:type="dxa" w:w="0"/>
+              <w:left w:type="dxa" w:w="0"/>
+              <w:bottom w:type="dxa" w:w="120"/>
+              <w:right w:type="dxa" w:w="160"/>
+            </w:tcMar>
+          </w:tcPr>
+          <w:p>
+            <w:pPr>
+              <w:shd w:fill="12355B" w:color="auto" w:val="clear"/>
+              <w:tabs>
+                <w:tab w:val="right" w:pos="9000"/>
+              </w:tabs>
+              <w:spacing w:after="30" w:before="30"/>
+              <w:ind w:left="120" w:right="120"/>
+            </w:pPr>
+            <w:r>
+              <w:rPr>
+                <w:rFonts w:ascii="Calibri" w:cs="Calibri" w:eastAsia="Calibri" w:hAnsi="Calibri"/>
+                <w:b/>
+                <w:bCs/>
+                <w:color w:val="FFFFFF"/>
+                <w:sz w:val="18"/>
+                <w:szCs w:val="18"/>
+              </w:rPr>
+              <w:t xml:space="preserve">Item 1</w:t>
+            </w:r>
+            <w:r>
+              <w:rPr>
+                <w:rFonts w:ascii="Calibri" w:cs="Calibri" w:eastAsia="Calibri" w:hAnsi="Calibri"/>
+                <w:color w:val="FFFFFF"/>
+                <w:sz w:val="18"/>
+                <w:szCs w:val="18"/>
+              </w:rPr>
+              <w:t xml:space="preserve">   |   </w:t>
+            </w:r>
+            <w:r>
+              <w:rPr>
+                <w:rFonts w:ascii="Calibri" w:cs="Calibri" w:eastAsia="Calibri" w:hAnsi="Calibri"/>
+                <w:color w:val="FFFFFF"/>
+                <w:spacing w:val="14"/>
+                <w:sz w:val="16"/>
+                <w:szCs w:val="16"/>
+              </w:rPr>
+              <w:t xml:space="preserve">SELECTED RESPONSE</w:t>
+            </w:r>
+            <w:r>
+              <w:rPr>
+                <w:rFonts w:ascii="Calibri" w:cs="Calibri" w:eastAsia="Calibri" w:hAnsi="Calibri"/>
+              </w:rPr>
+              <w:t xml:space="preserve">	</w:t>
+            </w:r>
+            <w:r>
+              <w:rPr>
+                <w:rFonts w:ascii="Calibri" w:cs="Calibri" w:eastAsia="Calibri" w:hAnsi="Calibri"/>
+                <w:b/>
+                <w:bCs/>
+                <w:color w:val="FFFFFF"/>
+                <w:sz w:val="17"/>
+                <w:szCs w:val="17"/>
+              </w:rPr>
+              <w:t xml:space="preserve">6.EE.B.5</w:t>
+            </w:r>
+          </w:p>
+          <w:p>
+            <w:pPr>
+              <w:spacing w:after="30" w:before="90"/>
+              <w:ind w:left="140" w:right="120"/>
+            </w:pPr>
+            <w:r>
+              <w:rPr>
+                <w:rFonts w:ascii="Calibri" w:cs="Calibri" w:eastAsia="Calibri" w:hAnsi="Calibri"/>
+                <w:b/>
+                <w:bCs/>
+                <w:color w:val="1A2733"/>
+                <w:sz w:val="21"/>
+                <w:szCs w:val="21"/>
+              </w:rPr>
+              <w:t xml:space="preserve">Which value of x makes x + 6 = 14 true?</w:t>
+            </w:r>
+          </w:p>
+          <w:p>
+            <w:pPr>
+              <w:spacing w:after="60"/>
+              <w:ind w:left="140" w:right="120"/>
+            </w:pPr>
+            <w:r>
+              <w:rPr>
+                <w:rFonts w:ascii="Calibri" w:cs="Calibri" w:eastAsia="Calibri" w:hAnsi="Calibri"/>
+                <w:i/>
+                <w:iCs/>
+                <w:color w:val="5F6F80"/>
+                <w:sz w:val="18"/>
+                <w:szCs w:val="18"/>
+              </w:rPr>
+              <w:t xml:space="preserve">Select the correct answer.</w:t>
+            </w:r>
+          </w:p>
+          <w:p>
+            <w:pPr>
+              <w:spacing w:after="24"/>
+              <w:ind w:left="380"/>
+            </w:pPr>
+            <w:r>
+              <w:rPr>
+                <w:rFonts w:ascii="Calibri" w:cs="Calibri" w:eastAsia="Calibri" w:hAnsi="Calibri"/>
+                <w:color w:val="12355B"/>
+                <w:sz w:val="22"/>
+                <w:szCs w:val="22"/>
+              </w:rPr>
+              <w:t xml:space="preserve">○  </w:t>
+            </w:r>
+            <w:r>
+              <w:rPr>
+                <w:rFonts w:ascii="Calibri" w:cs="Calibri" w:eastAsia="Calibri" w:hAnsi="Calibri"/>
+                <w:b/>
+                <w:bCs/>
+                <w:color w:val="1A2733"/>
+                <w:sz w:val="21"/>
+                <w:szCs w:val="21"/>
+              </w:rPr>
+              <w:t xml:space="preserve">A.  </w:t>
+            </w:r>
+            <w:r>
+              <w:rPr>
+                <w:rFonts w:ascii="Calibri" w:cs="Calibri" w:eastAsia="Calibri" w:hAnsi="Calibri"/>
+                <w:color w:val="1A2733"/>
+                <w:sz w:val="21"/>
+                <w:szCs w:val="21"/>
+              </w:rPr>
+              <w:t xml:space="preserve">6</w:t>
+            </w:r>
+          </w:p>
+          <w:p>
+            <w:pPr>
+              <w:spacing w:after="24"/>
+              <w:ind w:left="380"/>
+            </w:pPr>
+            <w:r>
+              <w:rPr>
+                <w:rFonts w:ascii="Calibri" w:cs="Calibri" w:eastAsia="Calibri" w:hAnsi="Calibri"/>
+                <w:color w:val="12355B"/>
+                <w:sz w:val="22"/>
+                <w:szCs w:val="22"/>
+              </w:rPr>
+              <w:t xml:space="preserve">○  </w:t>
+            </w:r>
+            <w:r>
+              <w:rPr>
+                <w:rFonts w:ascii="Calibri" w:cs="Calibri" w:eastAsia="Calibri" w:hAnsi="Calibri"/>
+                <w:b/>
+                <w:bCs/>
+                <w:color w:val="1A2733"/>
+                <w:sz w:val="21"/>
+                <w:szCs w:val="21"/>
+              </w:rPr>
+              <w:t xml:space="preserve">B.  </w:t>
+            </w:r>
+            <w:r>
+              <w:rPr>
+                <w:rFonts w:ascii="Calibri" w:cs="Calibri" w:eastAsia="Calibri" w:hAnsi="Calibri"/>
+                <w:color w:val="1A2733"/>
+                <w:sz w:val="21"/>
+                <w:szCs w:val="21"/>
+              </w:rPr>
+              <w:t xml:space="preserve">8</w:t>
+            </w:r>
+          </w:p>
+          <w:p>
+            <w:pPr>
+              <w:spacing w:after="24"/>
+              <w:ind w:left="380"/>
+            </w:pPr>
+            <w:r>
+              <w:rPr>
+                <w:rFonts w:ascii="Calibri" w:cs="Calibri" w:eastAsia="Calibri" w:hAnsi="Calibri"/>
+                <w:color w:val="12355B"/>
+                <w:sz w:val="22"/>
+                <w:szCs w:val="22"/>
+              </w:rPr>
+              <w:t xml:space="preserve">○  </w:t>
+            </w:r>
+            <w:r>
+              <w:rPr>
+                <w:rFonts w:ascii="Calibri" w:cs="Calibri" w:eastAsia="Calibri" w:hAnsi="Calibri"/>
+                <w:b/>
+                <w:bCs/>
+                <w:color w:val="1A2733"/>
+                <w:sz w:val="21"/>
+                <w:szCs w:val="21"/>
+              </w:rPr>
+              <w:t xml:space="preserve">C.  </w:t>
+            </w:r>
+            <w:r>
+              <w:rPr>
+                <w:rFonts w:ascii="Calibri" w:cs="Calibri" w:eastAsia="Calibri" w:hAnsi="Calibri"/>
+                <w:color w:val="1A2733"/>
+                <w:sz w:val="21"/>
+                <w:szCs w:val="21"/>
+              </w:rPr>
+              <w:t xml:space="preserve">14</w:t>
+            </w:r>
+          </w:p>
+          <w:p>
+            <w:pPr>
+              <w:spacing w:after="24"/>
+              <w:ind w:left="380"/>
+            </w:pPr>
+            <w:r>
+              <w:rPr>
+                <w:rFonts w:ascii="Calibri" w:cs="Calibri" w:eastAsia="Calibri" w:hAnsi="Calibri"/>
+                <w:color w:val="12355B"/>
+                <w:sz w:val="22"/>
+                <w:szCs w:val="22"/>
+              </w:rPr>
+              <w:t xml:space="preserve">○  </w:t>
+            </w:r>
+            <w:r>
+              <w:rPr>
+                <w:rFonts w:ascii="Calibri" w:cs="Calibri" w:eastAsia="Calibri" w:hAnsi="Calibri"/>
+                <w:b/>
+                <w:bCs/>
+                <w:color w:val="1A2733"/>
+                <w:sz w:val="21"/>
+                <w:szCs w:val="21"/>
+              </w:rPr>
+              <w:t xml:space="preserve">D.  </w:t>
+            </w:r>
+            <w:r>
+              <w:rPr>
+                <w:rFonts w:ascii="Calibri" w:cs="Calibri" w:eastAsia="Calibri" w:hAnsi="Calibri"/>
+                <w:color w:val="1A2733"/>
+                <w:sz w:val="21"/>
+                <w:szCs w:val="21"/>
+              </w:rPr>
+              <w:t xml:space="preserve">20</w:t>
+            </w:r>
+          </w:p>
+        </w:tc>
+      </w:tr>
+    </w:tbl>
+    <w:p>
+      <w:pPr>
+        <w:spacing w:after="100"/>
+      </w:pPr>
+      <w:r>
+        <w:rPr>
+          <w:rFonts w:ascii="Calibri" w:cs="Calibri" w:eastAsia="Calibri" w:hAnsi="Calibri"/>
+          <w:color w:val="1A2733"/>
+          <w:sz w:val="21"/>
+          <w:szCs w:val="21"/>
+        </w:rPr>
+        <w:t xml:space="preserve"/>
+      </w:r>
+    </w:p>
+    <w:tbl>
+      <w:tblPr>
+        <w:tblW w:type="pct" w:w="100%"/>
+        <w:tblBorders>
+          <w:top w:val="single" w:color="C7D2DD" w:sz="6"/>
+          <w:left w:val="single" w:color="C7D2DD" w:sz="6"/>
+          <w:bottom w:val="single" w:color="C7D2DD" w:sz="6"/>
+          <w:right w:val="single" w:color="C7D2DD" w:sz="6"/>
+          <w:insideH w:val="none"/>
+          <w:insideV w:val="none"/>
+        </w:tblBorders>
+      </w:tblPr>
+      <w:tblGrid>
+        <w:gridCol w:w="100"/>
+      </w:tblGrid>
+      <w:tr>
+        <w:tc>
+          <w:tcPr>
+            <w:tcMar>
+              <w:top w:type="dxa" w:w="0"/>
+              <w:left w:type="dxa" w:w="0"/>
+              <w:bottom w:type="dxa" w:w="120"/>
+              <w:right w:type="dxa" w:w="160"/>
+            </w:tcMar>
+          </w:tcPr>
+          <w:p>
+            <w:pPr>
+              <w:shd w:fill="12355B" w:color="auto" w:val="clear"/>
+              <w:tabs>
+                <w:tab w:val="right" w:pos="9000"/>
+              </w:tabs>
+              <w:spacing w:after="30" w:before="30"/>
+              <w:ind w:left="120" w:right="120"/>
+            </w:pPr>
+            <w:r>
+              <w:rPr>
+                <w:rFonts w:ascii="Calibri" w:cs="Calibri" w:eastAsia="Calibri" w:hAnsi="Calibri"/>
+                <w:b/>
+                <w:bCs/>
+                <w:color w:val="FFFFFF"/>
+                <w:sz w:val="18"/>
+                <w:szCs w:val="18"/>
+              </w:rPr>
+              <w:t xml:space="preserve">Item 2</w:t>
+            </w:r>
+            <w:r>
+              <w:rPr>
+                <w:rFonts w:ascii="Calibri" w:cs="Calibri" w:eastAsia="Calibri" w:hAnsi="Calibri"/>
+                <w:color w:val="FFFFFF"/>
+                <w:sz w:val="18"/>
+                <w:szCs w:val="18"/>
+              </w:rPr>
+              <w:t xml:space="preserve">   |   </w:t>
+            </w:r>
+            <w:r>
+              <w:rPr>
+                <w:rFonts w:ascii="Calibri" w:cs="Calibri" w:eastAsia="Calibri" w:hAnsi="Calibri"/>
+                <w:color w:val="FFFFFF"/>
+                <w:spacing w:val="14"/>
+                <w:sz w:val="16"/>
+                <w:szCs w:val="16"/>
+              </w:rPr>
+              <w:t xml:space="preserve">SELECTED RESPONSE</w:t>
+            </w:r>
+            <w:r>
+              <w:rPr>
+                <w:rFonts w:ascii="Calibri" w:cs="Calibri" w:eastAsia="Calibri" w:hAnsi="Calibri"/>
+              </w:rPr>
+              <w:t xml:space="preserve">	</w:t>
+            </w:r>
+            <w:r>
+              <w:rPr>
+                <w:rFonts w:ascii="Calibri" w:cs="Calibri" w:eastAsia="Calibri" w:hAnsi="Calibri"/>
+                <w:b/>
+                <w:bCs/>
+                <w:color w:val="FFFFFF"/>
+                <w:sz w:val="17"/>
+                <w:szCs w:val="17"/>
+              </w:rPr>
+              <w:t xml:space="preserve">6.EE.B.5</w:t>
+            </w:r>
+          </w:p>
+          <w:p>
+            <w:pPr>
+              <w:spacing w:after="30" w:before="90"/>
+              <w:ind w:left="140" w:right="120"/>
+            </w:pPr>
+            <w:r>
+              <w:rPr>
+                <w:rFonts w:ascii="Calibri" w:cs="Calibri" w:eastAsia="Calibri" w:hAnsi="Calibri"/>
+                <w:b/>
+                <w:bCs/>
+                <w:color w:val="1A2733"/>
+                <w:sz w:val="21"/>
+                <w:szCs w:val="21"/>
+              </w:rPr>
+              <w:t xml:space="preserve">Which value is a solution to the inequality x &gt; 7?</w:t>
+            </w:r>
+          </w:p>
+          <w:p>
+            <w:pPr>
+              <w:spacing w:after="60"/>
+              <w:ind w:left="140" w:right="120"/>
+            </w:pPr>
+            <w:r>
+              <w:rPr>
+                <w:rFonts w:ascii="Calibri" w:cs="Calibri" w:eastAsia="Calibri" w:hAnsi="Calibri"/>
+                <w:i/>
+                <w:iCs/>
+                <w:color w:val="5F6F80"/>
+                <w:sz w:val="18"/>
+                <w:szCs w:val="18"/>
+              </w:rPr>
+              <w:t xml:space="preserve">Select the correct answer.</w:t>
+            </w:r>
+          </w:p>
+          <w:p>
+            <w:pPr>
+              <w:spacing w:after="24"/>
+              <w:ind w:left="380"/>
+            </w:pPr>
+            <w:r>
+              <w:rPr>
+                <w:rFonts w:ascii="Calibri" w:cs="Calibri" w:eastAsia="Calibri" w:hAnsi="Calibri"/>
+                <w:color w:val="12355B"/>
+                <w:sz w:val="22"/>
+                <w:szCs w:val="22"/>
+              </w:rPr>
+              <w:t xml:space="preserve">○  </w:t>
+            </w:r>
+            <w:r>
+              <w:rPr>
+                <w:rFonts w:ascii="Calibri" w:cs="Calibri" w:eastAsia="Calibri" w:hAnsi="Calibri"/>
+                <w:b/>
+                <w:bCs/>
+                <w:color w:val="1A2733"/>
+                <w:sz w:val="21"/>
+                <w:szCs w:val="21"/>
+              </w:rPr>
+              <w:t xml:space="preserve">A.  </w:t>
+            </w:r>
+            <w:r>
+              <w:rPr>
+                <w:rFonts w:ascii="Calibri" w:cs="Calibri" w:eastAsia="Calibri" w:hAnsi="Calibri"/>
+                <w:color w:val="1A2733"/>
+                <w:sz w:val="21"/>
+                <w:szCs w:val="21"/>
+              </w:rPr>
+              <w:t xml:space="preserve">5</w:t>
+            </w:r>
+          </w:p>
+          <w:p>
+            <w:pPr>
+              <w:spacing w:after="24"/>
+              <w:ind w:left="380"/>
+            </w:pPr>
+            <w:r>
+              <w:rPr>
+                <w:rFonts w:ascii="Calibri" w:cs="Calibri" w:eastAsia="Calibri" w:hAnsi="Calibri"/>
+                <w:color w:val="12355B"/>
+                <w:sz w:val="22"/>
+                <w:szCs w:val="22"/>
+              </w:rPr>
+              <w:t xml:space="preserve">○  </w:t>
+            </w:r>
+            <w:r>
+              <w:rPr>
+                <w:rFonts w:ascii="Calibri" w:cs="Calibri" w:eastAsia="Calibri" w:hAnsi="Calibri"/>
+                <w:b/>
+                <w:bCs/>
+                <w:color w:val="1A2733"/>
+                <w:sz w:val="21"/>
+                <w:szCs w:val="21"/>
+              </w:rPr>
+              <w:t xml:space="preserve">B.  </w:t>
+            </w:r>
+            <w:r>
+              <w:rPr>
+                <w:rFonts w:ascii="Calibri" w:cs="Calibri" w:eastAsia="Calibri" w:hAnsi="Calibri"/>
+                <w:color w:val="1A2733"/>
+                <w:sz w:val="21"/>
+                <w:szCs w:val="21"/>
+              </w:rPr>
+              <w:t xml:space="preserve">6</w:t>
+            </w:r>
+          </w:p>
+          <w:p>
+            <w:pPr>
+              <w:spacing w:after="24"/>
+              <w:ind w:left="380"/>
+            </w:pPr>
+            <w:r>
+              <w:rPr>
+                <w:rFonts w:ascii="Calibri" w:cs="Calibri" w:eastAsia="Calibri" w:hAnsi="Calibri"/>
+                <w:color w:val="12355B"/>
+                <w:sz w:val="22"/>
+                <w:szCs w:val="22"/>
+              </w:rPr>
+              <w:t xml:space="preserve">○  </w:t>
+            </w:r>
+            <w:r>
+              <w:rPr>
+                <w:rFonts w:ascii="Calibri" w:cs="Calibri" w:eastAsia="Calibri" w:hAnsi="Calibri"/>
+                <w:b/>
+                <w:bCs/>
+                <w:color w:val="1A2733"/>
+                <w:sz w:val="21"/>
+                <w:szCs w:val="21"/>
+              </w:rPr>
+              <w:t xml:space="preserve">C.  </w:t>
+            </w:r>
+            <w:r>
+              <w:rPr>
+                <w:rFonts w:ascii="Calibri" w:cs="Calibri" w:eastAsia="Calibri" w:hAnsi="Calibri"/>
+                <w:color w:val="1A2733"/>
+                <w:sz w:val="21"/>
+                <w:szCs w:val="21"/>
+              </w:rPr>
+              <w:t xml:space="preserve">7</w:t>
+            </w:r>
+          </w:p>
+          <w:p>
+            <w:pPr>
+              <w:spacing w:after="24"/>
+              <w:ind w:left="380"/>
+            </w:pPr>
+            <w:r>
+              <w:rPr>
+                <w:rFonts w:ascii="Calibri" w:cs="Calibri" w:eastAsia="Calibri" w:hAnsi="Calibri"/>
+                <w:color w:val="12355B"/>
+                <w:sz w:val="22"/>
+                <w:szCs w:val="22"/>
+              </w:rPr>
+              <w:t xml:space="preserve">○  </w:t>
+            </w:r>
+            <w:r>
+              <w:rPr>
+                <w:rFonts w:ascii="Calibri" w:cs="Calibri" w:eastAsia="Calibri" w:hAnsi="Calibri"/>
+                <w:b/>
+                <w:bCs/>
+                <w:color w:val="1A2733"/>
+                <w:sz w:val="21"/>
+                <w:szCs w:val="21"/>
+              </w:rPr>
+              <w:t xml:space="preserve">D.  </w:t>
+            </w:r>
+            <w:r>
+              <w:rPr>
+                <w:rFonts w:ascii="Calibri" w:cs="Calibri" w:eastAsia="Calibri" w:hAnsi="Calibri"/>
+                <w:color w:val="1A2733"/>
+                <w:sz w:val="21"/>
+                <w:szCs w:val="21"/>
+              </w:rPr>
+              <w:t xml:space="preserve">9</w:t>
+            </w:r>
+          </w:p>
+        </w:tc>
+      </w:tr>
+    </w:tbl>
+    <w:p>
+      <w:pPr>
+        <w:spacing w:after="100"/>
+      </w:pPr>
+      <w:r>
+        <w:rPr>
+          <w:rFonts w:ascii="Calibri" w:cs="Calibri" w:eastAsia="Calibri" w:hAnsi="Calibri"/>
+          <w:color w:val="1A2733"/>
+          <w:sz w:val="21"/>
+          <w:szCs w:val="21"/>
+        </w:rPr>
+        <w:t xml:space="preserve"/>
+      </w:r>
+    </w:p>
+    <w:tbl>
+      <w:tblPr>
+        <w:tblW w:type="pct" w:w="100%"/>
+        <w:tblBorders>
+          <w:top w:val="single" w:color="C7D2DD" w:sz="6"/>
+          <w:left w:val="single" w:color="C7D2DD" w:sz="6"/>
+          <w:bottom w:val="single" w:color="C7D2DD" w:sz="6"/>
+          <w:right w:val="single" w:color="C7D2DD" w:sz="6"/>
+          <w:insideH w:val="none"/>
+          <w:insideV w:val="none"/>
+        </w:tblBorders>
+      </w:tblPr>
+      <w:tblGrid>
+        <w:gridCol w:w="100"/>
+      </w:tblGrid>
+      <w:tr>
+        <w:tc>
+          <w:tcPr>
+            <w:tcMar>
+              <w:top w:type="dxa" w:w="0"/>
+              <w:left w:type="dxa" w:w="0"/>
+              <w:bottom w:type="dxa" w:w="120"/>
+              <w:right w:type="dxa" w:w="160"/>
+            </w:tcMar>
+          </w:tcPr>
+          <w:p>
+            <w:pPr>
+              <w:shd w:fill="12355B" w:color="auto" w:val="clear"/>
+              <w:tabs>
+                <w:tab w:val="right" w:pos="9000"/>
+              </w:tabs>
+              <w:spacing w:after="30" w:before="30"/>
+              <w:ind w:left="120" w:right="120"/>
+            </w:pPr>
+            <w:r>
+              <w:rPr>
+                <w:rFonts w:ascii="Calibri" w:cs="Calibri" w:eastAsia="Calibri" w:hAnsi="Calibri"/>
+                <w:b/>
+                <w:bCs/>
+                <w:color w:val="FFFFFF"/>
+                <w:sz w:val="18"/>
+                <w:szCs w:val="18"/>
+              </w:rPr>
+              <w:t xml:space="preserve">Item 3</w:t>
+            </w:r>
+            <w:r>
+              <w:rPr>
+                <w:rFonts w:ascii="Calibri" w:cs="Calibri" w:eastAsia="Calibri" w:hAnsi="Calibri"/>
+                <w:color w:val="FFFFFF"/>
+                <w:sz w:val="18"/>
+                <w:szCs w:val="18"/>
+              </w:rPr>
+              <w:t xml:space="preserve">   |   </w:t>
+            </w:r>
+            <w:r>
+              <w:rPr>
+                <w:rFonts w:ascii="Calibri" w:cs="Calibri" w:eastAsia="Calibri" w:hAnsi="Calibri"/>
+                <w:color w:val="FFFFFF"/>
+                <w:spacing w:val="14"/>
+                <w:sz w:val="16"/>
+                <w:szCs w:val="16"/>
+              </w:rPr>
+              <w:t xml:space="preserve">CONSTRUCTED RESPONSE</w:t>
+            </w:r>
+            <w:r>
+              <w:rPr>
+                <w:rFonts w:ascii="Calibri" w:cs="Calibri" w:eastAsia="Calibri" w:hAnsi="Calibri"/>
+              </w:rPr>
+              <w:t xml:space="preserve">	</w:t>
+            </w:r>
+            <w:r>
+              <w:rPr>
+                <w:rFonts w:ascii="Calibri" w:cs="Calibri" w:eastAsia="Calibri" w:hAnsi="Calibri"/>
+                <w:b/>
+                <w:bCs/>
+                <w:color w:val="FFFFFF"/>
+                <w:sz w:val="17"/>
+                <w:szCs w:val="17"/>
+              </w:rPr>
+              <w:t xml:space="preserve">6.EE.B.5</w:t>
+            </w:r>
+          </w:p>
+          <w:p>
+            <w:pPr>
+              <w:spacing w:after="30" w:before="90"/>
+              <w:ind w:left="140" w:right="120"/>
+            </w:pPr>
+            <w:r>
+              <w:rPr>
+                <w:rFonts w:ascii="Calibri" w:cs="Calibri" w:eastAsia="Calibri" w:hAnsi="Calibri"/>
+                <w:b/>
+                <w:bCs/>
+                <w:color w:val="1A2733"/>
+                <w:sz w:val="21"/>
+                <w:szCs w:val="21"/>
+              </w:rPr>
+              <w:t xml:space="preserve">A bus holds 30 students. The expression 30 − s shows empty seats. Is s = 25 a solution to 30 − s = 5?</w:t>
+            </w:r>
+          </w:p>
+          <w:p>
+            <w:pPr>
+              <w:spacing w:after="60"/>
+              <w:ind w:left="140" w:right="120"/>
+            </w:pPr>
+            <w:r>
+              <w:rPr>
+                <w:rFonts w:ascii="Calibri" w:cs="Calibri" w:eastAsia="Calibri" w:hAnsi="Calibri"/>
+                <w:i/>
+                <w:iCs/>
+                <w:color w:val="5F6F80"/>
+                <w:sz w:val="18"/>
+                <w:szCs w:val="18"/>
+              </w:rPr>
+              <w:t xml:space="preserve">Enter your answer in the space provided. Show your work.</w:t>
+            </w:r>
+          </w:p>
+          <w:p>
+            <w:pPr>
+              <w:pBdr>
+                <w:bottom w:val="single" w:color="AFBECC" w:sz="4" w:space="2"/>
+              </w:pBdr>
+              <w:spacing w:after="6" w:before="30" w:line="360"/>
+              <w:ind w:left="140" w:right="120"/>
+            </w:pPr>
+            <w:r>
+              <w:rPr>
+                <w:rFonts w:ascii="Calibri" w:cs="Calibri" w:eastAsia="Calibri" w:hAnsi="Calibri"/>
+                <w:color w:val="1A2733"/>
+                <w:sz w:val="21"/>
+                <w:szCs w:val="21"/>
+              </w:rPr>
+              <w:t xml:space="preserve"/>
+            </w:r>
+          </w:p>
+          <w:p>
+            <w:pPr>
+              <w:pBdr>
+                <w:bottom w:val="single" w:color="AFBECC" w:sz="4" w:space="2"/>
+              </w:pBdr>
+              <w:spacing w:after="0" w:line="360"/>
+              <w:ind w:left="140" w:right="120"/>
+            </w:pPr>
+            <w:r>
+              <w:rPr>
+                <w:rFonts w:ascii="Calibri" w:cs="Calibri" w:eastAsia="Calibri" w:hAnsi="Calibri"/>
+                <w:color w:val="1A2733"/>
+                <w:sz w:val="21"/>
+                <w:szCs w:val="21"/>
+              </w:rPr>
+              <w:t xml:space="preserve"/>
+            </w:r>
+          </w:p>
+        </w:tc>
+      </w:tr>
+    </w:tbl>
+    <w:p>
+      <w:pPr>
+        <w:spacing w:after="100"/>
+      </w:pPr>
+      <w:r>
+        <w:rPr>
+          <w:rFonts w:ascii="Calibri" w:cs="Calibri" w:eastAsia="Calibri" w:hAnsi="Calibri"/>
+          <w:color w:val="1A2733"/>
+          <w:sz w:val="21"/>
+          <w:szCs w:val="21"/>
+        </w:rPr>
+        <w:t xml:space="preserve"/>
       </w:r>
     </w:p>
     <w:p>
@@ -9150,312 +11535,789 @@
         <w:t xml:space="preserve">MCAP-Style Practice</w:t>
       </w:r>
     </w:p>
-    <w:p>
-      <w:pPr>
-        <w:spacing w:after="80"/>
-      </w:pPr>
-      <w:r>
-        <w:rPr>
-          <w:rFonts w:ascii="Calibri" w:cs="Calibri" w:eastAsia="Calibri" w:hAnsi="Calibri"/>
-          <w:i/>
-          <w:iCs/>
-          <w:color w:val="5F6F80"/>
-          <w:sz w:val="19"/>
-          <w:szCs w:val="19"/>
-        </w:rPr>
-        <w:t xml:space="preserve">Bubble the best answer or fill in the blank, just like on the test.</w:t>
-      </w:r>
-    </w:p>
-    <w:p>
-      <w:pPr>
-        <w:spacing w:after="40" w:before="120"/>
-      </w:pPr>
-      <w:r>
-        <w:rPr>
-          <w:rFonts w:ascii="Calibri" w:cs="Calibri" w:eastAsia="Calibri" w:hAnsi="Calibri"/>
-          <w:b/>
-          <w:bCs/>
-          <w:color w:val="12355B"/>
-          <w:sz w:val="21"/>
-          <w:szCs w:val="21"/>
-        </w:rPr>
-        <w:t xml:space="preserve">1.  </w:t>
-      </w:r>
-      <w:r>
-        <w:rPr>
-          <w:rFonts w:ascii="Calibri" w:cs="Calibri" w:eastAsia="Calibri" w:hAnsi="Calibri"/>
-          <w:color w:val="1A2733"/>
-          <w:sz w:val="21"/>
-          <w:szCs w:val="21"/>
-        </w:rPr>
-        <w:t xml:space="preserve">What is the solution to x + 9 = 21?</w:t>
-      </w:r>
-    </w:p>
-    <w:p>
-      <w:pPr>
-        <w:spacing w:after="20"/>
-        <w:ind w:left="360"/>
-      </w:pPr>
-      <w:r>
-        <w:rPr>
-          <w:rFonts w:ascii="Calibri" w:cs="Calibri" w:eastAsia="Calibri" w:hAnsi="Calibri"/>
-          <w:color w:val="1A2733"/>
-          <w:sz w:val="20"/>
-          <w:szCs w:val="20"/>
-        </w:rPr>
-        <w:t xml:space="preserve">  ◯  A.  </w:t>
-      </w:r>
-      <w:r>
-        <w:rPr>
-          <w:rFonts w:ascii="Calibri" w:cs="Calibri" w:eastAsia="Calibri" w:hAnsi="Calibri"/>
-          <w:color w:val="1A2733"/>
-          <w:sz w:val="20"/>
-          <w:szCs w:val="20"/>
-        </w:rPr>
-        <w:t xml:space="preserve">12</w:t>
-      </w:r>
-    </w:p>
-    <w:p>
-      <w:pPr>
-        <w:spacing w:after="20"/>
-        <w:ind w:left="360"/>
-      </w:pPr>
-      <w:r>
-        <w:rPr>
-          <w:rFonts w:ascii="Calibri" w:cs="Calibri" w:eastAsia="Calibri" w:hAnsi="Calibri"/>
-          <w:color w:val="1A2733"/>
-          <w:sz w:val="20"/>
-          <w:szCs w:val="20"/>
-        </w:rPr>
-        <w:t xml:space="preserve">  ◯  B.  </w:t>
-      </w:r>
-      <w:r>
-        <w:rPr>
-          <w:rFonts w:ascii="Calibri" w:cs="Calibri" w:eastAsia="Calibri" w:hAnsi="Calibri"/>
-          <w:color w:val="1A2733"/>
-          <w:sz w:val="20"/>
-          <w:szCs w:val="20"/>
-        </w:rPr>
-        <w:t xml:space="preserve">30</w:t>
-      </w:r>
-    </w:p>
-    <w:p>
-      <w:pPr>
-        <w:spacing w:after="20"/>
-        <w:ind w:left="360"/>
-      </w:pPr>
-      <w:r>
-        <w:rPr>
-          <w:rFonts w:ascii="Calibri" w:cs="Calibri" w:eastAsia="Calibri" w:hAnsi="Calibri"/>
-          <w:color w:val="1A2733"/>
-          <w:sz w:val="20"/>
-          <w:szCs w:val="20"/>
-        </w:rPr>
-        <w:t xml:space="preserve">  ◯  C.  </w:t>
-      </w:r>
-      <w:r>
-        <w:rPr>
-          <w:rFonts w:ascii="Calibri" w:cs="Calibri" w:eastAsia="Calibri" w:hAnsi="Calibri"/>
-          <w:color w:val="1A2733"/>
-          <w:sz w:val="20"/>
-          <w:szCs w:val="20"/>
-        </w:rPr>
-        <w:t xml:space="preserve">3</w:t>
-      </w:r>
-    </w:p>
-    <w:p>
-      <w:pPr>
-        <w:spacing w:after="20"/>
-        <w:ind w:left="360"/>
-      </w:pPr>
-      <w:r>
-        <w:rPr>
-          <w:rFonts w:ascii="Calibri" w:cs="Calibri" w:eastAsia="Calibri" w:hAnsi="Calibri"/>
-          <w:color w:val="1A2733"/>
-          <w:sz w:val="20"/>
-          <w:szCs w:val="20"/>
-        </w:rPr>
-        <w:t xml:space="preserve">  ◯  D.  </w:t>
-      </w:r>
-      <w:r>
-        <w:rPr>
-          <w:rFonts w:ascii="Calibri" w:cs="Calibri" w:eastAsia="Calibri" w:hAnsi="Calibri"/>
-          <w:color w:val="1A2733"/>
-          <w:sz w:val="20"/>
-          <w:szCs w:val="20"/>
-        </w:rPr>
-        <w:t xml:space="preserve">189</w:t>
-      </w:r>
-    </w:p>
-    <w:p>
-      <w:pPr>
-        <w:spacing w:after="40" w:before="120"/>
-      </w:pPr>
-      <w:r>
-        <w:rPr>
-          <w:rFonts w:ascii="Calibri" w:cs="Calibri" w:eastAsia="Calibri" w:hAnsi="Calibri"/>
-          <w:b/>
-          <w:bCs/>
-          <w:color w:val="12355B"/>
-          <w:sz w:val="21"/>
-          <w:szCs w:val="21"/>
-        </w:rPr>
-        <w:t xml:space="preserve">2.  </w:t>
-      </w:r>
-      <w:r>
-        <w:rPr>
-          <w:rFonts w:ascii="Calibri" w:cs="Calibri" w:eastAsia="Calibri" w:hAnsi="Calibri"/>
-          <w:color w:val="1A2733"/>
-          <w:sz w:val="21"/>
-          <w:szCs w:val="21"/>
-        </w:rPr>
-        <w:t xml:space="preserve">Solve 7x = 56.</w:t>
-      </w:r>
-    </w:p>
-    <w:p>
-      <w:pPr>
-        <w:spacing w:after="20"/>
-        <w:ind w:left="360"/>
-      </w:pPr>
-      <w:r>
-        <w:rPr>
-          <w:rFonts w:ascii="Calibri" w:cs="Calibri" w:eastAsia="Calibri" w:hAnsi="Calibri"/>
-          <w:color w:val="1A2733"/>
-          <w:sz w:val="20"/>
-          <w:szCs w:val="20"/>
-        </w:rPr>
-        <w:t xml:space="preserve">  ◯  A.  </w:t>
-      </w:r>
-      <w:r>
-        <w:rPr>
-          <w:rFonts w:ascii="Calibri" w:cs="Calibri" w:eastAsia="Calibri" w:hAnsi="Calibri"/>
-          <w:color w:val="1A2733"/>
-          <w:sz w:val="20"/>
-          <w:szCs w:val="20"/>
-        </w:rPr>
-        <w:t xml:space="preserve">49</w:t>
-      </w:r>
-    </w:p>
-    <w:p>
-      <w:pPr>
-        <w:spacing w:after="20"/>
-        <w:ind w:left="360"/>
-      </w:pPr>
-      <w:r>
-        <w:rPr>
-          <w:rFonts w:ascii="Calibri" w:cs="Calibri" w:eastAsia="Calibri" w:hAnsi="Calibri"/>
-          <w:color w:val="1A2733"/>
-          <w:sz w:val="20"/>
-          <w:szCs w:val="20"/>
-        </w:rPr>
-        <w:t xml:space="preserve">  ◯  B.  </w:t>
-      </w:r>
-      <w:r>
-        <w:rPr>
-          <w:rFonts w:ascii="Calibri" w:cs="Calibri" w:eastAsia="Calibri" w:hAnsi="Calibri"/>
-          <w:color w:val="1A2733"/>
-          <w:sz w:val="20"/>
-          <w:szCs w:val="20"/>
-        </w:rPr>
-        <w:t xml:space="preserve">63</w:t>
-      </w:r>
-    </w:p>
-    <w:p>
-      <w:pPr>
-        <w:spacing w:after="20"/>
-        <w:ind w:left="360"/>
-      </w:pPr>
-      <w:r>
-        <w:rPr>
-          <w:rFonts w:ascii="Calibri" w:cs="Calibri" w:eastAsia="Calibri" w:hAnsi="Calibri"/>
-          <w:color w:val="1A2733"/>
-          <w:sz w:val="20"/>
-          <w:szCs w:val="20"/>
-        </w:rPr>
-        <w:t xml:space="preserve">  ◯  C.  </w:t>
-      </w:r>
-      <w:r>
-        <w:rPr>
-          <w:rFonts w:ascii="Calibri" w:cs="Calibri" w:eastAsia="Calibri" w:hAnsi="Calibri"/>
-          <w:color w:val="1A2733"/>
-          <w:sz w:val="20"/>
-          <w:szCs w:val="20"/>
-        </w:rPr>
-        <w:t xml:space="preserve">8</w:t>
-      </w:r>
-    </w:p>
-    <w:p>
-      <w:pPr>
-        <w:spacing w:after="20"/>
-        <w:ind w:left="360"/>
-      </w:pPr>
-      <w:r>
-        <w:rPr>
-          <w:rFonts w:ascii="Calibri" w:cs="Calibri" w:eastAsia="Calibri" w:hAnsi="Calibri"/>
-          <w:color w:val="1A2733"/>
-          <w:sz w:val="20"/>
-          <w:szCs w:val="20"/>
-        </w:rPr>
-        <w:t xml:space="preserve">  ◯  D.  </w:t>
-      </w:r>
-      <w:r>
-        <w:rPr>
-          <w:rFonts w:ascii="Calibri" w:cs="Calibri" w:eastAsia="Calibri" w:hAnsi="Calibri"/>
-          <w:color w:val="1A2733"/>
-          <w:sz w:val="20"/>
-          <w:szCs w:val="20"/>
-        </w:rPr>
-        <w:t xml:space="preserve">9</w:t>
-      </w:r>
-    </w:p>
-    <w:p>
-      <w:pPr>
-        <w:spacing w:after="40" w:before="120"/>
-      </w:pPr>
-      <w:r>
-        <w:rPr>
-          <w:rFonts w:ascii="Calibri" w:cs="Calibri" w:eastAsia="Calibri" w:hAnsi="Calibri"/>
-          <w:b/>
-          <w:bCs/>
-          <w:color w:val="12355B"/>
-          <w:sz w:val="21"/>
-          <w:szCs w:val="21"/>
-        </w:rPr>
-        <w:t xml:space="preserve">3.  </w:t>
-      </w:r>
-      <w:r>
-        <w:rPr>
-          <w:rFonts w:ascii="Calibri" w:cs="Calibri" w:eastAsia="Calibri" w:hAnsi="Calibri"/>
-          <w:color w:val="1A2733"/>
-          <w:sz w:val="21"/>
-          <w:szCs w:val="21"/>
-        </w:rPr>
-        <w:t xml:space="preserve">Jordan bought packs of pencils with 6 pencils each and got 48 total. Write and solve an equation for the number of packs p.</w:t>
-      </w:r>
-    </w:p>
-    <w:p>
-      <w:pPr>
-        <w:spacing w:after="30" w:before="30"/>
-      </w:pPr>
-      <w:r>
-        <w:rPr>
-          <w:rFonts w:ascii="Calibri" w:cs="Calibri" w:eastAsia="Calibri" w:hAnsi="Calibri"/>
-          <w:b/>
-          <w:bCs/>
-          <w:color w:val="5F6F80"/>
-          <w:sz w:val="20"/>
-          <w:szCs w:val="20"/>
-        </w:rPr>
-        <w:t xml:space="preserve">Answer: </w:t>
-      </w:r>
-      <w:r>
-        <w:rPr>
-          <w:rFonts w:ascii="Calibri" w:cs="Calibri" w:eastAsia="Calibri" w:hAnsi="Calibri"/>
-          <w:color w:val="5F6F80"/>
-          <w:sz w:val="20"/>
-          <w:szCs w:val="20"/>
-        </w:rPr>
-        <w:t xml:space="preserve">____________________________</w:t>
+    <w:tbl>
+      <w:tblPr>
+        <w:tblW w:type="pct" w:w="100%"/>
+        <w:tblBorders>
+          <w:top w:val="single" w:color="BBD0DE" w:sz="6"/>
+          <w:left w:val="single" w:color="BBD0DE" w:sz="6"/>
+          <w:bottom w:val="single" w:color="BBD0DE" w:sz="6"/>
+          <w:right w:val="single" w:color="BBD0DE" w:sz="6"/>
+          <w:insideH w:val="none"/>
+          <w:insideV w:val="none"/>
+        </w:tblBorders>
+      </w:tblPr>
+      <w:tblGrid>
+        <w:gridCol w:w="100"/>
+      </w:tblGrid>
+      <w:tr>
+        <w:tc>
+          <w:tcPr>
+            <w:shd w:fill="EEF4F8" w:color="auto" w:val="clear"/>
+            <w:tcMar>
+              <w:top w:type="dxa" w:w="120"/>
+              <w:left w:type="dxa" w:w="160"/>
+              <w:bottom w:type="dxa" w:w="120"/>
+              <w:right w:type="dxa" w:w="160"/>
+            </w:tcMar>
+          </w:tcPr>
+          <w:p>
+            <w:pPr>
+              <w:spacing w:after="30"/>
+            </w:pPr>
+            <w:r>
+              <w:rPr>
+                <w:rFonts w:ascii="Calibri" w:cs="Calibri" w:eastAsia="Calibri" w:hAnsi="Calibri"/>
+                <w:b/>
+                <w:bCs/>
+                <w:color w:val="12355B"/>
+                <w:sz w:val="19"/>
+                <w:szCs w:val="19"/>
+              </w:rPr>
+              <w:t xml:space="preserve">Directions</w:t>
+            </w:r>
+          </w:p>
+          <w:p>
+            <w:r>
+              <w:rPr>
+                <w:rFonts w:ascii="Calibri" w:cs="Calibri" w:eastAsia="Calibri" w:hAnsi="Calibri"/>
+                <w:color w:val="1A2733"/>
+                <w:sz w:val="19"/>
+                <w:szCs w:val="19"/>
+              </w:rPr>
+              <w:t xml:space="preserve">Read each item carefully and answer it the way you would on the MCAP. For selected-response items, fill in the circle (○) next to the correct answer. For constructed-response items, enter your answer and show your work. Every item below assesses standard 6.EE.B.6-7.</w:t>
+            </w:r>
+          </w:p>
+        </w:tc>
+      </w:tr>
+    </w:tbl>
+    <w:p>
+      <w:pPr>
+        <w:spacing w:after="120"/>
+      </w:pPr>
+      <w:r>
+        <w:rPr>
+          <w:rFonts w:ascii="Calibri" w:cs="Calibri" w:eastAsia="Calibri" w:hAnsi="Calibri"/>
+          <w:color w:val="1A2733"/>
+          <w:sz w:val="21"/>
+          <w:szCs w:val="21"/>
+        </w:rPr>
+        <w:t xml:space="preserve"/>
+      </w:r>
+    </w:p>
+    <w:tbl>
+      <w:tblPr>
+        <w:tblW w:type="pct" w:w="100%"/>
+        <w:tblBorders>
+          <w:top w:val="single" w:color="C7D2DD" w:sz="6"/>
+          <w:left w:val="single" w:color="C7D2DD" w:sz="6"/>
+          <w:bottom w:val="single" w:color="C7D2DD" w:sz="6"/>
+          <w:right w:val="single" w:color="C7D2DD" w:sz="6"/>
+          <w:insideH w:val="none"/>
+          <w:insideV w:val="none"/>
+        </w:tblBorders>
+      </w:tblPr>
+      <w:tblGrid>
+        <w:gridCol w:w="100"/>
+      </w:tblGrid>
+      <w:tr>
+        <w:tc>
+          <w:tcPr>
+            <w:tcMar>
+              <w:top w:type="dxa" w:w="0"/>
+              <w:left w:type="dxa" w:w="0"/>
+              <w:bottom w:type="dxa" w:w="120"/>
+              <w:right w:type="dxa" w:w="160"/>
+            </w:tcMar>
+          </w:tcPr>
+          <w:p>
+            <w:pPr>
+              <w:shd w:fill="12355B" w:color="auto" w:val="clear"/>
+              <w:tabs>
+                <w:tab w:val="right" w:pos="9000"/>
+              </w:tabs>
+              <w:spacing w:after="30" w:before="30"/>
+              <w:ind w:left="120" w:right="120"/>
+            </w:pPr>
+            <w:r>
+              <w:rPr>
+                <w:rFonts w:ascii="Calibri" w:cs="Calibri" w:eastAsia="Calibri" w:hAnsi="Calibri"/>
+                <w:b/>
+                <w:bCs/>
+                <w:color w:val="FFFFFF"/>
+                <w:sz w:val="18"/>
+                <w:szCs w:val="18"/>
+              </w:rPr>
+              <w:t xml:space="preserve">Item 1</w:t>
+            </w:r>
+            <w:r>
+              <w:rPr>
+                <w:rFonts w:ascii="Calibri" w:cs="Calibri" w:eastAsia="Calibri" w:hAnsi="Calibri"/>
+                <w:color w:val="FFFFFF"/>
+                <w:sz w:val="18"/>
+                <w:szCs w:val="18"/>
+              </w:rPr>
+              <w:t xml:space="preserve">   |   </w:t>
+            </w:r>
+            <w:r>
+              <w:rPr>
+                <w:rFonts w:ascii="Calibri" w:cs="Calibri" w:eastAsia="Calibri" w:hAnsi="Calibri"/>
+                <w:color w:val="FFFFFF"/>
+                <w:spacing w:val="14"/>
+                <w:sz w:val="16"/>
+                <w:szCs w:val="16"/>
+              </w:rPr>
+              <w:t xml:space="preserve">SELECTED RESPONSE</w:t>
+            </w:r>
+            <w:r>
+              <w:rPr>
+                <w:rFonts w:ascii="Calibri" w:cs="Calibri" w:eastAsia="Calibri" w:hAnsi="Calibri"/>
+              </w:rPr>
+              <w:t xml:space="preserve">	</w:t>
+            </w:r>
+            <w:r>
+              <w:rPr>
+                <w:rFonts w:ascii="Calibri" w:cs="Calibri" w:eastAsia="Calibri" w:hAnsi="Calibri"/>
+                <w:b/>
+                <w:bCs/>
+                <w:color w:val="FFFFFF"/>
+                <w:sz w:val="17"/>
+                <w:szCs w:val="17"/>
+              </w:rPr>
+              <w:t xml:space="preserve">6.EE.B.6-7</w:t>
+            </w:r>
+          </w:p>
+          <w:p>
+            <w:pPr>
+              <w:spacing w:after="30" w:before="90"/>
+              <w:ind w:left="140" w:right="120"/>
+            </w:pPr>
+            <w:r>
+              <w:rPr>
+                <w:rFonts w:ascii="Calibri" w:cs="Calibri" w:eastAsia="Calibri" w:hAnsi="Calibri"/>
+                <w:b/>
+                <w:bCs/>
+                <w:color w:val="1A2733"/>
+                <w:sz w:val="21"/>
+                <w:szCs w:val="21"/>
+              </w:rPr>
+              <w:t xml:space="preserve">What is the solution to x + 9 = 21?</w:t>
+            </w:r>
+          </w:p>
+          <w:p>
+            <w:pPr>
+              <w:spacing w:after="60"/>
+              <w:ind w:left="140" w:right="120"/>
+            </w:pPr>
+            <w:r>
+              <w:rPr>
+                <w:rFonts w:ascii="Calibri" w:cs="Calibri" w:eastAsia="Calibri" w:hAnsi="Calibri"/>
+                <w:i/>
+                <w:iCs/>
+                <w:color w:val="5F6F80"/>
+                <w:sz w:val="18"/>
+                <w:szCs w:val="18"/>
+              </w:rPr>
+              <w:t xml:space="preserve">Select the correct answer.</w:t>
+            </w:r>
+          </w:p>
+          <w:p>
+            <w:pPr>
+              <w:spacing w:after="24"/>
+              <w:ind w:left="380"/>
+            </w:pPr>
+            <w:r>
+              <w:rPr>
+                <w:rFonts w:ascii="Calibri" w:cs="Calibri" w:eastAsia="Calibri" w:hAnsi="Calibri"/>
+                <w:color w:val="12355B"/>
+                <w:sz w:val="22"/>
+                <w:szCs w:val="22"/>
+              </w:rPr>
+              <w:t xml:space="preserve">○  </w:t>
+            </w:r>
+            <w:r>
+              <w:rPr>
+                <w:rFonts w:ascii="Calibri" w:cs="Calibri" w:eastAsia="Calibri" w:hAnsi="Calibri"/>
+                <w:b/>
+                <w:bCs/>
+                <w:color w:val="1A2733"/>
+                <w:sz w:val="21"/>
+                <w:szCs w:val="21"/>
+              </w:rPr>
+              <w:t xml:space="preserve">A.  </w:t>
+            </w:r>
+            <w:r>
+              <w:rPr>
+                <w:rFonts w:ascii="Calibri" w:cs="Calibri" w:eastAsia="Calibri" w:hAnsi="Calibri"/>
+                <w:color w:val="1A2733"/>
+                <w:sz w:val="21"/>
+                <w:szCs w:val="21"/>
+              </w:rPr>
+              <w:t xml:space="preserve">12</w:t>
+            </w:r>
+          </w:p>
+          <w:p>
+            <w:pPr>
+              <w:spacing w:after="24"/>
+              <w:ind w:left="380"/>
+            </w:pPr>
+            <w:r>
+              <w:rPr>
+                <w:rFonts w:ascii="Calibri" w:cs="Calibri" w:eastAsia="Calibri" w:hAnsi="Calibri"/>
+                <w:color w:val="12355B"/>
+                <w:sz w:val="22"/>
+                <w:szCs w:val="22"/>
+              </w:rPr>
+              <w:t xml:space="preserve">○  </w:t>
+            </w:r>
+            <w:r>
+              <w:rPr>
+                <w:rFonts w:ascii="Calibri" w:cs="Calibri" w:eastAsia="Calibri" w:hAnsi="Calibri"/>
+                <w:b/>
+                <w:bCs/>
+                <w:color w:val="1A2733"/>
+                <w:sz w:val="21"/>
+                <w:szCs w:val="21"/>
+              </w:rPr>
+              <w:t xml:space="preserve">B.  </w:t>
+            </w:r>
+            <w:r>
+              <w:rPr>
+                <w:rFonts w:ascii="Calibri" w:cs="Calibri" w:eastAsia="Calibri" w:hAnsi="Calibri"/>
+                <w:color w:val="1A2733"/>
+                <w:sz w:val="21"/>
+                <w:szCs w:val="21"/>
+              </w:rPr>
+              <w:t xml:space="preserve">30</w:t>
+            </w:r>
+          </w:p>
+          <w:p>
+            <w:pPr>
+              <w:spacing w:after="24"/>
+              <w:ind w:left="380"/>
+            </w:pPr>
+            <w:r>
+              <w:rPr>
+                <w:rFonts w:ascii="Calibri" w:cs="Calibri" w:eastAsia="Calibri" w:hAnsi="Calibri"/>
+                <w:color w:val="12355B"/>
+                <w:sz w:val="22"/>
+                <w:szCs w:val="22"/>
+              </w:rPr>
+              <w:t xml:space="preserve">○  </w:t>
+            </w:r>
+            <w:r>
+              <w:rPr>
+                <w:rFonts w:ascii="Calibri" w:cs="Calibri" w:eastAsia="Calibri" w:hAnsi="Calibri"/>
+                <w:b/>
+                <w:bCs/>
+                <w:color w:val="1A2733"/>
+                <w:sz w:val="21"/>
+                <w:szCs w:val="21"/>
+              </w:rPr>
+              <w:t xml:space="preserve">C.  </w:t>
+            </w:r>
+            <w:r>
+              <w:rPr>
+                <w:rFonts w:ascii="Calibri" w:cs="Calibri" w:eastAsia="Calibri" w:hAnsi="Calibri"/>
+                <w:color w:val="1A2733"/>
+                <w:sz w:val="21"/>
+                <w:szCs w:val="21"/>
+              </w:rPr>
+              <w:t xml:space="preserve">3</w:t>
+            </w:r>
+          </w:p>
+          <w:p>
+            <w:pPr>
+              <w:spacing w:after="24"/>
+              <w:ind w:left="380"/>
+            </w:pPr>
+            <w:r>
+              <w:rPr>
+                <w:rFonts w:ascii="Calibri" w:cs="Calibri" w:eastAsia="Calibri" w:hAnsi="Calibri"/>
+                <w:color w:val="12355B"/>
+                <w:sz w:val="22"/>
+                <w:szCs w:val="22"/>
+              </w:rPr>
+              <w:t xml:space="preserve">○  </w:t>
+            </w:r>
+            <w:r>
+              <w:rPr>
+                <w:rFonts w:ascii="Calibri" w:cs="Calibri" w:eastAsia="Calibri" w:hAnsi="Calibri"/>
+                <w:b/>
+                <w:bCs/>
+                <w:color w:val="1A2733"/>
+                <w:sz w:val="21"/>
+                <w:szCs w:val="21"/>
+              </w:rPr>
+              <w:t xml:space="preserve">D.  </w:t>
+            </w:r>
+            <w:r>
+              <w:rPr>
+                <w:rFonts w:ascii="Calibri" w:cs="Calibri" w:eastAsia="Calibri" w:hAnsi="Calibri"/>
+                <w:color w:val="1A2733"/>
+                <w:sz w:val="21"/>
+                <w:szCs w:val="21"/>
+              </w:rPr>
+              <w:t xml:space="preserve">189</w:t>
+            </w:r>
+          </w:p>
+        </w:tc>
+      </w:tr>
+    </w:tbl>
+    <w:p>
+      <w:pPr>
+        <w:spacing w:after="100"/>
+      </w:pPr>
+      <w:r>
+        <w:rPr>
+          <w:rFonts w:ascii="Calibri" w:cs="Calibri" w:eastAsia="Calibri" w:hAnsi="Calibri"/>
+          <w:color w:val="1A2733"/>
+          <w:sz w:val="21"/>
+          <w:szCs w:val="21"/>
+        </w:rPr>
+        <w:t xml:space="preserve"/>
+      </w:r>
+    </w:p>
+    <w:tbl>
+      <w:tblPr>
+        <w:tblW w:type="pct" w:w="100%"/>
+        <w:tblBorders>
+          <w:top w:val="single" w:color="C7D2DD" w:sz="6"/>
+          <w:left w:val="single" w:color="C7D2DD" w:sz="6"/>
+          <w:bottom w:val="single" w:color="C7D2DD" w:sz="6"/>
+          <w:right w:val="single" w:color="C7D2DD" w:sz="6"/>
+          <w:insideH w:val="none"/>
+          <w:insideV w:val="none"/>
+        </w:tblBorders>
+      </w:tblPr>
+      <w:tblGrid>
+        <w:gridCol w:w="100"/>
+      </w:tblGrid>
+      <w:tr>
+        <w:tc>
+          <w:tcPr>
+            <w:tcMar>
+              <w:top w:type="dxa" w:w="0"/>
+              <w:left w:type="dxa" w:w="0"/>
+              <w:bottom w:type="dxa" w:w="120"/>
+              <w:right w:type="dxa" w:w="160"/>
+            </w:tcMar>
+          </w:tcPr>
+          <w:p>
+            <w:pPr>
+              <w:shd w:fill="12355B" w:color="auto" w:val="clear"/>
+              <w:tabs>
+                <w:tab w:val="right" w:pos="9000"/>
+              </w:tabs>
+              <w:spacing w:after="30" w:before="30"/>
+              <w:ind w:left="120" w:right="120"/>
+            </w:pPr>
+            <w:r>
+              <w:rPr>
+                <w:rFonts w:ascii="Calibri" w:cs="Calibri" w:eastAsia="Calibri" w:hAnsi="Calibri"/>
+                <w:b/>
+                <w:bCs/>
+                <w:color w:val="FFFFFF"/>
+                <w:sz w:val="18"/>
+                <w:szCs w:val="18"/>
+              </w:rPr>
+              <w:t xml:space="preserve">Item 2</w:t>
+            </w:r>
+            <w:r>
+              <w:rPr>
+                <w:rFonts w:ascii="Calibri" w:cs="Calibri" w:eastAsia="Calibri" w:hAnsi="Calibri"/>
+                <w:color w:val="FFFFFF"/>
+                <w:sz w:val="18"/>
+                <w:szCs w:val="18"/>
+              </w:rPr>
+              <w:t xml:space="preserve">   |   </w:t>
+            </w:r>
+            <w:r>
+              <w:rPr>
+                <w:rFonts w:ascii="Calibri" w:cs="Calibri" w:eastAsia="Calibri" w:hAnsi="Calibri"/>
+                <w:color w:val="FFFFFF"/>
+                <w:spacing w:val="14"/>
+                <w:sz w:val="16"/>
+                <w:szCs w:val="16"/>
+              </w:rPr>
+              <w:t xml:space="preserve">SELECTED RESPONSE</w:t>
+            </w:r>
+            <w:r>
+              <w:rPr>
+                <w:rFonts w:ascii="Calibri" w:cs="Calibri" w:eastAsia="Calibri" w:hAnsi="Calibri"/>
+              </w:rPr>
+              <w:t xml:space="preserve">	</w:t>
+            </w:r>
+            <w:r>
+              <w:rPr>
+                <w:rFonts w:ascii="Calibri" w:cs="Calibri" w:eastAsia="Calibri" w:hAnsi="Calibri"/>
+                <w:b/>
+                <w:bCs/>
+                <w:color w:val="FFFFFF"/>
+                <w:sz w:val="17"/>
+                <w:szCs w:val="17"/>
+              </w:rPr>
+              <w:t xml:space="preserve">6.EE.B.6-7</w:t>
+            </w:r>
+          </w:p>
+          <w:p>
+            <w:pPr>
+              <w:spacing w:after="30" w:before="90"/>
+              <w:ind w:left="140" w:right="120"/>
+            </w:pPr>
+            <w:r>
+              <w:rPr>
+                <w:rFonts w:ascii="Calibri" w:cs="Calibri" w:eastAsia="Calibri" w:hAnsi="Calibri"/>
+                <w:b/>
+                <w:bCs/>
+                <w:color w:val="1A2733"/>
+                <w:sz w:val="21"/>
+                <w:szCs w:val="21"/>
+              </w:rPr>
+              <w:t xml:space="preserve">Solve 7x = 56.</w:t>
+            </w:r>
+          </w:p>
+          <w:p>
+            <w:pPr>
+              <w:spacing w:after="60"/>
+              <w:ind w:left="140" w:right="120"/>
+            </w:pPr>
+            <w:r>
+              <w:rPr>
+                <w:rFonts w:ascii="Calibri" w:cs="Calibri" w:eastAsia="Calibri" w:hAnsi="Calibri"/>
+                <w:i/>
+                <w:iCs/>
+                <w:color w:val="5F6F80"/>
+                <w:sz w:val="18"/>
+                <w:szCs w:val="18"/>
+              </w:rPr>
+              <w:t xml:space="preserve">Select the correct answer.</w:t>
+            </w:r>
+          </w:p>
+          <w:p>
+            <w:pPr>
+              <w:spacing w:after="24"/>
+              <w:ind w:left="380"/>
+            </w:pPr>
+            <w:r>
+              <w:rPr>
+                <w:rFonts w:ascii="Calibri" w:cs="Calibri" w:eastAsia="Calibri" w:hAnsi="Calibri"/>
+                <w:color w:val="12355B"/>
+                <w:sz w:val="22"/>
+                <w:szCs w:val="22"/>
+              </w:rPr>
+              <w:t xml:space="preserve">○  </w:t>
+            </w:r>
+            <w:r>
+              <w:rPr>
+                <w:rFonts w:ascii="Calibri" w:cs="Calibri" w:eastAsia="Calibri" w:hAnsi="Calibri"/>
+                <w:b/>
+                <w:bCs/>
+                <w:color w:val="1A2733"/>
+                <w:sz w:val="21"/>
+                <w:szCs w:val="21"/>
+              </w:rPr>
+              <w:t xml:space="preserve">A.  </w:t>
+            </w:r>
+            <w:r>
+              <w:rPr>
+                <w:rFonts w:ascii="Calibri" w:cs="Calibri" w:eastAsia="Calibri" w:hAnsi="Calibri"/>
+                <w:color w:val="1A2733"/>
+                <w:sz w:val="21"/>
+                <w:szCs w:val="21"/>
+              </w:rPr>
+              <w:t xml:space="preserve">49</w:t>
+            </w:r>
+          </w:p>
+          <w:p>
+            <w:pPr>
+              <w:spacing w:after="24"/>
+              <w:ind w:left="380"/>
+            </w:pPr>
+            <w:r>
+              <w:rPr>
+                <w:rFonts w:ascii="Calibri" w:cs="Calibri" w:eastAsia="Calibri" w:hAnsi="Calibri"/>
+                <w:color w:val="12355B"/>
+                <w:sz w:val="22"/>
+                <w:szCs w:val="22"/>
+              </w:rPr>
+              <w:t xml:space="preserve">○  </w:t>
+            </w:r>
+            <w:r>
+              <w:rPr>
+                <w:rFonts w:ascii="Calibri" w:cs="Calibri" w:eastAsia="Calibri" w:hAnsi="Calibri"/>
+                <w:b/>
+                <w:bCs/>
+                <w:color w:val="1A2733"/>
+                <w:sz w:val="21"/>
+                <w:szCs w:val="21"/>
+              </w:rPr>
+              <w:t xml:space="preserve">B.  </w:t>
+            </w:r>
+            <w:r>
+              <w:rPr>
+                <w:rFonts w:ascii="Calibri" w:cs="Calibri" w:eastAsia="Calibri" w:hAnsi="Calibri"/>
+                <w:color w:val="1A2733"/>
+                <w:sz w:val="21"/>
+                <w:szCs w:val="21"/>
+              </w:rPr>
+              <w:t xml:space="preserve">63</w:t>
+            </w:r>
+          </w:p>
+          <w:p>
+            <w:pPr>
+              <w:spacing w:after="24"/>
+              <w:ind w:left="380"/>
+            </w:pPr>
+            <w:r>
+              <w:rPr>
+                <w:rFonts w:ascii="Calibri" w:cs="Calibri" w:eastAsia="Calibri" w:hAnsi="Calibri"/>
+                <w:color w:val="12355B"/>
+                <w:sz w:val="22"/>
+                <w:szCs w:val="22"/>
+              </w:rPr>
+              <w:t xml:space="preserve">○  </w:t>
+            </w:r>
+            <w:r>
+              <w:rPr>
+                <w:rFonts w:ascii="Calibri" w:cs="Calibri" w:eastAsia="Calibri" w:hAnsi="Calibri"/>
+                <w:b/>
+                <w:bCs/>
+                <w:color w:val="1A2733"/>
+                <w:sz w:val="21"/>
+                <w:szCs w:val="21"/>
+              </w:rPr>
+              <w:t xml:space="preserve">C.  </w:t>
+            </w:r>
+            <w:r>
+              <w:rPr>
+                <w:rFonts w:ascii="Calibri" w:cs="Calibri" w:eastAsia="Calibri" w:hAnsi="Calibri"/>
+                <w:color w:val="1A2733"/>
+                <w:sz w:val="21"/>
+                <w:szCs w:val="21"/>
+              </w:rPr>
+              <w:t xml:space="preserve">8</w:t>
+            </w:r>
+          </w:p>
+          <w:p>
+            <w:pPr>
+              <w:spacing w:after="24"/>
+              <w:ind w:left="380"/>
+            </w:pPr>
+            <w:r>
+              <w:rPr>
+                <w:rFonts w:ascii="Calibri" w:cs="Calibri" w:eastAsia="Calibri" w:hAnsi="Calibri"/>
+                <w:color w:val="12355B"/>
+                <w:sz w:val="22"/>
+                <w:szCs w:val="22"/>
+              </w:rPr>
+              <w:t xml:space="preserve">○  </w:t>
+            </w:r>
+            <w:r>
+              <w:rPr>
+                <w:rFonts w:ascii="Calibri" w:cs="Calibri" w:eastAsia="Calibri" w:hAnsi="Calibri"/>
+                <w:b/>
+                <w:bCs/>
+                <w:color w:val="1A2733"/>
+                <w:sz w:val="21"/>
+                <w:szCs w:val="21"/>
+              </w:rPr>
+              <w:t xml:space="preserve">D.  </w:t>
+            </w:r>
+            <w:r>
+              <w:rPr>
+                <w:rFonts w:ascii="Calibri" w:cs="Calibri" w:eastAsia="Calibri" w:hAnsi="Calibri"/>
+                <w:color w:val="1A2733"/>
+                <w:sz w:val="21"/>
+                <w:szCs w:val="21"/>
+              </w:rPr>
+              <w:t xml:space="preserve">9</w:t>
+            </w:r>
+          </w:p>
+        </w:tc>
+      </w:tr>
+    </w:tbl>
+    <w:p>
+      <w:pPr>
+        <w:spacing w:after="100"/>
+      </w:pPr>
+      <w:r>
+        <w:rPr>
+          <w:rFonts w:ascii="Calibri" w:cs="Calibri" w:eastAsia="Calibri" w:hAnsi="Calibri"/>
+          <w:color w:val="1A2733"/>
+          <w:sz w:val="21"/>
+          <w:szCs w:val="21"/>
+        </w:rPr>
+        <w:t xml:space="preserve"/>
+      </w:r>
+    </w:p>
+    <w:tbl>
+      <w:tblPr>
+        <w:tblW w:type="pct" w:w="100%"/>
+        <w:tblBorders>
+          <w:top w:val="single" w:color="C7D2DD" w:sz="6"/>
+          <w:left w:val="single" w:color="C7D2DD" w:sz="6"/>
+          <w:bottom w:val="single" w:color="C7D2DD" w:sz="6"/>
+          <w:right w:val="single" w:color="C7D2DD" w:sz="6"/>
+          <w:insideH w:val="none"/>
+          <w:insideV w:val="none"/>
+        </w:tblBorders>
+      </w:tblPr>
+      <w:tblGrid>
+        <w:gridCol w:w="100"/>
+      </w:tblGrid>
+      <w:tr>
+        <w:tc>
+          <w:tcPr>
+            <w:tcMar>
+              <w:top w:type="dxa" w:w="0"/>
+              <w:left w:type="dxa" w:w="0"/>
+              <w:bottom w:type="dxa" w:w="120"/>
+              <w:right w:type="dxa" w:w="160"/>
+            </w:tcMar>
+          </w:tcPr>
+          <w:p>
+            <w:pPr>
+              <w:shd w:fill="12355B" w:color="auto" w:val="clear"/>
+              <w:tabs>
+                <w:tab w:val="right" w:pos="9000"/>
+              </w:tabs>
+              <w:spacing w:after="30" w:before="30"/>
+              <w:ind w:left="120" w:right="120"/>
+            </w:pPr>
+            <w:r>
+              <w:rPr>
+                <w:rFonts w:ascii="Calibri" w:cs="Calibri" w:eastAsia="Calibri" w:hAnsi="Calibri"/>
+                <w:b/>
+                <w:bCs/>
+                <w:color w:val="FFFFFF"/>
+                <w:sz w:val="18"/>
+                <w:szCs w:val="18"/>
+              </w:rPr>
+              <w:t xml:space="preserve">Item 3</w:t>
+            </w:r>
+            <w:r>
+              <w:rPr>
+                <w:rFonts w:ascii="Calibri" w:cs="Calibri" w:eastAsia="Calibri" w:hAnsi="Calibri"/>
+                <w:color w:val="FFFFFF"/>
+                <w:sz w:val="18"/>
+                <w:szCs w:val="18"/>
+              </w:rPr>
+              <w:t xml:space="preserve">   |   </w:t>
+            </w:r>
+            <w:r>
+              <w:rPr>
+                <w:rFonts w:ascii="Calibri" w:cs="Calibri" w:eastAsia="Calibri" w:hAnsi="Calibri"/>
+                <w:color w:val="FFFFFF"/>
+                <w:spacing w:val="14"/>
+                <w:sz w:val="16"/>
+                <w:szCs w:val="16"/>
+              </w:rPr>
+              <w:t xml:space="preserve">CONSTRUCTED RESPONSE</w:t>
+            </w:r>
+            <w:r>
+              <w:rPr>
+                <w:rFonts w:ascii="Calibri" w:cs="Calibri" w:eastAsia="Calibri" w:hAnsi="Calibri"/>
+              </w:rPr>
+              <w:t xml:space="preserve">	</w:t>
+            </w:r>
+            <w:r>
+              <w:rPr>
+                <w:rFonts w:ascii="Calibri" w:cs="Calibri" w:eastAsia="Calibri" w:hAnsi="Calibri"/>
+                <w:b/>
+                <w:bCs/>
+                <w:color w:val="FFFFFF"/>
+                <w:sz w:val="17"/>
+                <w:szCs w:val="17"/>
+              </w:rPr>
+              <w:t xml:space="preserve">6.EE.B.6-7</w:t>
+            </w:r>
+          </w:p>
+          <w:p>
+            <w:pPr>
+              <w:spacing w:after="30" w:before="90"/>
+              <w:ind w:left="140" w:right="120"/>
+            </w:pPr>
+            <w:r>
+              <w:rPr>
+                <w:rFonts w:ascii="Calibri" w:cs="Calibri" w:eastAsia="Calibri" w:hAnsi="Calibri"/>
+                <w:b/>
+                <w:bCs/>
+                <w:color w:val="1A2733"/>
+                <w:sz w:val="21"/>
+                <w:szCs w:val="21"/>
+              </w:rPr>
+              <w:t xml:space="preserve">Jordan bought packs of pencils with 6 pencils each and got 48 total. Write and solve an equation for the number of packs p.</w:t>
+            </w:r>
+          </w:p>
+          <w:p>
+            <w:pPr>
+              <w:spacing w:after="60"/>
+              <w:ind w:left="140" w:right="120"/>
+            </w:pPr>
+            <w:r>
+              <w:rPr>
+                <w:rFonts w:ascii="Calibri" w:cs="Calibri" w:eastAsia="Calibri" w:hAnsi="Calibri"/>
+                <w:i/>
+                <w:iCs/>
+                <w:color w:val="5F6F80"/>
+                <w:sz w:val="18"/>
+                <w:szCs w:val="18"/>
+              </w:rPr>
+              <w:t xml:space="preserve">Enter your answer in the space provided. Show your work.</w:t>
+            </w:r>
+          </w:p>
+          <w:p>
+            <w:pPr>
+              <w:pBdr>
+                <w:bottom w:val="single" w:color="AFBECC" w:sz="4" w:space="2"/>
+              </w:pBdr>
+              <w:spacing w:after="6" w:before="30" w:line="360"/>
+              <w:ind w:left="140" w:right="120"/>
+            </w:pPr>
+            <w:r>
+              <w:rPr>
+                <w:rFonts w:ascii="Calibri" w:cs="Calibri" w:eastAsia="Calibri" w:hAnsi="Calibri"/>
+                <w:color w:val="1A2733"/>
+                <w:sz w:val="21"/>
+                <w:szCs w:val="21"/>
+              </w:rPr>
+              <w:t xml:space="preserve"/>
+            </w:r>
+          </w:p>
+          <w:p>
+            <w:pPr>
+              <w:pBdr>
+                <w:bottom w:val="single" w:color="AFBECC" w:sz="4" w:space="2"/>
+              </w:pBdr>
+              <w:spacing w:after="0" w:line="360"/>
+              <w:ind w:left="140" w:right="120"/>
+            </w:pPr>
+            <w:r>
+              <w:rPr>
+                <w:rFonts w:ascii="Calibri" w:cs="Calibri" w:eastAsia="Calibri" w:hAnsi="Calibri"/>
+                <w:color w:val="1A2733"/>
+                <w:sz w:val="21"/>
+                <w:szCs w:val="21"/>
+              </w:rPr>
+              <w:t xml:space="preserve"/>
+            </w:r>
+          </w:p>
+        </w:tc>
+      </w:tr>
+    </w:tbl>
+    <w:p>
+      <w:pPr>
+        <w:spacing w:after="100"/>
+      </w:pPr>
+      <w:r>
+        <w:rPr>
+          <w:rFonts w:ascii="Calibri" w:cs="Calibri" w:eastAsia="Calibri" w:hAnsi="Calibri"/>
+          <w:color w:val="1A2733"/>
+          <w:sz w:val="21"/>
+          <w:szCs w:val="21"/>
+        </w:rPr>
+        <w:t xml:space="preserve"/>
       </w:r>
     </w:p>
     <w:p>
@@ -10760,312 +13622,789 @@
         <w:t xml:space="preserve">MCAP-Style Practice</w:t>
       </w:r>
     </w:p>
-    <w:p>
-      <w:pPr>
-        <w:spacing w:after="80"/>
-      </w:pPr>
-      <w:r>
-        <w:rPr>
-          <w:rFonts w:ascii="Calibri" w:cs="Calibri" w:eastAsia="Calibri" w:hAnsi="Calibri"/>
-          <w:i/>
-          <w:iCs/>
-          <w:color w:val="5F6F80"/>
-          <w:sz w:val="19"/>
-          <w:szCs w:val="19"/>
-        </w:rPr>
-        <w:t xml:space="preserve">Bubble the best answer or fill in the blank, just like on the test.</w:t>
-      </w:r>
-    </w:p>
-    <w:p>
-      <w:pPr>
-        <w:spacing w:after="40" w:before="120"/>
-      </w:pPr>
-      <w:r>
-        <w:rPr>
-          <w:rFonts w:ascii="Calibri" w:cs="Calibri" w:eastAsia="Calibri" w:hAnsi="Calibri"/>
-          <w:b/>
-          <w:bCs/>
-          <w:color w:val="12355B"/>
-          <w:sz w:val="21"/>
-          <w:szCs w:val="21"/>
-        </w:rPr>
-        <w:t xml:space="preserve">1.  </w:t>
-      </w:r>
-      <w:r>
-        <w:rPr>
-          <w:rFonts w:ascii="Calibri" w:cs="Calibri" w:eastAsia="Calibri" w:hAnsi="Calibri"/>
-          <w:color w:val="1A2733"/>
-          <w:sz w:val="21"/>
-          <w:szCs w:val="21"/>
-        </w:rPr>
-        <w:t xml:space="preserve">Which inequality means 'a number x is greater than 6'?</w:t>
-      </w:r>
-    </w:p>
-    <w:p>
-      <w:pPr>
-        <w:spacing w:after="20"/>
-        <w:ind w:left="360"/>
-      </w:pPr>
-      <w:r>
-        <w:rPr>
-          <w:rFonts w:ascii="Calibri" w:cs="Calibri" w:eastAsia="Calibri" w:hAnsi="Calibri"/>
-          <w:color w:val="1A2733"/>
-          <w:sz w:val="20"/>
-          <w:szCs w:val="20"/>
-        </w:rPr>
-        <w:t xml:space="preserve">  ◯  A.  </w:t>
-      </w:r>
-      <w:r>
-        <w:rPr>
-          <w:rFonts w:ascii="Calibri" w:cs="Calibri" w:eastAsia="Calibri" w:hAnsi="Calibri"/>
-          <w:color w:val="1A2733"/>
-          <w:sz w:val="20"/>
-          <w:szCs w:val="20"/>
-        </w:rPr>
-        <w:t xml:space="preserve">x &lt; 6</w:t>
-      </w:r>
-    </w:p>
-    <w:p>
-      <w:pPr>
-        <w:spacing w:after="20"/>
-        <w:ind w:left="360"/>
-      </w:pPr>
-      <w:r>
-        <w:rPr>
-          <w:rFonts w:ascii="Calibri" w:cs="Calibri" w:eastAsia="Calibri" w:hAnsi="Calibri"/>
-          <w:color w:val="1A2733"/>
-          <w:sz w:val="20"/>
-          <w:szCs w:val="20"/>
-        </w:rPr>
-        <w:t xml:space="preserve">  ◯  B.  </w:t>
-      </w:r>
-      <w:r>
-        <w:rPr>
-          <w:rFonts w:ascii="Calibri" w:cs="Calibri" w:eastAsia="Calibri" w:hAnsi="Calibri"/>
-          <w:color w:val="1A2733"/>
-          <w:sz w:val="20"/>
-          <w:szCs w:val="20"/>
-        </w:rPr>
-        <w:t xml:space="preserve">x &gt; 6</w:t>
-      </w:r>
-    </w:p>
-    <w:p>
-      <w:pPr>
-        <w:spacing w:after="20"/>
-        <w:ind w:left="360"/>
-      </w:pPr>
-      <w:r>
-        <w:rPr>
-          <w:rFonts w:ascii="Calibri" w:cs="Calibri" w:eastAsia="Calibri" w:hAnsi="Calibri"/>
-          <w:color w:val="1A2733"/>
-          <w:sz w:val="20"/>
-          <w:szCs w:val="20"/>
-        </w:rPr>
-        <w:t xml:space="preserve">  ◯  C.  </w:t>
-      </w:r>
-      <w:r>
-        <w:rPr>
-          <w:rFonts w:ascii="Calibri" w:cs="Calibri" w:eastAsia="Calibri" w:hAnsi="Calibri"/>
-          <w:color w:val="1A2733"/>
-          <w:sz w:val="20"/>
-          <w:szCs w:val="20"/>
-        </w:rPr>
-        <w:t xml:space="preserve">x = 6</w:t>
-      </w:r>
-    </w:p>
-    <w:p>
-      <w:pPr>
-        <w:spacing w:after="20"/>
-        <w:ind w:left="360"/>
-      </w:pPr>
-      <w:r>
-        <w:rPr>
-          <w:rFonts w:ascii="Calibri" w:cs="Calibri" w:eastAsia="Calibri" w:hAnsi="Calibri"/>
-          <w:color w:val="1A2733"/>
-          <w:sz w:val="20"/>
-          <w:szCs w:val="20"/>
-        </w:rPr>
-        <w:t xml:space="preserve">  ◯  D.  </w:t>
-      </w:r>
-      <w:r>
-        <w:rPr>
-          <w:rFonts w:ascii="Calibri" w:cs="Calibri" w:eastAsia="Calibri" w:hAnsi="Calibri"/>
-          <w:color w:val="1A2733"/>
-          <w:sz w:val="20"/>
-          <w:szCs w:val="20"/>
-        </w:rPr>
-        <w:t xml:space="preserve">x ≤ 6</w:t>
-      </w:r>
-    </w:p>
-    <w:p>
-      <w:pPr>
-        <w:spacing w:after="40" w:before="120"/>
-      </w:pPr>
-      <w:r>
-        <w:rPr>
-          <w:rFonts w:ascii="Calibri" w:cs="Calibri" w:eastAsia="Calibri" w:hAnsi="Calibri"/>
-          <w:b/>
-          <w:bCs/>
-          <w:color w:val="12355B"/>
-          <w:sz w:val="21"/>
-          <w:szCs w:val="21"/>
-        </w:rPr>
-        <w:t xml:space="preserve">2.  </w:t>
-      </w:r>
-      <w:r>
-        <w:rPr>
-          <w:rFonts w:ascii="Calibri" w:cs="Calibri" w:eastAsia="Calibri" w:hAnsi="Calibri"/>
-          <w:color w:val="1A2733"/>
-          <w:sz w:val="21"/>
-          <w:szCs w:val="21"/>
-        </w:rPr>
-        <w:t xml:space="preserve">The graph of x &lt; 4 has which features?</w:t>
-      </w:r>
-    </w:p>
-    <w:p>
-      <w:pPr>
-        <w:spacing w:after="20"/>
-        <w:ind w:left="360"/>
-      </w:pPr>
-      <w:r>
-        <w:rPr>
-          <w:rFonts w:ascii="Calibri" w:cs="Calibri" w:eastAsia="Calibri" w:hAnsi="Calibri"/>
-          <w:color w:val="1A2733"/>
-          <w:sz w:val="20"/>
-          <w:szCs w:val="20"/>
-        </w:rPr>
-        <w:t xml:space="preserve">  ◯  A.  </w:t>
-      </w:r>
-      <w:r>
-        <w:rPr>
-          <w:rFonts w:ascii="Calibri" w:cs="Calibri" w:eastAsia="Calibri" w:hAnsi="Calibri"/>
-          <w:color w:val="1A2733"/>
-          <w:sz w:val="20"/>
-          <w:szCs w:val="20"/>
-        </w:rPr>
-        <w:t xml:space="preserve">Closed circle at 4, shaded right</w:t>
-      </w:r>
-    </w:p>
-    <w:p>
-      <w:pPr>
-        <w:spacing w:after="20"/>
-        <w:ind w:left="360"/>
-      </w:pPr>
-      <w:r>
-        <w:rPr>
-          <w:rFonts w:ascii="Calibri" w:cs="Calibri" w:eastAsia="Calibri" w:hAnsi="Calibri"/>
-          <w:color w:val="1A2733"/>
-          <w:sz w:val="20"/>
-          <w:szCs w:val="20"/>
-        </w:rPr>
-        <w:t xml:space="preserve">  ◯  B.  </w:t>
-      </w:r>
-      <w:r>
-        <w:rPr>
-          <w:rFonts w:ascii="Calibri" w:cs="Calibri" w:eastAsia="Calibri" w:hAnsi="Calibri"/>
-          <w:color w:val="1A2733"/>
-          <w:sz w:val="20"/>
-          <w:szCs w:val="20"/>
-        </w:rPr>
-        <w:t xml:space="preserve">Open circle at 4, shaded right</w:t>
-      </w:r>
-    </w:p>
-    <w:p>
-      <w:pPr>
-        <w:spacing w:after="20"/>
-        <w:ind w:left="360"/>
-      </w:pPr>
-      <w:r>
-        <w:rPr>
-          <w:rFonts w:ascii="Calibri" w:cs="Calibri" w:eastAsia="Calibri" w:hAnsi="Calibri"/>
-          <w:color w:val="1A2733"/>
-          <w:sz w:val="20"/>
-          <w:szCs w:val="20"/>
-        </w:rPr>
-        <w:t xml:space="preserve">  ◯  C.  </w:t>
-      </w:r>
-      <w:r>
-        <w:rPr>
-          <w:rFonts w:ascii="Calibri" w:cs="Calibri" w:eastAsia="Calibri" w:hAnsi="Calibri"/>
-          <w:color w:val="1A2733"/>
-          <w:sz w:val="20"/>
-          <w:szCs w:val="20"/>
-        </w:rPr>
-        <w:t xml:space="preserve">Open circle at 4, shaded left</w:t>
-      </w:r>
-    </w:p>
-    <w:p>
-      <w:pPr>
-        <w:spacing w:after="20"/>
-        <w:ind w:left="360"/>
-      </w:pPr>
-      <w:r>
-        <w:rPr>
-          <w:rFonts w:ascii="Calibri" w:cs="Calibri" w:eastAsia="Calibri" w:hAnsi="Calibri"/>
-          <w:color w:val="1A2733"/>
-          <w:sz w:val="20"/>
-          <w:szCs w:val="20"/>
-        </w:rPr>
-        <w:t xml:space="preserve">  ◯  D.  </w:t>
-      </w:r>
-      <w:r>
-        <w:rPr>
-          <w:rFonts w:ascii="Calibri" w:cs="Calibri" w:eastAsia="Calibri" w:hAnsi="Calibri"/>
-          <w:color w:val="1A2733"/>
-          <w:sz w:val="20"/>
-          <w:szCs w:val="20"/>
-        </w:rPr>
-        <w:t xml:space="preserve">Closed circle at 4, shaded left</w:t>
-      </w:r>
-    </w:p>
-    <w:p>
-      <w:pPr>
-        <w:spacing w:after="40" w:before="120"/>
-      </w:pPr>
-      <w:r>
-        <w:rPr>
-          <w:rFonts w:ascii="Calibri" w:cs="Calibri" w:eastAsia="Calibri" w:hAnsi="Calibri"/>
-          <w:b/>
-          <w:bCs/>
-          <w:color w:val="12355B"/>
-          <w:sz w:val="21"/>
-          <w:szCs w:val="21"/>
-        </w:rPr>
-        <w:t xml:space="preserve">3.  </w:t>
-      </w:r>
-      <w:r>
-        <w:rPr>
-          <w:rFonts w:ascii="Calibri" w:cs="Calibri" w:eastAsia="Calibri" w:hAnsi="Calibri"/>
-          <w:color w:val="1A2733"/>
-          <w:sz w:val="21"/>
-          <w:szCs w:val="21"/>
-        </w:rPr>
-        <w:t xml:space="preserve">To enter a contest, players must be younger than 13. Write an inequality for the age a.</w:t>
-      </w:r>
-    </w:p>
-    <w:p>
-      <w:pPr>
-        <w:spacing w:after="30" w:before="30"/>
-      </w:pPr>
-      <w:r>
-        <w:rPr>
-          <w:rFonts w:ascii="Calibri" w:cs="Calibri" w:eastAsia="Calibri" w:hAnsi="Calibri"/>
-          <w:b/>
-          <w:bCs/>
-          <w:color w:val="5F6F80"/>
-          <w:sz w:val="20"/>
-          <w:szCs w:val="20"/>
-        </w:rPr>
-        <w:t xml:space="preserve">Answer: </w:t>
-      </w:r>
-      <w:r>
-        <w:rPr>
-          <w:rFonts w:ascii="Calibri" w:cs="Calibri" w:eastAsia="Calibri" w:hAnsi="Calibri"/>
-          <w:color w:val="5F6F80"/>
-          <w:sz w:val="20"/>
-          <w:szCs w:val="20"/>
-        </w:rPr>
-        <w:t xml:space="preserve">____________________________</w:t>
+    <w:tbl>
+      <w:tblPr>
+        <w:tblW w:type="pct" w:w="100%"/>
+        <w:tblBorders>
+          <w:top w:val="single" w:color="BBD0DE" w:sz="6"/>
+          <w:left w:val="single" w:color="BBD0DE" w:sz="6"/>
+          <w:bottom w:val="single" w:color="BBD0DE" w:sz="6"/>
+          <w:right w:val="single" w:color="BBD0DE" w:sz="6"/>
+          <w:insideH w:val="none"/>
+          <w:insideV w:val="none"/>
+        </w:tblBorders>
+      </w:tblPr>
+      <w:tblGrid>
+        <w:gridCol w:w="100"/>
+      </w:tblGrid>
+      <w:tr>
+        <w:tc>
+          <w:tcPr>
+            <w:shd w:fill="EEF4F8" w:color="auto" w:val="clear"/>
+            <w:tcMar>
+              <w:top w:type="dxa" w:w="120"/>
+              <w:left w:type="dxa" w:w="160"/>
+              <w:bottom w:type="dxa" w:w="120"/>
+              <w:right w:type="dxa" w:w="160"/>
+            </w:tcMar>
+          </w:tcPr>
+          <w:p>
+            <w:pPr>
+              <w:spacing w:after="30"/>
+            </w:pPr>
+            <w:r>
+              <w:rPr>
+                <w:rFonts w:ascii="Calibri" w:cs="Calibri" w:eastAsia="Calibri" w:hAnsi="Calibri"/>
+                <w:b/>
+                <w:bCs/>
+                <w:color w:val="12355B"/>
+                <w:sz w:val="19"/>
+                <w:szCs w:val="19"/>
+              </w:rPr>
+              <w:t xml:space="preserve">Directions</w:t>
+            </w:r>
+          </w:p>
+          <w:p>
+            <w:r>
+              <w:rPr>
+                <w:rFonts w:ascii="Calibri" w:cs="Calibri" w:eastAsia="Calibri" w:hAnsi="Calibri"/>
+                <w:color w:val="1A2733"/>
+                <w:sz w:val="19"/>
+                <w:szCs w:val="19"/>
+              </w:rPr>
+              <w:t xml:space="preserve">Read each item carefully and answer it the way you would on the MCAP. For selected-response items, fill in the circle (○) next to the correct answer. For constructed-response items, enter your answer and show your work. Every item below assesses standard 6.EE.B.8.</w:t>
+            </w:r>
+          </w:p>
+        </w:tc>
+      </w:tr>
+    </w:tbl>
+    <w:p>
+      <w:pPr>
+        <w:spacing w:after="120"/>
+      </w:pPr>
+      <w:r>
+        <w:rPr>
+          <w:rFonts w:ascii="Calibri" w:cs="Calibri" w:eastAsia="Calibri" w:hAnsi="Calibri"/>
+          <w:color w:val="1A2733"/>
+          <w:sz w:val="21"/>
+          <w:szCs w:val="21"/>
+        </w:rPr>
+        <w:t xml:space="preserve"/>
+      </w:r>
+    </w:p>
+    <w:tbl>
+      <w:tblPr>
+        <w:tblW w:type="pct" w:w="100%"/>
+        <w:tblBorders>
+          <w:top w:val="single" w:color="C7D2DD" w:sz="6"/>
+          <w:left w:val="single" w:color="C7D2DD" w:sz="6"/>
+          <w:bottom w:val="single" w:color="C7D2DD" w:sz="6"/>
+          <w:right w:val="single" w:color="C7D2DD" w:sz="6"/>
+          <w:insideH w:val="none"/>
+          <w:insideV w:val="none"/>
+        </w:tblBorders>
+      </w:tblPr>
+      <w:tblGrid>
+        <w:gridCol w:w="100"/>
+      </w:tblGrid>
+      <w:tr>
+        <w:tc>
+          <w:tcPr>
+            <w:tcMar>
+              <w:top w:type="dxa" w:w="0"/>
+              <w:left w:type="dxa" w:w="0"/>
+              <w:bottom w:type="dxa" w:w="120"/>
+              <w:right w:type="dxa" w:w="160"/>
+            </w:tcMar>
+          </w:tcPr>
+          <w:p>
+            <w:pPr>
+              <w:shd w:fill="12355B" w:color="auto" w:val="clear"/>
+              <w:tabs>
+                <w:tab w:val="right" w:pos="9000"/>
+              </w:tabs>
+              <w:spacing w:after="30" w:before="30"/>
+              <w:ind w:left="120" w:right="120"/>
+            </w:pPr>
+            <w:r>
+              <w:rPr>
+                <w:rFonts w:ascii="Calibri" w:cs="Calibri" w:eastAsia="Calibri" w:hAnsi="Calibri"/>
+                <w:b/>
+                <w:bCs/>
+                <w:color w:val="FFFFFF"/>
+                <w:sz w:val="18"/>
+                <w:szCs w:val="18"/>
+              </w:rPr>
+              <w:t xml:space="preserve">Item 1</w:t>
+            </w:r>
+            <w:r>
+              <w:rPr>
+                <w:rFonts w:ascii="Calibri" w:cs="Calibri" w:eastAsia="Calibri" w:hAnsi="Calibri"/>
+                <w:color w:val="FFFFFF"/>
+                <w:sz w:val="18"/>
+                <w:szCs w:val="18"/>
+              </w:rPr>
+              <w:t xml:space="preserve">   |   </w:t>
+            </w:r>
+            <w:r>
+              <w:rPr>
+                <w:rFonts w:ascii="Calibri" w:cs="Calibri" w:eastAsia="Calibri" w:hAnsi="Calibri"/>
+                <w:color w:val="FFFFFF"/>
+                <w:spacing w:val="14"/>
+                <w:sz w:val="16"/>
+                <w:szCs w:val="16"/>
+              </w:rPr>
+              <w:t xml:space="preserve">SELECTED RESPONSE</w:t>
+            </w:r>
+            <w:r>
+              <w:rPr>
+                <w:rFonts w:ascii="Calibri" w:cs="Calibri" w:eastAsia="Calibri" w:hAnsi="Calibri"/>
+              </w:rPr>
+              <w:t xml:space="preserve">	</w:t>
+            </w:r>
+            <w:r>
+              <w:rPr>
+                <w:rFonts w:ascii="Calibri" w:cs="Calibri" w:eastAsia="Calibri" w:hAnsi="Calibri"/>
+                <w:b/>
+                <w:bCs/>
+                <w:color w:val="FFFFFF"/>
+                <w:sz w:val="17"/>
+                <w:szCs w:val="17"/>
+              </w:rPr>
+              <w:t xml:space="preserve">6.EE.B.8</w:t>
+            </w:r>
+          </w:p>
+          <w:p>
+            <w:pPr>
+              <w:spacing w:after="30" w:before="90"/>
+              <w:ind w:left="140" w:right="120"/>
+            </w:pPr>
+            <w:r>
+              <w:rPr>
+                <w:rFonts w:ascii="Calibri" w:cs="Calibri" w:eastAsia="Calibri" w:hAnsi="Calibri"/>
+                <w:b/>
+                <w:bCs/>
+                <w:color w:val="1A2733"/>
+                <w:sz w:val="21"/>
+                <w:szCs w:val="21"/>
+              </w:rPr>
+              <w:t xml:space="preserve">Which inequality means 'a number x is greater than 6'?</w:t>
+            </w:r>
+          </w:p>
+          <w:p>
+            <w:pPr>
+              <w:spacing w:after="60"/>
+              <w:ind w:left="140" w:right="120"/>
+            </w:pPr>
+            <w:r>
+              <w:rPr>
+                <w:rFonts w:ascii="Calibri" w:cs="Calibri" w:eastAsia="Calibri" w:hAnsi="Calibri"/>
+                <w:i/>
+                <w:iCs/>
+                <w:color w:val="5F6F80"/>
+                <w:sz w:val="18"/>
+                <w:szCs w:val="18"/>
+              </w:rPr>
+              <w:t xml:space="preserve">Select the correct answer.</w:t>
+            </w:r>
+          </w:p>
+          <w:p>
+            <w:pPr>
+              <w:spacing w:after="24"/>
+              <w:ind w:left="380"/>
+            </w:pPr>
+            <w:r>
+              <w:rPr>
+                <w:rFonts w:ascii="Calibri" w:cs="Calibri" w:eastAsia="Calibri" w:hAnsi="Calibri"/>
+                <w:color w:val="12355B"/>
+                <w:sz w:val="22"/>
+                <w:szCs w:val="22"/>
+              </w:rPr>
+              <w:t xml:space="preserve">○  </w:t>
+            </w:r>
+            <w:r>
+              <w:rPr>
+                <w:rFonts w:ascii="Calibri" w:cs="Calibri" w:eastAsia="Calibri" w:hAnsi="Calibri"/>
+                <w:b/>
+                <w:bCs/>
+                <w:color w:val="1A2733"/>
+                <w:sz w:val="21"/>
+                <w:szCs w:val="21"/>
+              </w:rPr>
+              <w:t xml:space="preserve">A.  </w:t>
+            </w:r>
+            <w:r>
+              <w:rPr>
+                <w:rFonts w:ascii="Calibri" w:cs="Calibri" w:eastAsia="Calibri" w:hAnsi="Calibri"/>
+                <w:color w:val="1A2733"/>
+                <w:sz w:val="21"/>
+                <w:szCs w:val="21"/>
+              </w:rPr>
+              <w:t xml:space="preserve">x &lt; 6</w:t>
+            </w:r>
+          </w:p>
+          <w:p>
+            <w:pPr>
+              <w:spacing w:after="24"/>
+              <w:ind w:left="380"/>
+            </w:pPr>
+            <w:r>
+              <w:rPr>
+                <w:rFonts w:ascii="Calibri" w:cs="Calibri" w:eastAsia="Calibri" w:hAnsi="Calibri"/>
+                <w:color w:val="12355B"/>
+                <w:sz w:val="22"/>
+                <w:szCs w:val="22"/>
+              </w:rPr>
+              <w:t xml:space="preserve">○  </w:t>
+            </w:r>
+            <w:r>
+              <w:rPr>
+                <w:rFonts w:ascii="Calibri" w:cs="Calibri" w:eastAsia="Calibri" w:hAnsi="Calibri"/>
+                <w:b/>
+                <w:bCs/>
+                <w:color w:val="1A2733"/>
+                <w:sz w:val="21"/>
+                <w:szCs w:val="21"/>
+              </w:rPr>
+              <w:t xml:space="preserve">B.  </w:t>
+            </w:r>
+            <w:r>
+              <w:rPr>
+                <w:rFonts w:ascii="Calibri" w:cs="Calibri" w:eastAsia="Calibri" w:hAnsi="Calibri"/>
+                <w:color w:val="1A2733"/>
+                <w:sz w:val="21"/>
+                <w:szCs w:val="21"/>
+              </w:rPr>
+              <w:t xml:space="preserve">x &gt; 6</w:t>
+            </w:r>
+          </w:p>
+          <w:p>
+            <w:pPr>
+              <w:spacing w:after="24"/>
+              <w:ind w:left="380"/>
+            </w:pPr>
+            <w:r>
+              <w:rPr>
+                <w:rFonts w:ascii="Calibri" w:cs="Calibri" w:eastAsia="Calibri" w:hAnsi="Calibri"/>
+                <w:color w:val="12355B"/>
+                <w:sz w:val="22"/>
+                <w:szCs w:val="22"/>
+              </w:rPr>
+              <w:t xml:space="preserve">○  </w:t>
+            </w:r>
+            <w:r>
+              <w:rPr>
+                <w:rFonts w:ascii="Calibri" w:cs="Calibri" w:eastAsia="Calibri" w:hAnsi="Calibri"/>
+                <w:b/>
+                <w:bCs/>
+                <w:color w:val="1A2733"/>
+                <w:sz w:val="21"/>
+                <w:szCs w:val="21"/>
+              </w:rPr>
+              <w:t xml:space="preserve">C.  </w:t>
+            </w:r>
+            <w:r>
+              <w:rPr>
+                <w:rFonts w:ascii="Calibri" w:cs="Calibri" w:eastAsia="Calibri" w:hAnsi="Calibri"/>
+                <w:color w:val="1A2733"/>
+                <w:sz w:val="21"/>
+                <w:szCs w:val="21"/>
+              </w:rPr>
+              <w:t xml:space="preserve">x = 6</w:t>
+            </w:r>
+          </w:p>
+          <w:p>
+            <w:pPr>
+              <w:spacing w:after="24"/>
+              <w:ind w:left="380"/>
+            </w:pPr>
+            <w:r>
+              <w:rPr>
+                <w:rFonts w:ascii="Calibri" w:cs="Calibri" w:eastAsia="Calibri" w:hAnsi="Calibri"/>
+                <w:color w:val="12355B"/>
+                <w:sz w:val="22"/>
+                <w:szCs w:val="22"/>
+              </w:rPr>
+              <w:t xml:space="preserve">○  </w:t>
+            </w:r>
+            <w:r>
+              <w:rPr>
+                <w:rFonts w:ascii="Calibri" w:cs="Calibri" w:eastAsia="Calibri" w:hAnsi="Calibri"/>
+                <w:b/>
+                <w:bCs/>
+                <w:color w:val="1A2733"/>
+                <w:sz w:val="21"/>
+                <w:szCs w:val="21"/>
+              </w:rPr>
+              <w:t xml:space="preserve">D.  </w:t>
+            </w:r>
+            <w:r>
+              <w:rPr>
+                <w:rFonts w:ascii="Calibri" w:cs="Calibri" w:eastAsia="Calibri" w:hAnsi="Calibri"/>
+                <w:color w:val="1A2733"/>
+                <w:sz w:val="21"/>
+                <w:szCs w:val="21"/>
+              </w:rPr>
+              <w:t xml:space="preserve">x ≤ 6</w:t>
+            </w:r>
+          </w:p>
+        </w:tc>
+      </w:tr>
+    </w:tbl>
+    <w:p>
+      <w:pPr>
+        <w:spacing w:after="100"/>
+      </w:pPr>
+      <w:r>
+        <w:rPr>
+          <w:rFonts w:ascii="Calibri" w:cs="Calibri" w:eastAsia="Calibri" w:hAnsi="Calibri"/>
+          <w:color w:val="1A2733"/>
+          <w:sz w:val="21"/>
+          <w:szCs w:val="21"/>
+        </w:rPr>
+        <w:t xml:space="preserve"/>
+      </w:r>
+    </w:p>
+    <w:tbl>
+      <w:tblPr>
+        <w:tblW w:type="pct" w:w="100%"/>
+        <w:tblBorders>
+          <w:top w:val="single" w:color="C7D2DD" w:sz="6"/>
+          <w:left w:val="single" w:color="C7D2DD" w:sz="6"/>
+          <w:bottom w:val="single" w:color="C7D2DD" w:sz="6"/>
+          <w:right w:val="single" w:color="C7D2DD" w:sz="6"/>
+          <w:insideH w:val="none"/>
+          <w:insideV w:val="none"/>
+        </w:tblBorders>
+      </w:tblPr>
+      <w:tblGrid>
+        <w:gridCol w:w="100"/>
+      </w:tblGrid>
+      <w:tr>
+        <w:tc>
+          <w:tcPr>
+            <w:tcMar>
+              <w:top w:type="dxa" w:w="0"/>
+              <w:left w:type="dxa" w:w="0"/>
+              <w:bottom w:type="dxa" w:w="120"/>
+              <w:right w:type="dxa" w:w="160"/>
+            </w:tcMar>
+          </w:tcPr>
+          <w:p>
+            <w:pPr>
+              <w:shd w:fill="12355B" w:color="auto" w:val="clear"/>
+              <w:tabs>
+                <w:tab w:val="right" w:pos="9000"/>
+              </w:tabs>
+              <w:spacing w:after="30" w:before="30"/>
+              <w:ind w:left="120" w:right="120"/>
+            </w:pPr>
+            <w:r>
+              <w:rPr>
+                <w:rFonts w:ascii="Calibri" w:cs="Calibri" w:eastAsia="Calibri" w:hAnsi="Calibri"/>
+                <w:b/>
+                <w:bCs/>
+                <w:color w:val="FFFFFF"/>
+                <w:sz w:val="18"/>
+                <w:szCs w:val="18"/>
+              </w:rPr>
+              <w:t xml:space="preserve">Item 2</w:t>
+            </w:r>
+            <w:r>
+              <w:rPr>
+                <w:rFonts w:ascii="Calibri" w:cs="Calibri" w:eastAsia="Calibri" w:hAnsi="Calibri"/>
+                <w:color w:val="FFFFFF"/>
+                <w:sz w:val="18"/>
+                <w:szCs w:val="18"/>
+              </w:rPr>
+              <w:t xml:space="preserve">   |   </w:t>
+            </w:r>
+            <w:r>
+              <w:rPr>
+                <w:rFonts w:ascii="Calibri" w:cs="Calibri" w:eastAsia="Calibri" w:hAnsi="Calibri"/>
+                <w:color w:val="FFFFFF"/>
+                <w:spacing w:val="14"/>
+                <w:sz w:val="16"/>
+                <w:szCs w:val="16"/>
+              </w:rPr>
+              <w:t xml:space="preserve">SELECTED RESPONSE</w:t>
+            </w:r>
+            <w:r>
+              <w:rPr>
+                <w:rFonts w:ascii="Calibri" w:cs="Calibri" w:eastAsia="Calibri" w:hAnsi="Calibri"/>
+              </w:rPr>
+              <w:t xml:space="preserve">	</w:t>
+            </w:r>
+            <w:r>
+              <w:rPr>
+                <w:rFonts w:ascii="Calibri" w:cs="Calibri" w:eastAsia="Calibri" w:hAnsi="Calibri"/>
+                <w:b/>
+                <w:bCs/>
+                <w:color w:val="FFFFFF"/>
+                <w:sz w:val="17"/>
+                <w:szCs w:val="17"/>
+              </w:rPr>
+              <w:t xml:space="preserve">6.EE.B.8</w:t>
+            </w:r>
+          </w:p>
+          <w:p>
+            <w:pPr>
+              <w:spacing w:after="30" w:before="90"/>
+              <w:ind w:left="140" w:right="120"/>
+            </w:pPr>
+            <w:r>
+              <w:rPr>
+                <w:rFonts w:ascii="Calibri" w:cs="Calibri" w:eastAsia="Calibri" w:hAnsi="Calibri"/>
+                <w:b/>
+                <w:bCs/>
+                <w:color w:val="1A2733"/>
+                <w:sz w:val="21"/>
+                <w:szCs w:val="21"/>
+              </w:rPr>
+              <w:t xml:space="preserve">The graph of x &lt; 4 has which features?</w:t>
+            </w:r>
+          </w:p>
+          <w:p>
+            <w:pPr>
+              <w:spacing w:after="60"/>
+              <w:ind w:left="140" w:right="120"/>
+            </w:pPr>
+            <w:r>
+              <w:rPr>
+                <w:rFonts w:ascii="Calibri" w:cs="Calibri" w:eastAsia="Calibri" w:hAnsi="Calibri"/>
+                <w:i/>
+                <w:iCs/>
+                <w:color w:val="5F6F80"/>
+                <w:sz w:val="18"/>
+                <w:szCs w:val="18"/>
+              </w:rPr>
+              <w:t xml:space="preserve">Select the correct answer.</w:t>
+            </w:r>
+          </w:p>
+          <w:p>
+            <w:pPr>
+              <w:spacing w:after="24"/>
+              <w:ind w:left="380"/>
+            </w:pPr>
+            <w:r>
+              <w:rPr>
+                <w:rFonts w:ascii="Calibri" w:cs="Calibri" w:eastAsia="Calibri" w:hAnsi="Calibri"/>
+                <w:color w:val="12355B"/>
+                <w:sz w:val="22"/>
+                <w:szCs w:val="22"/>
+              </w:rPr>
+              <w:t xml:space="preserve">○  </w:t>
+            </w:r>
+            <w:r>
+              <w:rPr>
+                <w:rFonts w:ascii="Calibri" w:cs="Calibri" w:eastAsia="Calibri" w:hAnsi="Calibri"/>
+                <w:b/>
+                <w:bCs/>
+                <w:color w:val="1A2733"/>
+                <w:sz w:val="21"/>
+                <w:szCs w:val="21"/>
+              </w:rPr>
+              <w:t xml:space="preserve">A.  </w:t>
+            </w:r>
+            <w:r>
+              <w:rPr>
+                <w:rFonts w:ascii="Calibri" w:cs="Calibri" w:eastAsia="Calibri" w:hAnsi="Calibri"/>
+                <w:color w:val="1A2733"/>
+                <w:sz w:val="21"/>
+                <w:szCs w:val="21"/>
+              </w:rPr>
+              <w:t xml:space="preserve">Closed circle at 4, shaded right</w:t>
+            </w:r>
+          </w:p>
+          <w:p>
+            <w:pPr>
+              <w:spacing w:after="24"/>
+              <w:ind w:left="380"/>
+            </w:pPr>
+            <w:r>
+              <w:rPr>
+                <w:rFonts w:ascii="Calibri" w:cs="Calibri" w:eastAsia="Calibri" w:hAnsi="Calibri"/>
+                <w:color w:val="12355B"/>
+                <w:sz w:val="22"/>
+                <w:szCs w:val="22"/>
+              </w:rPr>
+              <w:t xml:space="preserve">○  </w:t>
+            </w:r>
+            <w:r>
+              <w:rPr>
+                <w:rFonts w:ascii="Calibri" w:cs="Calibri" w:eastAsia="Calibri" w:hAnsi="Calibri"/>
+                <w:b/>
+                <w:bCs/>
+                <w:color w:val="1A2733"/>
+                <w:sz w:val="21"/>
+                <w:szCs w:val="21"/>
+              </w:rPr>
+              <w:t xml:space="preserve">B.  </w:t>
+            </w:r>
+            <w:r>
+              <w:rPr>
+                <w:rFonts w:ascii="Calibri" w:cs="Calibri" w:eastAsia="Calibri" w:hAnsi="Calibri"/>
+                <w:color w:val="1A2733"/>
+                <w:sz w:val="21"/>
+                <w:szCs w:val="21"/>
+              </w:rPr>
+              <w:t xml:space="preserve">Open circle at 4, shaded right</w:t>
+            </w:r>
+          </w:p>
+          <w:p>
+            <w:pPr>
+              <w:spacing w:after="24"/>
+              <w:ind w:left="380"/>
+            </w:pPr>
+            <w:r>
+              <w:rPr>
+                <w:rFonts w:ascii="Calibri" w:cs="Calibri" w:eastAsia="Calibri" w:hAnsi="Calibri"/>
+                <w:color w:val="12355B"/>
+                <w:sz w:val="22"/>
+                <w:szCs w:val="22"/>
+              </w:rPr>
+              <w:t xml:space="preserve">○  </w:t>
+            </w:r>
+            <w:r>
+              <w:rPr>
+                <w:rFonts w:ascii="Calibri" w:cs="Calibri" w:eastAsia="Calibri" w:hAnsi="Calibri"/>
+                <w:b/>
+                <w:bCs/>
+                <w:color w:val="1A2733"/>
+                <w:sz w:val="21"/>
+                <w:szCs w:val="21"/>
+              </w:rPr>
+              <w:t xml:space="preserve">C.  </w:t>
+            </w:r>
+            <w:r>
+              <w:rPr>
+                <w:rFonts w:ascii="Calibri" w:cs="Calibri" w:eastAsia="Calibri" w:hAnsi="Calibri"/>
+                <w:color w:val="1A2733"/>
+                <w:sz w:val="21"/>
+                <w:szCs w:val="21"/>
+              </w:rPr>
+              <w:t xml:space="preserve">Open circle at 4, shaded left</w:t>
+            </w:r>
+          </w:p>
+          <w:p>
+            <w:pPr>
+              <w:spacing w:after="24"/>
+              <w:ind w:left="380"/>
+            </w:pPr>
+            <w:r>
+              <w:rPr>
+                <w:rFonts w:ascii="Calibri" w:cs="Calibri" w:eastAsia="Calibri" w:hAnsi="Calibri"/>
+                <w:color w:val="12355B"/>
+                <w:sz w:val="22"/>
+                <w:szCs w:val="22"/>
+              </w:rPr>
+              <w:t xml:space="preserve">○  </w:t>
+            </w:r>
+            <w:r>
+              <w:rPr>
+                <w:rFonts w:ascii="Calibri" w:cs="Calibri" w:eastAsia="Calibri" w:hAnsi="Calibri"/>
+                <w:b/>
+                <w:bCs/>
+                <w:color w:val="1A2733"/>
+                <w:sz w:val="21"/>
+                <w:szCs w:val="21"/>
+              </w:rPr>
+              <w:t xml:space="preserve">D.  </w:t>
+            </w:r>
+            <w:r>
+              <w:rPr>
+                <w:rFonts w:ascii="Calibri" w:cs="Calibri" w:eastAsia="Calibri" w:hAnsi="Calibri"/>
+                <w:color w:val="1A2733"/>
+                <w:sz w:val="21"/>
+                <w:szCs w:val="21"/>
+              </w:rPr>
+              <w:t xml:space="preserve">Closed circle at 4, shaded left</w:t>
+            </w:r>
+          </w:p>
+        </w:tc>
+      </w:tr>
+    </w:tbl>
+    <w:p>
+      <w:pPr>
+        <w:spacing w:after="100"/>
+      </w:pPr>
+      <w:r>
+        <w:rPr>
+          <w:rFonts w:ascii="Calibri" w:cs="Calibri" w:eastAsia="Calibri" w:hAnsi="Calibri"/>
+          <w:color w:val="1A2733"/>
+          <w:sz w:val="21"/>
+          <w:szCs w:val="21"/>
+        </w:rPr>
+        <w:t xml:space="preserve"/>
+      </w:r>
+    </w:p>
+    <w:tbl>
+      <w:tblPr>
+        <w:tblW w:type="pct" w:w="100%"/>
+        <w:tblBorders>
+          <w:top w:val="single" w:color="C7D2DD" w:sz="6"/>
+          <w:left w:val="single" w:color="C7D2DD" w:sz="6"/>
+          <w:bottom w:val="single" w:color="C7D2DD" w:sz="6"/>
+          <w:right w:val="single" w:color="C7D2DD" w:sz="6"/>
+          <w:insideH w:val="none"/>
+          <w:insideV w:val="none"/>
+        </w:tblBorders>
+      </w:tblPr>
+      <w:tblGrid>
+        <w:gridCol w:w="100"/>
+      </w:tblGrid>
+      <w:tr>
+        <w:tc>
+          <w:tcPr>
+            <w:tcMar>
+              <w:top w:type="dxa" w:w="0"/>
+              <w:left w:type="dxa" w:w="0"/>
+              <w:bottom w:type="dxa" w:w="120"/>
+              <w:right w:type="dxa" w:w="160"/>
+            </w:tcMar>
+          </w:tcPr>
+          <w:p>
+            <w:pPr>
+              <w:shd w:fill="12355B" w:color="auto" w:val="clear"/>
+              <w:tabs>
+                <w:tab w:val="right" w:pos="9000"/>
+              </w:tabs>
+              <w:spacing w:after="30" w:before="30"/>
+              <w:ind w:left="120" w:right="120"/>
+            </w:pPr>
+            <w:r>
+              <w:rPr>
+                <w:rFonts w:ascii="Calibri" w:cs="Calibri" w:eastAsia="Calibri" w:hAnsi="Calibri"/>
+                <w:b/>
+                <w:bCs/>
+                <w:color w:val="FFFFFF"/>
+                <w:sz w:val="18"/>
+                <w:szCs w:val="18"/>
+              </w:rPr>
+              <w:t xml:space="preserve">Item 3</w:t>
+            </w:r>
+            <w:r>
+              <w:rPr>
+                <w:rFonts w:ascii="Calibri" w:cs="Calibri" w:eastAsia="Calibri" w:hAnsi="Calibri"/>
+                <w:color w:val="FFFFFF"/>
+                <w:sz w:val="18"/>
+                <w:szCs w:val="18"/>
+              </w:rPr>
+              <w:t xml:space="preserve">   |   </w:t>
+            </w:r>
+            <w:r>
+              <w:rPr>
+                <w:rFonts w:ascii="Calibri" w:cs="Calibri" w:eastAsia="Calibri" w:hAnsi="Calibri"/>
+                <w:color w:val="FFFFFF"/>
+                <w:spacing w:val="14"/>
+                <w:sz w:val="16"/>
+                <w:szCs w:val="16"/>
+              </w:rPr>
+              <w:t xml:space="preserve">CONSTRUCTED RESPONSE</w:t>
+            </w:r>
+            <w:r>
+              <w:rPr>
+                <w:rFonts w:ascii="Calibri" w:cs="Calibri" w:eastAsia="Calibri" w:hAnsi="Calibri"/>
+              </w:rPr>
+              <w:t xml:space="preserve">	</w:t>
+            </w:r>
+            <w:r>
+              <w:rPr>
+                <w:rFonts w:ascii="Calibri" w:cs="Calibri" w:eastAsia="Calibri" w:hAnsi="Calibri"/>
+                <w:b/>
+                <w:bCs/>
+                <w:color w:val="FFFFFF"/>
+                <w:sz w:val="17"/>
+                <w:szCs w:val="17"/>
+              </w:rPr>
+              <w:t xml:space="preserve">6.EE.B.8</w:t>
+            </w:r>
+          </w:p>
+          <w:p>
+            <w:pPr>
+              <w:spacing w:after="30" w:before="90"/>
+              <w:ind w:left="140" w:right="120"/>
+            </w:pPr>
+            <w:r>
+              <w:rPr>
+                <w:rFonts w:ascii="Calibri" w:cs="Calibri" w:eastAsia="Calibri" w:hAnsi="Calibri"/>
+                <w:b/>
+                <w:bCs/>
+                <w:color w:val="1A2733"/>
+                <w:sz w:val="21"/>
+                <w:szCs w:val="21"/>
+              </w:rPr>
+              <w:t xml:space="preserve">To enter a contest, players must be younger than 13. Write an inequality for the age a.</w:t>
+            </w:r>
+          </w:p>
+          <w:p>
+            <w:pPr>
+              <w:spacing w:after="60"/>
+              <w:ind w:left="140" w:right="120"/>
+            </w:pPr>
+            <w:r>
+              <w:rPr>
+                <w:rFonts w:ascii="Calibri" w:cs="Calibri" w:eastAsia="Calibri" w:hAnsi="Calibri"/>
+                <w:i/>
+                <w:iCs/>
+                <w:color w:val="5F6F80"/>
+                <w:sz w:val="18"/>
+                <w:szCs w:val="18"/>
+              </w:rPr>
+              <w:t xml:space="preserve">Enter your answer in the space provided. Show your work.</w:t>
+            </w:r>
+          </w:p>
+          <w:p>
+            <w:pPr>
+              <w:pBdr>
+                <w:bottom w:val="single" w:color="AFBECC" w:sz="4" w:space="2"/>
+              </w:pBdr>
+              <w:spacing w:after="6" w:before="30" w:line="360"/>
+              <w:ind w:left="140" w:right="120"/>
+            </w:pPr>
+            <w:r>
+              <w:rPr>
+                <w:rFonts w:ascii="Calibri" w:cs="Calibri" w:eastAsia="Calibri" w:hAnsi="Calibri"/>
+                <w:color w:val="1A2733"/>
+                <w:sz w:val="21"/>
+                <w:szCs w:val="21"/>
+              </w:rPr>
+              <w:t xml:space="preserve"/>
+            </w:r>
+          </w:p>
+          <w:p>
+            <w:pPr>
+              <w:pBdr>
+                <w:bottom w:val="single" w:color="AFBECC" w:sz="4" w:space="2"/>
+              </w:pBdr>
+              <w:spacing w:after="0" w:line="360"/>
+              <w:ind w:left="140" w:right="120"/>
+            </w:pPr>
+            <w:r>
+              <w:rPr>
+                <w:rFonts w:ascii="Calibri" w:cs="Calibri" w:eastAsia="Calibri" w:hAnsi="Calibri"/>
+                <w:color w:val="1A2733"/>
+                <w:sz w:val="21"/>
+                <w:szCs w:val="21"/>
+              </w:rPr>
+              <w:t xml:space="preserve"/>
+            </w:r>
+          </w:p>
+        </w:tc>
+      </w:tr>
+    </w:tbl>
+    <w:p>
+      <w:pPr>
+        <w:spacing w:after="100"/>
+      </w:pPr>
+      <w:r>
+        <w:rPr>
+          <w:rFonts w:ascii="Calibri" w:cs="Calibri" w:eastAsia="Calibri" w:hAnsi="Calibri"/>
+          <w:color w:val="1A2733"/>
+          <w:sz w:val="21"/>
+          <w:szCs w:val="21"/>
+        </w:rPr>
+        <w:t xml:space="preserve"/>
       </w:r>
     </w:p>
     <w:p>
@@ -12307,312 +15646,789 @@
         <w:t xml:space="preserve">MCAP-Style Practice</w:t>
       </w:r>
     </w:p>
-    <w:p>
-      <w:pPr>
-        <w:spacing w:after="80"/>
-      </w:pPr>
-      <w:r>
-        <w:rPr>
-          <w:rFonts w:ascii="Calibri" w:cs="Calibri" w:eastAsia="Calibri" w:hAnsi="Calibri"/>
-          <w:i/>
-          <w:iCs/>
-          <w:color w:val="5F6F80"/>
-          <w:sz w:val="19"/>
-          <w:szCs w:val="19"/>
-        </w:rPr>
-        <w:t xml:space="preserve">Bubble the best answer or fill in the blank, just like on the test.</w:t>
-      </w:r>
-    </w:p>
-    <w:p>
-      <w:pPr>
-        <w:spacing w:after="40" w:before="120"/>
-      </w:pPr>
-      <w:r>
-        <w:rPr>
-          <w:rFonts w:ascii="Calibri" w:cs="Calibri" w:eastAsia="Calibri" w:hAnsi="Calibri"/>
-          <w:b/>
-          <w:bCs/>
-          <w:color w:val="12355B"/>
-          <w:sz w:val="21"/>
-          <w:szCs w:val="21"/>
-        </w:rPr>
-        <w:t xml:space="preserve">1.  </w:t>
-      </w:r>
-      <w:r>
-        <w:rPr>
-          <w:rFonts w:ascii="Calibri" w:cs="Calibri" w:eastAsia="Calibri" w:hAnsi="Calibri"/>
-          <w:color w:val="1A2733"/>
-          <w:sz w:val="21"/>
-          <w:szCs w:val="21"/>
-        </w:rPr>
-        <w:t xml:space="preserve">A printer makes 12 pages per minute. Which equation relates pages p to minutes m?</w:t>
-      </w:r>
-    </w:p>
-    <w:p>
-      <w:pPr>
-        <w:spacing w:after="20"/>
-        <w:ind w:left="360"/>
-      </w:pPr>
-      <w:r>
-        <w:rPr>
-          <w:rFonts w:ascii="Calibri" w:cs="Calibri" w:eastAsia="Calibri" w:hAnsi="Calibri"/>
-          <w:color w:val="1A2733"/>
-          <w:sz w:val="20"/>
-          <w:szCs w:val="20"/>
-        </w:rPr>
-        <w:t xml:space="preserve">  ◯  A.  </w:t>
-      </w:r>
-      <w:r>
-        <w:rPr>
-          <w:rFonts w:ascii="Calibri" w:cs="Calibri" w:eastAsia="Calibri" w:hAnsi="Calibri"/>
-          <w:color w:val="1A2733"/>
-          <w:sz w:val="20"/>
-          <w:szCs w:val="20"/>
-        </w:rPr>
-        <w:t xml:space="preserve">p = m + 12</w:t>
-      </w:r>
-    </w:p>
-    <w:p>
-      <w:pPr>
-        <w:spacing w:after="20"/>
-        <w:ind w:left="360"/>
-      </w:pPr>
-      <w:r>
-        <w:rPr>
-          <w:rFonts w:ascii="Calibri" w:cs="Calibri" w:eastAsia="Calibri" w:hAnsi="Calibri"/>
-          <w:color w:val="1A2733"/>
-          <w:sz w:val="20"/>
-          <w:szCs w:val="20"/>
-        </w:rPr>
-        <w:t xml:space="preserve">  ◯  B.  </w:t>
-      </w:r>
-      <w:r>
-        <w:rPr>
-          <w:rFonts w:ascii="Calibri" w:cs="Calibri" w:eastAsia="Calibri" w:hAnsi="Calibri"/>
-          <w:color w:val="1A2733"/>
-          <w:sz w:val="20"/>
-          <w:szCs w:val="20"/>
-        </w:rPr>
-        <w:t xml:space="preserve">p = 12m</w:t>
-      </w:r>
-    </w:p>
-    <w:p>
-      <w:pPr>
-        <w:spacing w:after="20"/>
-        <w:ind w:left="360"/>
-      </w:pPr>
-      <w:r>
-        <w:rPr>
-          <w:rFonts w:ascii="Calibri" w:cs="Calibri" w:eastAsia="Calibri" w:hAnsi="Calibri"/>
-          <w:color w:val="1A2733"/>
-          <w:sz w:val="20"/>
-          <w:szCs w:val="20"/>
-        </w:rPr>
-        <w:t xml:space="preserve">  ◯  C.  </w:t>
-      </w:r>
-      <w:r>
-        <w:rPr>
-          <w:rFonts w:ascii="Calibri" w:cs="Calibri" w:eastAsia="Calibri" w:hAnsi="Calibri"/>
-          <w:color w:val="1A2733"/>
-          <w:sz w:val="20"/>
-          <w:szCs w:val="20"/>
-        </w:rPr>
-        <w:t xml:space="preserve">m = 12p</w:t>
-      </w:r>
-    </w:p>
-    <w:p>
-      <w:pPr>
-        <w:spacing w:after="20"/>
-        <w:ind w:left="360"/>
-      </w:pPr>
-      <w:r>
-        <w:rPr>
-          <w:rFonts w:ascii="Calibri" w:cs="Calibri" w:eastAsia="Calibri" w:hAnsi="Calibri"/>
-          <w:color w:val="1A2733"/>
-          <w:sz w:val="20"/>
-          <w:szCs w:val="20"/>
-        </w:rPr>
-        <w:t xml:space="preserve">  ◯  D.  </w:t>
-      </w:r>
-      <w:r>
-        <w:rPr>
-          <w:rFonts w:ascii="Calibri" w:cs="Calibri" w:eastAsia="Calibri" w:hAnsi="Calibri"/>
-          <w:color w:val="1A2733"/>
-          <w:sz w:val="20"/>
-          <w:szCs w:val="20"/>
-        </w:rPr>
-        <w:t xml:space="preserve">p = 12 + m</w:t>
-      </w:r>
-    </w:p>
-    <w:p>
-      <w:pPr>
-        <w:spacing w:after="40" w:before="120"/>
-      </w:pPr>
-      <w:r>
-        <w:rPr>
-          <w:rFonts w:ascii="Calibri" w:cs="Calibri" w:eastAsia="Calibri" w:hAnsi="Calibri"/>
-          <w:b/>
-          <w:bCs/>
-          <w:color w:val="12355B"/>
-          <w:sz w:val="21"/>
-          <w:szCs w:val="21"/>
-        </w:rPr>
-        <w:t xml:space="preserve">2.  </w:t>
-      </w:r>
-      <w:r>
-        <w:rPr>
-          <w:rFonts w:ascii="Calibri" w:cs="Calibri" w:eastAsia="Calibri" w:hAnsi="Calibri"/>
-          <w:color w:val="1A2733"/>
-          <w:sz w:val="21"/>
-          <w:szCs w:val="21"/>
-        </w:rPr>
-        <w:t xml:space="preserve">In y = 6x, if x is the number of boxes and y is total items, which is the independent variable?</w:t>
-      </w:r>
-    </w:p>
-    <w:p>
-      <w:pPr>
-        <w:spacing w:after="20"/>
-        <w:ind w:left="360"/>
-      </w:pPr>
-      <w:r>
-        <w:rPr>
-          <w:rFonts w:ascii="Calibri" w:cs="Calibri" w:eastAsia="Calibri" w:hAnsi="Calibri"/>
-          <w:color w:val="1A2733"/>
-          <w:sz w:val="20"/>
-          <w:szCs w:val="20"/>
-        </w:rPr>
-        <w:t xml:space="preserve">  ◯  A.  </w:t>
-      </w:r>
-      <w:r>
-        <w:rPr>
-          <w:rFonts w:ascii="Calibri" w:cs="Calibri" w:eastAsia="Calibri" w:hAnsi="Calibri"/>
-          <w:color w:val="1A2733"/>
-          <w:sz w:val="20"/>
-          <w:szCs w:val="20"/>
-        </w:rPr>
-        <w:t xml:space="preserve">y, because it is the total</w:t>
-      </w:r>
-    </w:p>
-    <w:p>
-      <w:pPr>
-        <w:spacing w:after="20"/>
-        <w:ind w:left="360"/>
-      </w:pPr>
-      <w:r>
-        <w:rPr>
-          <w:rFonts w:ascii="Calibri" w:cs="Calibri" w:eastAsia="Calibri" w:hAnsi="Calibri"/>
-          <w:color w:val="1A2733"/>
-          <w:sz w:val="20"/>
-          <w:szCs w:val="20"/>
-        </w:rPr>
-        <w:t xml:space="preserve">  ◯  B.  </w:t>
-      </w:r>
-      <w:r>
-        <w:rPr>
-          <w:rFonts w:ascii="Calibri" w:cs="Calibri" w:eastAsia="Calibri" w:hAnsi="Calibri"/>
-          <w:color w:val="1A2733"/>
-          <w:sz w:val="20"/>
-          <w:szCs w:val="20"/>
-        </w:rPr>
-        <w:t xml:space="preserve">x, because it is the input you choose</w:t>
-      </w:r>
-    </w:p>
-    <w:p>
-      <w:pPr>
-        <w:spacing w:after="20"/>
-        <w:ind w:left="360"/>
-      </w:pPr>
-      <w:r>
-        <w:rPr>
-          <w:rFonts w:ascii="Calibri" w:cs="Calibri" w:eastAsia="Calibri" w:hAnsi="Calibri"/>
-          <w:color w:val="1A2733"/>
-          <w:sz w:val="20"/>
-          <w:szCs w:val="20"/>
-        </w:rPr>
-        <w:t xml:space="preserve">  ◯  C.  </w:t>
-      </w:r>
-      <w:r>
-        <w:rPr>
-          <w:rFonts w:ascii="Calibri" w:cs="Calibri" w:eastAsia="Calibri" w:hAnsi="Calibri"/>
-          <w:color w:val="1A2733"/>
-          <w:sz w:val="20"/>
-          <w:szCs w:val="20"/>
-        </w:rPr>
-        <w:t xml:space="preserve">both x and y</w:t>
-      </w:r>
-    </w:p>
-    <w:p>
-      <w:pPr>
-        <w:spacing w:after="20"/>
-        <w:ind w:left="360"/>
-      </w:pPr>
-      <w:r>
-        <w:rPr>
-          <w:rFonts w:ascii="Calibri" w:cs="Calibri" w:eastAsia="Calibri" w:hAnsi="Calibri"/>
-          <w:color w:val="1A2733"/>
-          <w:sz w:val="20"/>
-          <w:szCs w:val="20"/>
-        </w:rPr>
-        <w:t xml:space="preserve">  ◯  D.  </w:t>
-      </w:r>
-      <w:r>
-        <w:rPr>
-          <w:rFonts w:ascii="Calibri" w:cs="Calibri" w:eastAsia="Calibri" w:hAnsi="Calibri"/>
-          <w:color w:val="1A2733"/>
-          <w:sz w:val="20"/>
-          <w:szCs w:val="20"/>
-        </w:rPr>
-        <w:t xml:space="preserve">neither variable</w:t>
-      </w:r>
-    </w:p>
-    <w:p>
-      <w:pPr>
-        <w:spacing w:after="40" w:before="120"/>
-      </w:pPr>
-      <w:r>
-        <w:rPr>
-          <w:rFonts w:ascii="Calibri" w:cs="Calibri" w:eastAsia="Calibri" w:hAnsi="Calibri"/>
-          <w:b/>
-          <w:bCs/>
-          <w:color w:val="12355B"/>
-          <w:sz w:val="21"/>
-          <w:szCs w:val="21"/>
-        </w:rPr>
-        <w:t xml:space="preserve">3.  </w:t>
-      </w:r>
-      <w:r>
-        <w:rPr>
-          <w:rFonts w:ascii="Calibri" w:cs="Calibri" w:eastAsia="Calibri" w:hAnsi="Calibri"/>
-          <w:color w:val="1A2733"/>
-          <w:sz w:val="21"/>
-          <w:szCs w:val="21"/>
-        </w:rPr>
-        <w:t xml:space="preserve">A pool fills at 10 gallons per minute. Write an equation for gallons g after t minutes, then find gallons after 7 minutes.</w:t>
-      </w:r>
-    </w:p>
-    <w:p>
-      <w:pPr>
-        <w:spacing w:after="30" w:before="30"/>
-      </w:pPr>
-      <w:r>
-        <w:rPr>
-          <w:rFonts w:ascii="Calibri" w:cs="Calibri" w:eastAsia="Calibri" w:hAnsi="Calibri"/>
-          <w:b/>
-          <w:bCs/>
-          <w:color w:val="5F6F80"/>
-          <w:sz w:val="20"/>
-          <w:szCs w:val="20"/>
-        </w:rPr>
-        <w:t xml:space="preserve">Answer: </w:t>
-      </w:r>
-      <w:r>
-        <w:rPr>
-          <w:rFonts w:ascii="Calibri" w:cs="Calibri" w:eastAsia="Calibri" w:hAnsi="Calibri"/>
-          <w:color w:val="5F6F80"/>
-          <w:sz w:val="20"/>
-          <w:szCs w:val="20"/>
-        </w:rPr>
-        <w:t xml:space="preserve">____________________________</w:t>
+    <w:tbl>
+      <w:tblPr>
+        <w:tblW w:type="pct" w:w="100%"/>
+        <w:tblBorders>
+          <w:top w:val="single" w:color="BBD0DE" w:sz="6"/>
+          <w:left w:val="single" w:color="BBD0DE" w:sz="6"/>
+          <w:bottom w:val="single" w:color="BBD0DE" w:sz="6"/>
+          <w:right w:val="single" w:color="BBD0DE" w:sz="6"/>
+          <w:insideH w:val="none"/>
+          <w:insideV w:val="none"/>
+        </w:tblBorders>
+      </w:tblPr>
+      <w:tblGrid>
+        <w:gridCol w:w="100"/>
+      </w:tblGrid>
+      <w:tr>
+        <w:tc>
+          <w:tcPr>
+            <w:shd w:fill="EEF4F8" w:color="auto" w:val="clear"/>
+            <w:tcMar>
+              <w:top w:type="dxa" w:w="120"/>
+              <w:left w:type="dxa" w:w="160"/>
+              <w:bottom w:type="dxa" w:w="120"/>
+              <w:right w:type="dxa" w:w="160"/>
+            </w:tcMar>
+          </w:tcPr>
+          <w:p>
+            <w:pPr>
+              <w:spacing w:after="30"/>
+            </w:pPr>
+            <w:r>
+              <w:rPr>
+                <w:rFonts w:ascii="Calibri" w:cs="Calibri" w:eastAsia="Calibri" w:hAnsi="Calibri"/>
+                <w:b/>
+                <w:bCs/>
+                <w:color w:val="12355B"/>
+                <w:sz w:val="19"/>
+                <w:szCs w:val="19"/>
+              </w:rPr>
+              <w:t xml:space="preserve">Directions</w:t>
+            </w:r>
+          </w:p>
+          <w:p>
+            <w:r>
+              <w:rPr>
+                <w:rFonts w:ascii="Calibri" w:cs="Calibri" w:eastAsia="Calibri" w:hAnsi="Calibri"/>
+                <w:color w:val="1A2733"/>
+                <w:sz w:val="19"/>
+                <w:szCs w:val="19"/>
+              </w:rPr>
+              <w:t xml:space="preserve">Read each item carefully and answer it the way you would on the MCAP. For selected-response items, fill in the circle (○) next to the correct answer. For constructed-response items, enter your answer and show your work. Every item below assesses standard 6.EE.C.9.</w:t>
+            </w:r>
+          </w:p>
+        </w:tc>
+      </w:tr>
+    </w:tbl>
+    <w:p>
+      <w:pPr>
+        <w:spacing w:after="120"/>
+      </w:pPr>
+      <w:r>
+        <w:rPr>
+          <w:rFonts w:ascii="Calibri" w:cs="Calibri" w:eastAsia="Calibri" w:hAnsi="Calibri"/>
+          <w:color w:val="1A2733"/>
+          <w:sz w:val="21"/>
+          <w:szCs w:val="21"/>
+        </w:rPr>
+        <w:t xml:space="preserve"/>
+      </w:r>
+    </w:p>
+    <w:tbl>
+      <w:tblPr>
+        <w:tblW w:type="pct" w:w="100%"/>
+        <w:tblBorders>
+          <w:top w:val="single" w:color="C7D2DD" w:sz="6"/>
+          <w:left w:val="single" w:color="C7D2DD" w:sz="6"/>
+          <w:bottom w:val="single" w:color="C7D2DD" w:sz="6"/>
+          <w:right w:val="single" w:color="C7D2DD" w:sz="6"/>
+          <w:insideH w:val="none"/>
+          <w:insideV w:val="none"/>
+        </w:tblBorders>
+      </w:tblPr>
+      <w:tblGrid>
+        <w:gridCol w:w="100"/>
+      </w:tblGrid>
+      <w:tr>
+        <w:tc>
+          <w:tcPr>
+            <w:tcMar>
+              <w:top w:type="dxa" w:w="0"/>
+              <w:left w:type="dxa" w:w="0"/>
+              <w:bottom w:type="dxa" w:w="120"/>
+              <w:right w:type="dxa" w:w="160"/>
+            </w:tcMar>
+          </w:tcPr>
+          <w:p>
+            <w:pPr>
+              <w:shd w:fill="12355B" w:color="auto" w:val="clear"/>
+              <w:tabs>
+                <w:tab w:val="right" w:pos="9000"/>
+              </w:tabs>
+              <w:spacing w:after="30" w:before="30"/>
+              <w:ind w:left="120" w:right="120"/>
+            </w:pPr>
+            <w:r>
+              <w:rPr>
+                <w:rFonts w:ascii="Calibri" w:cs="Calibri" w:eastAsia="Calibri" w:hAnsi="Calibri"/>
+                <w:b/>
+                <w:bCs/>
+                <w:color w:val="FFFFFF"/>
+                <w:sz w:val="18"/>
+                <w:szCs w:val="18"/>
+              </w:rPr>
+              <w:t xml:space="preserve">Item 1</w:t>
+            </w:r>
+            <w:r>
+              <w:rPr>
+                <w:rFonts w:ascii="Calibri" w:cs="Calibri" w:eastAsia="Calibri" w:hAnsi="Calibri"/>
+                <w:color w:val="FFFFFF"/>
+                <w:sz w:val="18"/>
+                <w:szCs w:val="18"/>
+              </w:rPr>
+              <w:t xml:space="preserve">   |   </w:t>
+            </w:r>
+            <w:r>
+              <w:rPr>
+                <w:rFonts w:ascii="Calibri" w:cs="Calibri" w:eastAsia="Calibri" w:hAnsi="Calibri"/>
+                <w:color w:val="FFFFFF"/>
+                <w:spacing w:val="14"/>
+                <w:sz w:val="16"/>
+                <w:szCs w:val="16"/>
+              </w:rPr>
+              <w:t xml:space="preserve">SELECTED RESPONSE</w:t>
+            </w:r>
+            <w:r>
+              <w:rPr>
+                <w:rFonts w:ascii="Calibri" w:cs="Calibri" w:eastAsia="Calibri" w:hAnsi="Calibri"/>
+              </w:rPr>
+              <w:t xml:space="preserve">	</w:t>
+            </w:r>
+            <w:r>
+              <w:rPr>
+                <w:rFonts w:ascii="Calibri" w:cs="Calibri" w:eastAsia="Calibri" w:hAnsi="Calibri"/>
+                <w:b/>
+                <w:bCs/>
+                <w:color w:val="FFFFFF"/>
+                <w:sz w:val="17"/>
+                <w:szCs w:val="17"/>
+              </w:rPr>
+              <w:t xml:space="preserve">6.EE.C.9</w:t>
+            </w:r>
+          </w:p>
+          <w:p>
+            <w:pPr>
+              <w:spacing w:after="30" w:before="90"/>
+              <w:ind w:left="140" w:right="120"/>
+            </w:pPr>
+            <w:r>
+              <w:rPr>
+                <w:rFonts w:ascii="Calibri" w:cs="Calibri" w:eastAsia="Calibri" w:hAnsi="Calibri"/>
+                <w:b/>
+                <w:bCs/>
+                <w:color w:val="1A2733"/>
+                <w:sz w:val="21"/>
+                <w:szCs w:val="21"/>
+              </w:rPr>
+              <w:t xml:space="preserve">A printer makes 12 pages per minute. Which equation relates pages p to minutes m?</w:t>
+            </w:r>
+          </w:p>
+          <w:p>
+            <w:pPr>
+              <w:spacing w:after="60"/>
+              <w:ind w:left="140" w:right="120"/>
+            </w:pPr>
+            <w:r>
+              <w:rPr>
+                <w:rFonts w:ascii="Calibri" w:cs="Calibri" w:eastAsia="Calibri" w:hAnsi="Calibri"/>
+                <w:i/>
+                <w:iCs/>
+                <w:color w:val="5F6F80"/>
+                <w:sz w:val="18"/>
+                <w:szCs w:val="18"/>
+              </w:rPr>
+              <w:t xml:space="preserve">Select the correct answer.</w:t>
+            </w:r>
+          </w:p>
+          <w:p>
+            <w:pPr>
+              <w:spacing w:after="24"/>
+              <w:ind w:left="380"/>
+            </w:pPr>
+            <w:r>
+              <w:rPr>
+                <w:rFonts w:ascii="Calibri" w:cs="Calibri" w:eastAsia="Calibri" w:hAnsi="Calibri"/>
+                <w:color w:val="12355B"/>
+                <w:sz w:val="22"/>
+                <w:szCs w:val="22"/>
+              </w:rPr>
+              <w:t xml:space="preserve">○  </w:t>
+            </w:r>
+            <w:r>
+              <w:rPr>
+                <w:rFonts w:ascii="Calibri" w:cs="Calibri" w:eastAsia="Calibri" w:hAnsi="Calibri"/>
+                <w:b/>
+                <w:bCs/>
+                <w:color w:val="1A2733"/>
+                <w:sz w:val="21"/>
+                <w:szCs w:val="21"/>
+              </w:rPr>
+              <w:t xml:space="preserve">A.  </w:t>
+            </w:r>
+            <w:r>
+              <w:rPr>
+                <w:rFonts w:ascii="Calibri" w:cs="Calibri" w:eastAsia="Calibri" w:hAnsi="Calibri"/>
+                <w:color w:val="1A2733"/>
+                <w:sz w:val="21"/>
+                <w:szCs w:val="21"/>
+              </w:rPr>
+              <w:t xml:space="preserve">p = m + 12</w:t>
+            </w:r>
+          </w:p>
+          <w:p>
+            <w:pPr>
+              <w:spacing w:after="24"/>
+              <w:ind w:left="380"/>
+            </w:pPr>
+            <w:r>
+              <w:rPr>
+                <w:rFonts w:ascii="Calibri" w:cs="Calibri" w:eastAsia="Calibri" w:hAnsi="Calibri"/>
+                <w:color w:val="12355B"/>
+                <w:sz w:val="22"/>
+                <w:szCs w:val="22"/>
+              </w:rPr>
+              <w:t xml:space="preserve">○  </w:t>
+            </w:r>
+            <w:r>
+              <w:rPr>
+                <w:rFonts w:ascii="Calibri" w:cs="Calibri" w:eastAsia="Calibri" w:hAnsi="Calibri"/>
+                <w:b/>
+                <w:bCs/>
+                <w:color w:val="1A2733"/>
+                <w:sz w:val="21"/>
+                <w:szCs w:val="21"/>
+              </w:rPr>
+              <w:t xml:space="preserve">B.  </w:t>
+            </w:r>
+            <w:r>
+              <w:rPr>
+                <w:rFonts w:ascii="Calibri" w:cs="Calibri" w:eastAsia="Calibri" w:hAnsi="Calibri"/>
+                <w:color w:val="1A2733"/>
+                <w:sz w:val="21"/>
+                <w:szCs w:val="21"/>
+              </w:rPr>
+              <w:t xml:space="preserve">p = 12m</w:t>
+            </w:r>
+          </w:p>
+          <w:p>
+            <w:pPr>
+              <w:spacing w:after="24"/>
+              <w:ind w:left="380"/>
+            </w:pPr>
+            <w:r>
+              <w:rPr>
+                <w:rFonts w:ascii="Calibri" w:cs="Calibri" w:eastAsia="Calibri" w:hAnsi="Calibri"/>
+                <w:color w:val="12355B"/>
+                <w:sz w:val="22"/>
+                <w:szCs w:val="22"/>
+              </w:rPr>
+              <w:t xml:space="preserve">○  </w:t>
+            </w:r>
+            <w:r>
+              <w:rPr>
+                <w:rFonts w:ascii="Calibri" w:cs="Calibri" w:eastAsia="Calibri" w:hAnsi="Calibri"/>
+                <w:b/>
+                <w:bCs/>
+                <w:color w:val="1A2733"/>
+                <w:sz w:val="21"/>
+                <w:szCs w:val="21"/>
+              </w:rPr>
+              <w:t xml:space="preserve">C.  </w:t>
+            </w:r>
+            <w:r>
+              <w:rPr>
+                <w:rFonts w:ascii="Calibri" w:cs="Calibri" w:eastAsia="Calibri" w:hAnsi="Calibri"/>
+                <w:color w:val="1A2733"/>
+                <w:sz w:val="21"/>
+                <w:szCs w:val="21"/>
+              </w:rPr>
+              <w:t xml:space="preserve">m = 12p</w:t>
+            </w:r>
+          </w:p>
+          <w:p>
+            <w:pPr>
+              <w:spacing w:after="24"/>
+              <w:ind w:left="380"/>
+            </w:pPr>
+            <w:r>
+              <w:rPr>
+                <w:rFonts w:ascii="Calibri" w:cs="Calibri" w:eastAsia="Calibri" w:hAnsi="Calibri"/>
+                <w:color w:val="12355B"/>
+                <w:sz w:val="22"/>
+                <w:szCs w:val="22"/>
+              </w:rPr>
+              <w:t xml:space="preserve">○  </w:t>
+            </w:r>
+            <w:r>
+              <w:rPr>
+                <w:rFonts w:ascii="Calibri" w:cs="Calibri" w:eastAsia="Calibri" w:hAnsi="Calibri"/>
+                <w:b/>
+                <w:bCs/>
+                <w:color w:val="1A2733"/>
+                <w:sz w:val="21"/>
+                <w:szCs w:val="21"/>
+              </w:rPr>
+              <w:t xml:space="preserve">D.  </w:t>
+            </w:r>
+            <w:r>
+              <w:rPr>
+                <w:rFonts w:ascii="Calibri" w:cs="Calibri" w:eastAsia="Calibri" w:hAnsi="Calibri"/>
+                <w:color w:val="1A2733"/>
+                <w:sz w:val="21"/>
+                <w:szCs w:val="21"/>
+              </w:rPr>
+              <w:t xml:space="preserve">p = 12 + m</w:t>
+            </w:r>
+          </w:p>
+        </w:tc>
+      </w:tr>
+    </w:tbl>
+    <w:p>
+      <w:pPr>
+        <w:spacing w:after="100"/>
+      </w:pPr>
+      <w:r>
+        <w:rPr>
+          <w:rFonts w:ascii="Calibri" w:cs="Calibri" w:eastAsia="Calibri" w:hAnsi="Calibri"/>
+          <w:color w:val="1A2733"/>
+          <w:sz w:val="21"/>
+          <w:szCs w:val="21"/>
+        </w:rPr>
+        <w:t xml:space="preserve"/>
+      </w:r>
+    </w:p>
+    <w:tbl>
+      <w:tblPr>
+        <w:tblW w:type="pct" w:w="100%"/>
+        <w:tblBorders>
+          <w:top w:val="single" w:color="C7D2DD" w:sz="6"/>
+          <w:left w:val="single" w:color="C7D2DD" w:sz="6"/>
+          <w:bottom w:val="single" w:color="C7D2DD" w:sz="6"/>
+          <w:right w:val="single" w:color="C7D2DD" w:sz="6"/>
+          <w:insideH w:val="none"/>
+          <w:insideV w:val="none"/>
+        </w:tblBorders>
+      </w:tblPr>
+      <w:tblGrid>
+        <w:gridCol w:w="100"/>
+      </w:tblGrid>
+      <w:tr>
+        <w:tc>
+          <w:tcPr>
+            <w:tcMar>
+              <w:top w:type="dxa" w:w="0"/>
+              <w:left w:type="dxa" w:w="0"/>
+              <w:bottom w:type="dxa" w:w="120"/>
+              <w:right w:type="dxa" w:w="160"/>
+            </w:tcMar>
+          </w:tcPr>
+          <w:p>
+            <w:pPr>
+              <w:shd w:fill="12355B" w:color="auto" w:val="clear"/>
+              <w:tabs>
+                <w:tab w:val="right" w:pos="9000"/>
+              </w:tabs>
+              <w:spacing w:after="30" w:before="30"/>
+              <w:ind w:left="120" w:right="120"/>
+            </w:pPr>
+            <w:r>
+              <w:rPr>
+                <w:rFonts w:ascii="Calibri" w:cs="Calibri" w:eastAsia="Calibri" w:hAnsi="Calibri"/>
+                <w:b/>
+                <w:bCs/>
+                <w:color w:val="FFFFFF"/>
+                <w:sz w:val="18"/>
+                <w:szCs w:val="18"/>
+              </w:rPr>
+              <w:t xml:space="preserve">Item 2</w:t>
+            </w:r>
+            <w:r>
+              <w:rPr>
+                <w:rFonts w:ascii="Calibri" w:cs="Calibri" w:eastAsia="Calibri" w:hAnsi="Calibri"/>
+                <w:color w:val="FFFFFF"/>
+                <w:sz w:val="18"/>
+                <w:szCs w:val="18"/>
+              </w:rPr>
+              <w:t xml:space="preserve">   |   </w:t>
+            </w:r>
+            <w:r>
+              <w:rPr>
+                <w:rFonts w:ascii="Calibri" w:cs="Calibri" w:eastAsia="Calibri" w:hAnsi="Calibri"/>
+                <w:color w:val="FFFFFF"/>
+                <w:spacing w:val="14"/>
+                <w:sz w:val="16"/>
+                <w:szCs w:val="16"/>
+              </w:rPr>
+              <w:t xml:space="preserve">SELECTED RESPONSE</w:t>
+            </w:r>
+            <w:r>
+              <w:rPr>
+                <w:rFonts w:ascii="Calibri" w:cs="Calibri" w:eastAsia="Calibri" w:hAnsi="Calibri"/>
+              </w:rPr>
+              <w:t xml:space="preserve">	</w:t>
+            </w:r>
+            <w:r>
+              <w:rPr>
+                <w:rFonts w:ascii="Calibri" w:cs="Calibri" w:eastAsia="Calibri" w:hAnsi="Calibri"/>
+                <w:b/>
+                <w:bCs/>
+                <w:color w:val="FFFFFF"/>
+                <w:sz w:val="17"/>
+                <w:szCs w:val="17"/>
+              </w:rPr>
+              <w:t xml:space="preserve">6.EE.C.9</w:t>
+            </w:r>
+          </w:p>
+          <w:p>
+            <w:pPr>
+              <w:spacing w:after="30" w:before="90"/>
+              <w:ind w:left="140" w:right="120"/>
+            </w:pPr>
+            <w:r>
+              <w:rPr>
+                <w:rFonts w:ascii="Calibri" w:cs="Calibri" w:eastAsia="Calibri" w:hAnsi="Calibri"/>
+                <w:b/>
+                <w:bCs/>
+                <w:color w:val="1A2733"/>
+                <w:sz w:val="21"/>
+                <w:szCs w:val="21"/>
+              </w:rPr>
+              <w:t xml:space="preserve">In y = 6x, if x is the number of boxes and y is total items, which is the independent variable?</w:t>
+            </w:r>
+          </w:p>
+          <w:p>
+            <w:pPr>
+              <w:spacing w:after="60"/>
+              <w:ind w:left="140" w:right="120"/>
+            </w:pPr>
+            <w:r>
+              <w:rPr>
+                <w:rFonts w:ascii="Calibri" w:cs="Calibri" w:eastAsia="Calibri" w:hAnsi="Calibri"/>
+                <w:i/>
+                <w:iCs/>
+                <w:color w:val="5F6F80"/>
+                <w:sz w:val="18"/>
+                <w:szCs w:val="18"/>
+              </w:rPr>
+              <w:t xml:space="preserve">Select the correct answer.</w:t>
+            </w:r>
+          </w:p>
+          <w:p>
+            <w:pPr>
+              <w:spacing w:after="24"/>
+              <w:ind w:left="380"/>
+            </w:pPr>
+            <w:r>
+              <w:rPr>
+                <w:rFonts w:ascii="Calibri" w:cs="Calibri" w:eastAsia="Calibri" w:hAnsi="Calibri"/>
+                <w:color w:val="12355B"/>
+                <w:sz w:val="22"/>
+                <w:szCs w:val="22"/>
+              </w:rPr>
+              <w:t xml:space="preserve">○  </w:t>
+            </w:r>
+            <w:r>
+              <w:rPr>
+                <w:rFonts w:ascii="Calibri" w:cs="Calibri" w:eastAsia="Calibri" w:hAnsi="Calibri"/>
+                <w:b/>
+                <w:bCs/>
+                <w:color w:val="1A2733"/>
+                <w:sz w:val="21"/>
+                <w:szCs w:val="21"/>
+              </w:rPr>
+              <w:t xml:space="preserve">A.  </w:t>
+            </w:r>
+            <w:r>
+              <w:rPr>
+                <w:rFonts w:ascii="Calibri" w:cs="Calibri" w:eastAsia="Calibri" w:hAnsi="Calibri"/>
+                <w:color w:val="1A2733"/>
+                <w:sz w:val="21"/>
+                <w:szCs w:val="21"/>
+              </w:rPr>
+              <w:t xml:space="preserve">y, because it is the total</w:t>
+            </w:r>
+          </w:p>
+          <w:p>
+            <w:pPr>
+              <w:spacing w:after="24"/>
+              <w:ind w:left="380"/>
+            </w:pPr>
+            <w:r>
+              <w:rPr>
+                <w:rFonts w:ascii="Calibri" w:cs="Calibri" w:eastAsia="Calibri" w:hAnsi="Calibri"/>
+                <w:color w:val="12355B"/>
+                <w:sz w:val="22"/>
+                <w:szCs w:val="22"/>
+              </w:rPr>
+              <w:t xml:space="preserve">○  </w:t>
+            </w:r>
+            <w:r>
+              <w:rPr>
+                <w:rFonts w:ascii="Calibri" w:cs="Calibri" w:eastAsia="Calibri" w:hAnsi="Calibri"/>
+                <w:b/>
+                <w:bCs/>
+                <w:color w:val="1A2733"/>
+                <w:sz w:val="21"/>
+                <w:szCs w:val="21"/>
+              </w:rPr>
+              <w:t xml:space="preserve">B.  </w:t>
+            </w:r>
+            <w:r>
+              <w:rPr>
+                <w:rFonts w:ascii="Calibri" w:cs="Calibri" w:eastAsia="Calibri" w:hAnsi="Calibri"/>
+                <w:color w:val="1A2733"/>
+                <w:sz w:val="21"/>
+                <w:szCs w:val="21"/>
+              </w:rPr>
+              <w:t xml:space="preserve">x, because it is the input you choose</w:t>
+            </w:r>
+          </w:p>
+          <w:p>
+            <w:pPr>
+              <w:spacing w:after="24"/>
+              <w:ind w:left="380"/>
+            </w:pPr>
+            <w:r>
+              <w:rPr>
+                <w:rFonts w:ascii="Calibri" w:cs="Calibri" w:eastAsia="Calibri" w:hAnsi="Calibri"/>
+                <w:color w:val="12355B"/>
+                <w:sz w:val="22"/>
+                <w:szCs w:val="22"/>
+              </w:rPr>
+              <w:t xml:space="preserve">○  </w:t>
+            </w:r>
+            <w:r>
+              <w:rPr>
+                <w:rFonts w:ascii="Calibri" w:cs="Calibri" w:eastAsia="Calibri" w:hAnsi="Calibri"/>
+                <w:b/>
+                <w:bCs/>
+                <w:color w:val="1A2733"/>
+                <w:sz w:val="21"/>
+                <w:szCs w:val="21"/>
+              </w:rPr>
+              <w:t xml:space="preserve">C.  </w:t>
+            </w:r>
+            <w:r>
+              <w:rPr>
+                <w:rFonts w:ascii="Calibri" w:cs="Calibri" w:eastAsia="Calibri" w:hAnsi="Calibri"/>
+                <w:color w:val="1A2733"/>
+                <w:sz w:val="21"/>
+                <w:szCs w:val="21"/>
+              </w:rPr>
+              <w:t xml:space="preserve">both x and y</w:t>
+            </w:r>
+          </w:p>
+          <w:p>
+            <w:pPr>
+              <w:spacing w:after="24"/>
+              <w:ind w:left="380"/>
+            </w:pPr>
+            <w:r>
+              <w:rPr>
+                <w:rFonts w:ascii="Calibri" w:cs="Calibri" w:eastAsia="Calibri" w:hAnsi="Calibri"/>
+                <w:color w:val="12355B"/>
+                <w:sz w:val="22"/>
+                <w:szCs w:val="22"/>
+              </w:rPr>
+              <w:t xml:space="preserve">○  </w:t>
+            </w:r>
+            <w:r>
+              <w:rPr>
+                <w:rFonts w:ascii="Calibri" w:cs="Calibri" w:eastAsia="Calibri" w:hAnsi="Calibri"/>
+                <w:b/>
+                <w:bCs/>
+                <w:color w:val="1A2733"/>
+                <w:sz w:val="21"/>
+                <w:szCs w:val="21"/>
+              </w:rPr>
+              <w:t xml:space="preserve">D.  </w:t>
+            </w:r>
+            <w:r>
+              <w:rPr>
+                <w:rFonts w:ascii="Calibri" w:cs="Calibri" w:eastAsia="Calibri" w:hAnsi="Calibri"/>
+                <w:color w:val="1A2733"/>
+                <w:sz w:val="21"/>
+                <w:szCs w:val="21"/>
+              </w:rPr>
+              <w:t xml:space="preserve">neither variable</w:t>
+            </w:r>
+          </w:p>
+        </w:tc>
+      </w:tr>
+    </w:tbl>
+    <w:p>
+      <w:pPr>
+        <w:spacing w:after="100"/>
+      </w:pPr>
+      <w:r>
+        <w:rPr>
+          <w:rFonts w:ascii="Calibri" w:cs="Calibri" w:eastAsia="Calibri" w:hAnsi="Calibri"/>
+          <w:color w:val="1A2733"/>
+          <w:sz w:val="21"/>
+          <w:szCs w:val="21"/>
+        </w:rPr>
+        <w:t xml:space="preserve"/>
+      </w:r>
+    </w:p>
+    <w:tbl>
+      <w:tblPr>
+        <w:tblW w:type="pct" w:w="100%"/>
+        <w:tblBorders>
+          <w:top w:val="single" w:color="C7D2DD" w:sz="6"/>
+          <w:left w:val="single" w:color="C7D2DD" w:sz="6"/>
+          <w:bottom w:val="single" w:color="C7D2DD" w:sz="6"/>
+          <w:right w:val="single" w:color="C7D2DD" w:sz="6"/>
+          <w:insideH w:val="none"/>
+          <w:insideV w:val="none"/>
+        </w:tblBorders>
+      </w:tblPr>
+      <w:tblGrid>
+        <w:gridCol w:w="100"/>
+      </w:tblGrid>
+      <w:tr>
+        <w:tc>
+          <w:tcPr>
+            <w:tcMar>
+              <w:top w:type="dxa" w:w="0"/>
+              <w:left w:type="dxa" w:w="0"/>
+              <w:bottom w:type="dxa" w:w="120"/>
+              <w:right w:type="dxa" w:w="160"/>
+            </w:tcMar>
+          </w:tcPr>
+          <w:p>
+            <w:pPr>
+              <w:shd w:fill="12355B" w:color="auto" w:val="clear"/>
+              <w:tabs>
+                <w:tab w:val="right" w:pos="9000"/>
+              </w:tabs>
+              <w:spacing w:after="30" w:before="30"/>
+              <w:ind w:left="120" w:right="120"/>
+            </w:pPr>
+            <w:r>
+              <w:rPr>
+                <w:rFonts w:ascii="Calibri" w:cs="Calibri" w:eastAsia="Calibri" w:hAnsi="Calibri"/>
+                <w:b/>
+                <w:bCs/>
+                <w:color w:val="FFFFFF"/>
+                <w:sz w:val="18"/>
+                <w:szCs w:val="18"/>
+              </w:rPr>
+              <w:t xml:space="preserve">Item 3</w:t>
+            </w:r>
+            <w:r>
+              <w:rPr>
+                <w:rFonts w:ascii="Calibri" w:cs="Calibri" w:eastAsia="Calibri" w:hAnsi="Calibri"/>
+                <w:color w:val="FFFFFF"/>
+                <w:sz w:val="18"/>
+                <w:szCs w:val="18"/>
+              </w:rPr>
+              <w:t xml:space="preserve">   |   </w:t>
+            </w:r>
+            <w:r>
+              <w:rPr>
+                <w:rFonts w:ascii="Calibri" w:cs="Calibri" w:eastAsia="Calibri" w:hAnsi="Calibri"/>
+                <w:color w:val="FFFFFF"/>
+                <w:spacing w:val="14"/>
+                <w:sz w:val="16"/>
+                <w:szCs w:val="16"/>
+              </w:rPr>
+              <w:t xml:space="preserve">CONSTRUCTED RESPONSE</w:t>
+            </w:r>
+            <w:r>
+              <w:rPr>
+                <w:rFonts w:ascii="Calibri" w:cs="Calibri" w:eastAsia="Calibri" w:hAnsi="Calibri"/>
+              </w:rPr>
+              <w:t xml:space="preserve">	</w:t>
+            </w:r>
+            <w:r>
+              <w:rPr>
+                <w:rFonts w:ascii="Calibri" w:cs="Calibri" w:eastAsia="Calibri" w:hAnsi="Calibri"/>
+                <w:b/>
+                <w:bCs/>
+                <w:color w:val="FFFFFF"/>
+                <w:sz w:val="17"/>
+                <w:szCs w:val="17"/>
+              </w:rPr>
+              <w:t xml:space="preserve">6.EE.C.9</w:t>
+            </w:r>
+          </w:p>
+          <w:p>
+            <w:pPr>
+              <w:spacing w:after="30" w:before="90"/>
+              <w:ind w:left="140" w:right="120"/>
+            </w:pPr>
+            <w:r>
+              <w:rPr>
+                <w:rFonts w:ascii="Calibri" w:cs="Calibri" w:eastAsia="Calibri" w:hAnsi="Calibri"/>
+                <w:b/>
+                <w:bCs/>
+                <w:color w:val="1A2733"/>
+                <w:sz w:val="21"/>
+                <w:szCs w:val="21"/>
+              </w:rPr>
+              <w:t xml:space="preserve">A pool fills at 10 gallons per minute. Write an equation for gallons g after t minutes, then find gallons after 7 minutes.</w:t>
+            </w:r>
+          </w:p>
+          <w:p>
+            <w:pPr>
+              <w:spacing w:after="60"/>
+              <w:ind w:left="140" w:right="120"/>
+            </w:pPr>
+            <w:r>
+              <w:rPr>
+                <w:rFonts w:ascii="Calibri" w:cs="Calibri" w:eastAsia="Calibri" w:hAnsi="Calibri"/>
+                <w:i/>
+                <w:iCs/>
+                <w:color w:val="5F6F80"/>
+                <w:sz w:val="18"/>
+                <w:szCs w:val="18"/>
+              </w:rPr>
+              <w:t xml:space="preserve">Enter your answer in the space provided. Show your work.</w:t>
+            </w:r>
+          </w:p>
+          <w:p>
+            <w:pPr>
+              <w:pBdr>
+                <w:bottom w:val="single" w:color="AFBECC" w:sz="4" w:space="2"/>
+              </w:pBdr>
+              <w:spacing w:after="6" w:before="30" w:line="360"/>
+              <w:ind w:left="140" w:right="120"/>
+            </w:pPr>
+            <w:r>
+              <w:rPr>
+                <w:rFonts w:ascii="Calibri" w:cs="Calibri" w:eastAsia="Calibri" w:hAnsi="Calibri"/>
+                <w:color w:val="1A2733"/>
+                <w:sz w:val="21"/>
+                <w:szCs w:val="21"/>
+              </w:rPr>
+              <w:t xml:space="preserve"/>
+            </w:r>
+          </w:p>
+          <w:p>
+            <w:pPr>
+              <w:pBdr>
+                <w:bottom w:val="single" w:color="AFBECC" w:sz="4" w:space="2"/>
+              </w:pBdr>
+              <w:spacing w:after="0" w:line="360"/>
+              <w:ind w:left="140" w:right="120"/>
+            </w:pPr>
+            <w:r>
+              <w:rPr>
+                <w:rFonts w:ascii="Calibri" w:cs="Calibri" w:eastAsia="Calibri" w:hAnsi="Calibri"/>
+                <w:color w:val="1A2733"/>
+                <w:sz w:val="21"/>
+                <w:szCs w:val="21"/>
+              </w:rPr>
+              <w:t xml:space="preserve"/>
+            </w:r>
+          </w:p>
+        </w:tc>
+      </w:tr>
+    </w:tbl>
+    <w:p>
+      <w:pPr>
+        <w:spacing w:after="100"/>
+      </w:pPr>
+      <w:r>
+        <w:rPr>
+          <w:rFonts w:ascii="Calibri" w:cs="Calibri" w:eastAsia="Calibri" w:hAnsi="Calibri"/>
+          <w:color w:val="1A2733"/>
+          <w:sz w:val="21"/>
+          <w:szCs w:val="21"/>
+        </w:rPr>
+        <w:t xml:space="preserve"/>
       </w:r>
     </w:p>
     <w:p>
@@ -12826,7 +16642,7 @@
           <w:sz w:val="20"/>
           <w:szCs w:val="20"/>
         </w:rPr>
-        <w:t xml:space="preserve">MCAP-Style Practice: </w:t>
+        <w:t xml:space="preserve">MCAP-Style Practice (6.EE.A.1): </w:t>
       </w:r>
     </w:p>
     <w:p>
@@ -12843,7 +16659,16 @@
           <w:sz w:val="19"/>
           <w:szCs w:val="19"/>
         </w:rPr>
-        <w:t xml:space="preserve">1. </w:t>
+        <w:t xml:space="preserve">Item 1 </w:t>
+      </w:r>
+      <w:r>
+        <w:rPr>
+          <w:rFonts w:ascii="Calibri" w:cs="Calibri" w:eastAsia="Calibri" w:hAnsi="Calibri"/>
+          <w:color w:val="5F6F80"/>
+          <w:sz w:val="17"/>
+          <w:szCs w:val="17"/>
+        </w:rPr>
+        <w:t xml:space="preserve">(Selected Response): </w:t>
       </w:r>
       <w:r>
         <w:rPr>
@@ -12880,7 +16705,16 @@
           <w:sz w:val="19"/>
           <w:szCs w:val="19"/>
         </w:rPr>
-        <w:t xml:space="preserve">2. </w:t>
+        <w:t xml:space="preserve">Item 2 </w:t>
+      </w:r>
+      <w:r>
+        <w:rPr>
+          <w:rFonts w:ascii="Calibri" w:cs="Calibri" w:eastAsia="Calibri" w:hAnsi="Calibri"/>
+          <w:color w:val="5F6F80"/>
+          <w:sz w:val="17"/>
+          <w:szCs w:val="17"/>
+        </w:rPr>
+        <w:t xml:space="preserve">(Selected Response): </w:t>
       </w:r>
       <w:r>
         <w:rPr>
@@ -12917,7 +16751,16 @@
           <w:sz w:val="19"/>
           <w:szCs w:val="19"/>
         </w:rPr>
-        <w:t xml:space="preserve">3. </w:t>
+        <w:t xml:space="preserve">Item 3 </w:t>
+      </w:r>
+      <w:r>
+        <w:rPr>
+          <w:rFonts w:ascii="Calibri" w:cs="Calibri" w:eastAsia="Calibri" w:hAnsi="Calibri"/>
+          <w:color w:val="5F6F80"/>
+          <w:sz w:val="17"/>
+          <w:szCs w:val="17"/>
+        </w:rPr>
+        <w:t xml:space="preserve">(Constructed Response): </w:t>
       </w:r>
       <w:r>
         <w:rPr>
@@ -13212,7 +17055,7 @@
           <w:sz w:val="20"/>
           <w:szCs w:val="20"/>
         </w:rPr>
-        <w:t xml:space="preserve">MCAP-Style Practice: </w:t>
+        <w:t xml:space="preserve">MCAP-Style Practice (6.EE.A.2): </w:t>
       </w:r>
     </w:p>
     <w:p>
@@ -13229,7 +17072,16 @@
           <w:sz w:val="19"/>
           <w:szCs w:val="19"/>
         </w:rPr>
-        <w:t xml:space="preserve">1. </w:t>
+        <w:t xml:space="preserve">Item 1 </w:t>
+      </w:r>
+      <w:r>
+        <w:rPr>
+          <w:rFonts w:ascii="Calibri" w:cs="Calibri" w:eastAsia="Calibri" w:hAnsi="Calibri"/>
+          <w:color w:val="5F6F80"/>
+          <w:sz w:val="17"/>
+          <w:szCs w:val="17"/>
+        </w:rPr>
+        <w:t xml:space="preserve">(Selected Response): </w:t>
       </w:r>
       <w:r>
         <w:rPr>
@@ -13266,7 +17118,16 @@
           <w:sz w:val="19"/>
           <w:szCs w:val="19"/>
         </w:rPr>
-        <w:t xml:space="preserve">2. </w:t>
+        <w:t xml:space="preserve">Item 2 </w:t>
+      </w:r>
+      <w:r>
+        <w:rPr>
+          <w:rFonts w:ascii="Calibri" w:cs="Calibri" w:eastAsia="Calibri" w:hAnsi="Calibri"/>
+          <w:color w:val="5F6F80"/>
+          <w:sz w:val="17"/>
+          <w:szCs w:val="17"/>
+        </w:rPr>
+        <w:t xml:space="preserve">(Selected Response): </w:t>
       </w:r>
       <w:r>
         <w:rPr>
@@ -13303,7 +17164,16 @@
           <w:sz w:val="19"/>
           <w:szCs w:val="19"/>
         </w:rPr>
-        <w:t xml:space="preserve">3. </w:t>
+        <w:t xml:space="preserve">Item 3 </w:t>
+      </w:r>
+      <w:r>
+        <w:rPr>
+          <w:rFonts w:ascii="Calibri" w:cs="Calibri" w:eastAsia="Calibri" w:hAnsi="Calibri"/>
+          <w:color w:val="5F6F80"/>
+          <w:sz w:val="17"/>
+          <w:szCs w:val="17"/>
+        </w:rPr>
+        <w:t xml:space="preserve">(Constructed Response): </w:t>
       </w:r>
       <w:r>
         <w:rPr>
@@ -13598,7 +17468,7 @@
           <w:sz w:val="20"/>
           <w:szCs w:val="20"/>
         </w:rPr>
-        <w:t xml:space="preserve">MCAP-Style Practice: </w:t>
+        <w:t xml:space="preserve">MCAP-Style Practice (6.EE.A.3): </w:t>
       </w:r>
     </w:p>
     <w:p>
@@ -13615,7 +17485,16 @@
           <w:sz w:val="19"/>
           <w:szCs w:val="19"/>
         </w:rPr>
-        <w:t xml:space="preserve">1. </w:t>
+        <w:t xml:space="preserve">Item 1 </w:t>
+      </w:r>
+      <w:r>
+        <w:rPr>
+          <w:rFonts w:ascii="Calibri" w:cs="Calibri" w:eastAsia="Calibri" w:hAnsi="Calibri"/>
+          <w:color w:val="5F6F80"/>
+          <w:sz w:val="17"/>
+          <w:szCs w:val="17"/>
+        </w:rPr>
+        <w:t xml:space="preserve">(Selected Response): </w:t>
       </w:r>
       <w:r>
         <w:rPr>
@@ -13652,7 +17531,16 @@
           <w:sz w:val="19"/>
           <w:szCs w:val="19"/>
         </w:rPr>
-        <w:t xml:space="preserve">2. </w:t>
+        <w:t xml:space="preserve">Item 2 </w:t>
+      </w:r>
+      <w:r>
+        <w:rPr>
+          <w:rFonts w:ascii="Calibri" w:cs="Calibri" w:eastAsia="Calibri" w:hAnsi="Calibri"/>
+          <w:color w:val="5F6F80"/>
+          <w:sz w:val="17"/>
+          <w:szCs w:val="17"/>
+        </w:rPr>
+        <w:t xml:space="preserve">(Selected Response): </w:t>
       </w:r>
       <w:r>
         <w:rPr>
@@ -13689,7 +17577,16 @@
           <w:sz w:val="19"/>
           <w:szCs w:val="19"/>
         </w:rPr>
-        <w:t xml:space="preserve">3. </w:t>
+        <w:t xml:space="preserve">Item 3 </w:t>
+      </w:r>
+      <w:r>
+        <w:rPr>
+          <w:rFonts w:ascii="Calibri" w:cs="Calibri" w:eastAsia="Calibri" w:hAnsi="Calibri"/>
+          <w:color w:val="5F6F80"/>
+          <w:sz w:val="17"/>
+          <w:szCs w:val="17"/>
+        </w:rPr>
+        <w:t xml:space="preserve">(Constructed Response): </w:t>
       </w:r>
       <w:r>
         <w:rPr>
@@ -13984,7 +17881,7 @@
           <w:sz w:val="20"/>
           <w:szCs w:val="20"/>
         </w:rPr>
-        <w:t xml:space="preserve">MCAP-Style Practice: </w:t>
+        <w:t xml:space="preserve">MCAP-Style Practice (6.EE.A.4): </w:t>
       </w:r>
     </w:p>
     <w:p>
@@ -14001,7 +17898,16 @@
           <w:sz w:val="19"/>
           <w:szCs w:val="19"/>
         </w:rPr>
-        <w:t xml:space="preserve">1. </w:t>
+        <w:t xml:space="preserve">Item 1 </w:t>
+      </w:r>
+      <w:r>
+        <w:rPr>
+          <w:rFonts w:ascii="Calibri" w:cs="Calibri" w:eastAsia="Calibri" w:hAnsi="Calibri"/>
+          <w:color w:val="5F6F80"/>
+          <w:sz w:val="17"/>
+          <w:szCs w:val="17"/>
+        </w:rPr>
+        <w:t xml:space="preserve">(Selected Response): </w:t>
       </w:r>
       <w:r>
         <w:rPr>
@@ -14038,7 +17944,16 @@
           <w:sz w:val="19"/>
           <w:szCs w:val="19"/>
         </w:rPr>
-        <w:t xml:space="preserve">2. </w:t>
+        <w:t xml:space="preserve">Item 2 </w:t>
+      </w:r>
+      <w:r>
+        <w:rPr>
+          <w:rFonts w:ascii="Calibri" w:cs="Calibri" w:eastAsia="Calibri" w:hAnsi="Calibri"/>
+          <w:color w:val="5F6F80"/>
+          <w:sz w:val="17"/>
+          <w:szCs w:val="17"/>
+        </w:rPr>
+        <w:t xml:space="preserve">(Selected Response): </w:t>
       </w:r>
       <w:r>
         <w:rPr>
@@ -14075,7 +17990,16 @@
           <w:sz w:val="19"/>
           <w:szCs w:val="19"/>
         </w:rPr>
-        <w:t xml:space="preserve">3. </w:t>
+        <w:t xml:space="preserve">Item 3 </w:t>
+      </w:r>
+      <w:r>
+        <w:rPr>
+          <w:rFonts w:ascii="Calibri" w:cs="Calibri" w:eastAsia="Calibri" w:hAnsi="Calibri"/>
+          <w:color w:val="5F6F80"/>
+          <w:sz w:val="17"/>
+          <w:szCs w:val="17"/>
+        </w:rPr>
+        <w:t xml:space="preserve">(Constructed Response): </w:t>
       </w:r>
       <w:r>
         <w:rPr>
@@ -14370,7 +18294,7 @@
           <w:sz w:val="20"/>
           <w:szCs w:val="20"/>
         </w:rPr>
-        <w:t xml:space="preserve">MCAP-Style Practice: </w:t>
+        <w:t xml:space="preserve">MCAP-Style Practice (6.EE.B.5): </w:t>
       </w:r>
     </w:p>
     <w:p>
@@ -14387,7 +18311,16 @@
           <w:sz w:val="19"/>
           <w:szCs w:val="19"/>
         </w:rPr>
-        <w:t xml:space="preserve">1. </w:t>
+        <w:t xml:space="preserve">Item 1 </w:t>
+      </w:r>
+      <w:r>
+        <w:rPr>
+          <w:rFonts w:ascii="Calibri" w:cs="Calibri" w:eastAsia="Calibri" w:hAnsi="Calibri"/>
+          <w:color w:val="5F6F80"/>
+          <w:sz w:val="17"/>
+          <w:szCs w:val="17"/>
+        </w:rPr>
+        <w:t xml:space="preserve">(Selected Response): </w:t>
       </w:r>
       <w:r>
         <w:rPr>
@@ -14424,7 +18357,16 @@
           <w:sz w:val="19"/>
           <w:szCs w:val="19"/>
         </w:rPr>
-        <w:t xml:space="preserve">2. </w:t>
+        <w:t xml:space="preserve">Item 2 </w:t>
+      </w:r>
+      <w:r>
+        <w:rPr>
+          <w:rFonts w:ascii="Calibri" w:cs="Calibri" w:eastAsia="Calibri" w:hAnsi="Calibri"/>
+          <w:color w:val="5F6F80"/>
+          <w:sz w:val="17"/>
+          <w:szCs w:val="17"/>
+        </w:rPr>
+        <w:t xml:space="preserve">(Selected Response): </w:t>
       </w:r>
       <w:r>
         <w:rPr>
@@ -14461,7 +18403,16 @@
           <w:sz w:val="19"/>
           <w:szCs w:val="19"/>
         </w:rPr>
-        <w:t xml:space="preserve">3. </w:t>
+        <w:t xml:space="preserve">Item 3 </w:t>
+      </w:r>
+      <w:r>
+        <w:rPr>
+          <w:rFonts w:ascii="Calibri" w:cs="Calibri" w:eastAsia="Calibri" w:hAnsi="Calibri"/>
+          <w:color w:val="5F6F80"/>
+          <w:sz w:val="17"/>
+          <w:szCs w:val="17"/>
+        </w:rPr>
+        <w:t xml:space="preserve">(Constructed Response): </w:t>
       </w:r>
       <w:r>
         <w:rPr>
@@ -14756,7 +18707,7 @@
           <w:sz w:val="20"/>
           <w:szCs w:val="20"/>
         </w:rPr>
-        <w:t xml:space="preserve">MCAP-Style Practice: </w:t>
+        <w:t xml:space="preserve">MCAP-Style Practice (6.EE.B.6-7): </w:t>
       </w:r>
     </w:p>
     <w:p>
@@ -14773,7 +18724,16 @@
           <w:sz w:val="19"/>
           <w:szCs w:val="19"/>
         </w:rPr>
-        <w:t xml:space="preserve">1. </w:t>
+        <w:t xml:space="preserve">Item 1 </w:t>
+      </w:r>
+      <w:r>
+        <w:rPr>
+          <w:rFonts w:ascii="Calibri" w:cs="Calibri" w:eastAsia="Calibri" w:hAnsi="Calibri"/>
+          <w:color w:val="5F6F80"/>
+          <w:sz w:val="17"/>
+          <w:szCs w:val="17"/>
+        </w:rPr>
+        <w:t xml:space="preserve">(Selected Response): </w:t>
       </w:r>
       <w:r>
         <w:rPr>
@@ -14810,7 +18770,16 @@
           <w:sz w:val="19"/>
           <w:szCs w:val="19"/>
         </w:rPr>
-        <w:t xml:space="preserve">2. </w:t>
+        <w:t xml:space="preserve">Item 2 </w:t>
+      </w:r>
+      <w:r>
+        <w:rPr>
+          <w:rFonts w:ascii="Calibri" w:cs="Calibri" w:eastAsia="Calibri" w:hAnsi="Calibri"/>
+          <w:color w:val="5F6F80"/>
+          <w:sz w:val="17"/>
+          <w:szCs w:val="17"/>
+        </w:rPr>
+        <w:t xml:space="preserve">(Selected Response): </w:t>
       </w:r>
       <w:r>
         <w:rPr>
@@ -14847,7 +18816,16 @@
           <w:sz w:val="19"/>
           <w:szCs w:val="19"/>
         </w:rPr>
-        <w:t xml:space="preserve">3. </w:t>
+        <w:t xml:space="preserve">Item 3 </w:t>
+      </w:r>
+      <w:r>
+        <w:rPr>
+          <w:rFonts w:ascii="Calibri" w:cs="Calibri" w:eastAsia="Calibri" w:hAnsi="Calibri"/>
+          <w:color w:val="5F6F80"/>
+          <w:sz w:val="17"/>
+          <w:szCs w:val="17"/>
+        </w:rPr>
+        <w:t xml:space="preserve">(Constructed Response): </w:t>
       </w:r>
       <w:r>
         <w:rPr>
@@ -15142,7 +19120,7 @@
           <w:sz w:val="20"/>
           <w:szCs w:val="20"/>
         </w:rPr>
-        <w:t xml:space="preserve">MCAP-Style Practice: </w:t>
+        <w:t xml:space="preserve">MCAP-Style Practice (6.EE.B.8): </w:t>
       </w:r>
     </w:p>
     <w:p>
@@ -15159,7 +19137,16 @@
           <w:sz w:val="19"/>
           <w:szCs w:val="19"/>
         </w:rPr>
-        <w:t xml:space="preserve">1. </w:t>
+        <w:t xml:space="preserve">Item 1 </w:t>
+      </w:r>
+      <w:r>
+        <w:rPr>
+          <w:rFonts w:ascii="Calibri" w:cs="Calibri" w:eastAsia="Calibri" w:hAnsi="Calibri"/>
+          <w:color w:val="5F6F80"/>
+          <w:sz w:val="17"/>
+          <w:szCs w:val="17"/>
+        </w:rPr>
+        <w:t xml:space="preserve">(Selected Response): </w:t>
       </w:r>
       <w:r>
         <w:rPr>
@@ -15196,7 +19183,16 @@
           <w:sz w:val="19"/>
           <w:szCs w:val="19"/>
         </w:rPr>
-        <w:t xml:space="preserve">2. </w:t>
+        <w:t xml:space="preserve">Item 2 </w:t>
+      </w:r>
+      <w:r>
+        <w:rPr>
+          <w:rFonts w:ascii="Calibri" w:cs="Calibri" w:eastAsia="Calibri" w:hAnsi="Calibri"/>
+          <w:color w:val="5F6F80"/>
+          <w:sz w:val="17"/>
+          <w:szCs w:val="17"/>
+        </w:rPr>
+        <w:t xml:space="preserve">(Selected Response): </w:t>
       </w:r>
       <w:r>
         <w:rPr>
@@ -15233,7 +19229,16 @@
           <w:sz w:val="19"/>
           <w:szCs w:val="19"/>
         </w:rPr>
-        <w:t xml:space="preserve">3. </w:t>
+        <w:t xml:space="preserve">Item 3 </w:t>
+      </w:r>
+      <w:r>
+        <w:rPr>
+          <w:rFonts w:ascii="Calibri" w:cs="Calibri" w:eastAsia="Calibri" w:hAnsi="Calibri"/>
+          <w:color w:val="5F6F80"/>
+          <w:sz w:val="17"/>
+          <w:szCs w:val="17"/>
+        </w:rPr>
+        <w:t xml:space="preserve">(Constructed Response): </w:t>
       </w:r>
       <w:r>
         <w:rPr>
@@ -15528,7 +19533,7 @@
           <w:sz w:val="20"/>
           <w:szCs w:val="20"/>
         </w:rPr>
-        <w:t xml:space="preserve">MCAP-Style Practice: </w:t>
+        <w:t xml:space="preserve">MCAP-Style Practice (6.EE.C.9): </w:t>
       </w:r>
     </w:p>
     <w:p>
@@ -15545,7 +19550,16 @@
           <w:sz w:val="19"/>
           <w:szCs w:val="19"/>
         </w:rPr>
-        <w:t xml:space="preserve">1. </w:t>
+        <w:t xml:space="preserve">Item 1 </w:t>
+      </w:r>
+      <w:r>
+        <w:rPr>
+          <w:rFonts w:ascii="Calibri" w:cs="Calibri" w:eastAsia="Calibri" w:hAnsi="Calibri"/>
+          <w:color w:val="5F6F80"/>
+          <w:sz w:val="17"/>
+          <w:szCs w:val="17"/>
+        </w:rPr>
+        <w:t xml:space="preserve">(Selected Response): </w:t>
       </w:r>
       <w:r>
         <w:rPr>
@@ -15582,7 +19596,16 @@
           <w:sz w:val="19"/>
           <w:szCs w:val="19"/>
         </w:rPr>
-        <w:t xml:space="preserve">2. </w:t>
+        <w:t xml:space="preserve">Item 2 </w:t>
+      </w:r>
+      <w:r>
+        <w:rPr>
+          <w:rFonts w:ascii="Calibri" w:cs="Calibri" w:eastAsia="Calibri" w:hAnsi="Calibri"/>
+          <w:color w:val="5F6F80"/>
+          <w:sz w:val="17"/>
+          <w:szCs w:val="17"/>
+        </w:rPr>
+        <w:t xml:space="preserve">(Selected Response): </w:t>
       </w:r>
       <w:r>
         <w:rPr>
@@ -15619,7 +19642,16 @@
           <w:sz w:val="19"/>
           <w:szCs w:val="19"/>
         </w:rPr>
-        <w:t xml:space="preserve">3. </w:t>
+        <w:t xml:space="preserve">Item 3 </w:t>
+      </w:r>
+      <w:r>
+        <w:rPr>
+          <w:rFonts w:ascii="Calibri" w:cs="Calibri" w:eastAsia="Calibri" w:hAnsi="Calibri"/>
+          <w:color w:val="5F6F80"/>
+          <w:sz w:val="17"/>
+          <w:szCs w:val="17"/>
+        </w:rPr>
+        <w:t xml:space="preserve">(Constructed Response): </w:t>
       </w:r>
       <w:r>
         <w:rPr>
